--- a/data_agreements/SpecialLicenceProjectApplication.docx
+++ b/data_agreements/SpecialLicenceProjectApplication.docx
@@ -1569,8 +1569,17 @@
           <w:b/>
           <w:lang w:val="de-DE"/>
         </w:rPr>
-        <w:t>Dispute arbitrator</w:t>
-      </w:r>
+        <w:t xml:space="preserve">Dispute </w:t>
+      </w:r>
+      <w:proofErr w:type="spellStart"/>
+      <w:r>
+        <w:rPr>
+          <w:b/>
+          <w:lang w:val="de-DE"/>
+        </w:rPr>
+        <w:t>arbitrator</w:t>
+      </w:r>
+      <w:proofErr w:type="spellEnd"/>
       <w:r>
         <w:rPr>
           <w:lang w:val="de-DE"/>
@@ -1581,7 +1590,35 @@
         <w:rPr>
           <w:lang w:val="de-DE"/>
         </w:rPr>
-        <w:t xml:space="preserve"> The Economic and Social Research Council (ESRC)</w:t>
+        <w:t xml:space="preserve"> The </w:t>
+      </w:r>
+      <w:proofErr w:type="spellStart"/>
+      <w:r>
+        <w:rPr>
+          <w:lang w:val="de-DE"/>
+        </w:rPr>
+        <w:t>Economic</w:t>
+      </w:r>
+      <w:proofErr w:type="spellEnd"/>
+      <w:r>
+        <w:rPr>
+          <w:lang w:val="de-DE"/>
+        </w:rPr>
+        <w:t xml:space="preserve"> and </w:t>
+      </w:r>
+      <w:proofErr w:type="spellStart"/>
+      <w:r>
+        <w:rPr>
+          <w:lang w:val="de-DE"/>
+        </w:rPr>
+        <w:t>Social</w:t>
+      </w:r>
+      <w:proofErr w:type="spellEnd"/>
+      <w:r>
+        <w:rPr>
+          <w:lang w:val="de-DE"/>
+        </w:rPr>
+        <w:t xml:space="preserve"> Research Council (ESRC)</w:t>
       </w:r>
       <w:r>
         <w:rPr>
@@ -1615,7 +1652,49 @@
         <w:rPr>
           <w:lang w:val="de-DE"/>
         </w:rPr>
-        <w:t>How to complete this form</w:t>
+        <w:t xml:space="preserve">How </w:t>
+      </w:r>
+      <w:proofErr w:type="spellStart"/>
+      <w:r>
+        <w:rPr>
+          <w:lang w:val="de-DE"/>
+        </w:rPr>
+        <w:t>to</w:t>
+      </w:r>
+      <w:proofErr w:type="spellEnd"/>
+      <w:r>
+        <w:rPr>
+          <w:lang w:val="de-DE"/>
+        </w:rPr>
+        <w:t xml:space="preserve"> </w:t>
+      </w:r>
+      <w:proofErr w:type="spellStart"/>
+      <w:r>
+        <w:rPr>
+          <w:lang w:val="de-DE"/>
+        </w:rPr>
+        <w:t>complete</w:t>
+      </w:r>
+      <w:proofErr w:type="spellEnd"/>
+      <w:r>
+        <w:rPr>
+          <w:lang w:val="de-DE"/>
+        </w:rPr>
+        <w:t xml:space="preserve"> </w:t>
+      </w:r>
+      <w:proofErr w:type="spellStart"/>
+      <w:r>
+        <w:rPr>
+          <w:lang w:val="de-DE"/>
+        </w:rPr>
+        <w:t>this</w:t>
+      </w:r>
+      <w:proofErr w:type="spellEnd"/>
+      <w:r>
+        <w:rPr>
+          <w:lang w:val="de-DE"/>
+        </w:rPr>
+        <w:t xml:space="preserve"> form</w:t>
       </w:r>
       <w:bookmarkEnd w:id="6"/>
       <w:bookmarkEnd w:id="7"/>
@@ -1632,13 +1711,841 @@
           <w:b/>
           <w:lang w:val="de-DE"/>
         </w:rPr>
-        <w:t>This application form should be completed by the project lead.</w:t>
-      </w:r>
-      <w:r>
-        <w:rPr>
-          <w:lang w:val="de-DE"/>
-        </w:rPr>
-        <w:t xml:space="preserve"> The project lead will be the single point of contact for the UK Data Sevice in relation to this project both at the application stage, and through the full lifetime of the project. The project lead will be contacted with reminders about project expiries, and must submit any extension requests, or requests to vary the project or project team members.</w:t>
+        <w:t xml:space="preserve">This </w:t>
+      </w:r>
+      <w:proofErr w:type="spellStart"/>
+      <w:r>
+        <w:rPr>
+          <w:b/>
+          <w:lang w:val="de-DE"/>
+        </w:rPr>
+        <w:t>application</w:t>
+      </w:r>
+      <w:proofErr w:type="spellEnd"/>
+      <w:r>
+        <w:rPr>
+          <w:b/>
+          <w:lang w:val="de-DE"/>
+        </w:rPr>
+        <w:t xml:space="preserve"> form </w:t>
+      </w:r>
+      <w:proofErr w:type="spellStart"/>
+      <w:r>
+        <w:rPr>
+          <w:b/>
+          <w:lang w:val="de-DE"/>
+        </w:rPr>
+        <w:t>should</w:t>
+      </w:r>
+      <w:proofErr w:type="spellEnd"/>
+      <w:r>
+        <w:rPr>
+          <w:b/>
+          <w:lang w:val="de-DE"/>
+        </w:rPr>
+        <w:t xml:space="preserve"> </w:t>
+      </w:r>
+      <w:proofErr w:type="spellStart"/>
+      <w:r>
+        <w:rPr>
+          <w:b/>
+          <w:lang w:val="de-DE"/>
+        </w:rPr>
+        <w:t>be</w:t>
+      </w:r>
+      <w:proofErr w:type="spellEnd"/>
+      <w:r>
+        <w:rPr>
+          <w:b/>
+          <w:lang w:val="de-DE"/>
+        </w:rPr>
+        <w:t xml:space="preserve"> </w:t>
+      </w:r>
+      <w:proofErr w:type="spellStart"/>
+      <w:r>
+        <w:rPr>
+          <w:b/>
+          <w:lang w:val="de-DE"/>
+        </w:rPr>
+        <w:t>completed</w:t>
+      </w:r>
+      <w:proofErr w:type="spellEnd"/>
+      <w:r>
+        <w:rPr>
+          <w:b/>
+          <w:lang w:val="de-DE"/>
+        </w:rPr>
+        <w:t xml:space="preserve"> </w:t>
+      </w:r>
+      <w:proofErr w:type="spellStart"/>
+      <w:r>
+        <w:rPr>
+          <w:b/>
+          <w:lang w:val="de-DE"/>
+        </w:rPr>
+        <w:t>by</w:t>
+      </w:r>
+      <w:proofErr w:type="spellEnd"/>
+      <w:r>
+        <w:rPr>
+          <w:b/>
+          <w:lang w:val="de-DE"/>
+        </w:rPr>
+        <w:t xml:space="preserve"> </w:t>
+      </w:r>
+      <w:proofErr w:type="spellStart"/>
+      <w:r>
+        <w:rPr>
+          <w:b/>
+          <w:lang w:val="de-DE"/>
+        </w:rPr>
+        <w:t>the</w:t>
+      </w:r>
+      <w:proofErr w:type="spellEnd"/>
+      <w:r>
+        <w:rPr>
+          <w:b/>
+          <w:lang w:val="de-DE"/>
+        </w:rPr>
+        <w:t xml:space="preserve"> </w:t>
+      </w:r>
+      <w:proofErr w:type="spellStart"/>
+      <w:r>
+        <w:rPr>
+          <w:b/>
+          <w:lang w:val="de-DE"/>
+        </w:rPr>
+        <w:t>project</w:t>
+      </w:r>
+      <w:proofErr w:type="spellEnd"/>
+      <w:r>
+        <w:rPr>
+          <w:b/>
+          <w:lang w:val="de-DE"/>
+        </w:rPr>
+        <w:t xml:space="preserve"> </w:t>
+      </w:r>
+      <w:proofErr w:type="spellStart"/>
+      <w:r>
+        <w:rPr>
+          <w:b/>
+          <w:lang w:val="de-DE"/>
+        </w:rPr>
+        <w:t>lead</w:t>
+      </w:r>
+      <w:proofErr w:type="spellEnd"/>
+      <w:r>
+        <w:rPr>
+          <w:b/>
+          <w:lang w:val="de-DE"/>
+        </w:rPr>
+        <w:t>.</w:t>
+      </w:r>
+      <w:r>
+        <w:rPr>
+          <w:lang w:val="de-DE"/>
+        </w:rPr>
+        <w:t xml:space="preserve"> The </w:t>
+      </w:r>
+      <w:proofErr w:type="spellStart"/>
+      <w:r>
+        <w:rPr>
+          <w:lang w:val="de-DE"/>
+        </w:rPr>
+        <w:t>project</w:t>
+      </w:r>
+      <w:proofErr w:type="spellEnd"/>
+      <w:r>
+        <w:rPr>
+          <w:lang w:val="de-DE"/>
+        </w:rPr>
+        <w:t xml:space="preserve"> </w:t>
+      </w:r>
+      <w:proofErr w:type="spellStart"/>
+      <w:r>
+        <w:rPr>
+          <w:lang w:val="de-DE"/>
+        </w:rPr>
+        <w:t>lead</w:t>
+      </w:r>
+      <w:proofErr w:type="spellEnd"/>
+      <w:r>
+        <w:rPr>
+          <w:lang w:val="de-DE"/>
+        </w:rPr>
+        <w:t xml:space="preserve"> will </w:t>
+      </w:r>
+      <w:proofErr w:type="spellStart"/>
+      <w:r>
+        <w:rPr>
+          <w:lang w:val="de-DE"/>
+        </w:rPr>
+        <w:t>be</w:t>
+      </w:r>
+      <w:proofErr w:type="spellEnd"/>
+      <w:r>
+        <w:rPr>
+          <w:lang w:val="de-DE"/>
+        </w:rPr>
+        <w:t xml:space="preserve"> </w:t>
+      </w:r>
+      <w:proofErr w:type="spellStart"/>
+      <w:r>
+        <w:rPr>
+          <w:lang w:val="de-DE"/>
+        </w:rPr>
+        <w:t>the</w:t>
+      </w:r>
+      <w:proofErr w:type="spellEnd"/>
+      <w:r>
+        <w:rPr>
+          <w:lang w:val="de-DE"/>
+        </w:rPr>
+        <w:t xml:space="preserve"> </w:t>
+      </w:r>
+      <w:proofErr w:type="spellStart"/>
+      <w:r>
+        <w:rPr>
+          <w:lang w:val="de-DE"/>
+        </w:rPr>
+        <w:t>single</w:t>
+      </w:r>
+      <w:proofErr w:type="spellEnd"/>
+      <w:r>
+        <w:rPr>
+          <w:lang w:val="de-DE"/>
+        </w:rPr>
+        <w:t xml:space="preserve"> </w:t>
+      </w:r>
+      <w:proofErr w:type="spellStart"/>
+      <w:r>
+        <w:rPr>
+          <w:lang w:val="de-DE"/>
+        </w:rPr>
+        <w:t>point</w:t>
+      </w:r>
+      <w:proofErr w:type="spellEnd"/>
+      <w:r>
+        <w:rPr>
+          <w:lang w:val="de-DE"/>
+        </w:rPr>
+        <w:t xml:space="preserve"> </w:t>
+      </w:r>
+      <w:proofErr w:type="spellStart"/>
+      <w:r>
+        <w:rPr>
+          <w:lang w:val="de-DE"/>
+        </w:rPr>
+        <w:t>of</w:t>
+      </w:r>
+      <w:proofErr w:type="spellEnd"/>
+      <w:r>
+        <w:rPr>
+          <w:lang w:val="de-DE"/>
+        </w:rPr>
+        <w:t xml:space="preserve"> </w:t>
+      </w:r>
+      <w:proofErr w:type="spellStart"/>
+      <w:r>
+        <w:rPr>
+          <w:lang w:val="de-DE"/>
+        </w:rPr>
+        <w:t>contact</w:t>
+      </w:r>
+      <w:proofErr w:type="spellEnd"/>
+      <w:r>
+        <w:rPr>
+          <w:lang w:val="de-DE"/>
+        </w:rPr>
+        <w:t xml:space="preserve"> </w:t>
+      </w:r>
+      <w:proofErr w:type="spellStart"/>
+      <w:r>
+        <w:rPr>
+          <w:lang w:val="de-DE"/>
+        </w:rPr>
+        <w:t>for</w:t>
+      </w:r>
+      <w:proofErr w:type="spellEnd"/>
+      <w:r>
+        <w:rPr>
+          <w:lang w:val="de-DE"/>
+        </w:rPr>
+        <w:t xml:space="preserve"> </w:t>
+      </w:r>
+      <w:proofErr w:type="spellStart"/>
+      <w:r>
+        <w:rPr>
+          <w:lang w:val="de-DE"/>
+        </w:rPr>
+        <w:t>the</w:t>
+      </w:r>
+      <w:proofErr w:type="spellEnd"/>
+      <w:r>
+        <w:rPr>
+          <w:lang w:val="de-DE"/>
+        </w:rPr>
+        <w:t xml:space="preserve"> UK Data </w:t>
+      </w:r>
+      <w:proofErr w:type="spellStart"/>
+      <w:r>
+        <w:rPr>
+          <w:lang w:val="de-DE"/>
+        </w:rPr>
+        <w:t>Sevice</w:t>
+      </w:r>
+      <w:proofErr w:type="spellEnd"/>
+      <w:r>
+        <w:rPr>
+          <w:lang w:val="de-DE"/>
+        </w:rPr>
+        <w:t xml:space="preserve"> in </w:t>
+      </w:r>
+      <w:proofErr w:type="spellStart"/>
+      <w:r>
+        <w:rPr>
+          <w:lang w:val="de-DE"/>
+        </w:rPr>
+        <w:t>relation</w:t>
+      </w:r>
+      <w:proofErr w:type="spellEnd"/>
+      <w:r>
+        <w:rPr>
+          <w:lang w:val="de-DE"/>
+        </w:rPr>
+        <w:t xml:space="preserve"> </w:t>
+      </w:r>
+      <w:proofErr w:type="spellStart"/>
+      <w:r>
+        <w:rPr>
+          <w:lang w:val="de-DE"/>
+        </w:rPr>
+        <w:t>to</w:t>
+      </w:r>
+      <w:proofErr w:type="spellEnd"/>
+      <w:r>
+        <w:rPr>
+          <w:lang w:val="de-DE"/>
+        </w:rPr>
+        <w:t xml:space="preserve"> </w:t>
+      </w:r>
+      <w:proofErr w:type="spellStart"/>
+      <w:r>
+        <w:rPr>
+          <w:lang w:val="de-DE"/>
+        </w:rPr>
+        <w:t>this</w:t>
+      </w:r>
+      <w:proofErr w:type="spellEnd"/>
+      <w:r>
+        <w:rPr>
+          <w:lang w:val="de-DE"/>
+        </w:rPr>
+        <w:t xml:space="preserve"> </w:t>
+      </w:r>
+      <w:proofErr w:type="spellStart"/>
+      <w:r>
+        <w:rPr>
+          <w:lang w:val="de-DE"/>
+        </w:rPr>
+        <w:t>project</w:t>
+      </w:r>
+      <w:proofErr w:type="spellEnd"/>
+      <w:r>
+        <w:rPr>
+          <w:lang w:val="de-DE"/>
+        </w:rPr>
+        <w:t xml:space="preserve"> </w:t>
+      </w:r>
+      <w:proofErr w:type="spellStart"/>
+      <w:r>
+        <w:rPr>
+          <w:lang w:val="de-DE"/>
+        </w:rPr>
+        <w:t>both</w:t>
+      </w:r>
+      <w:proofErr w:type="spellEnd"/>
+      <w:r>
+        <w:rPr>
+          <w:lang w:val="de-DE"/>
+        </w:rPr>
+        <w:t xml:space="preserve"> at </w:t>
+      </w:r>
+      <w:proofErr w:type="spellStart"/>
+      <w:r>
+        <w:rPr>
+          <w:lang w:val="de-DE"/>
+        </w:rPr>
+        <w:t>the</w:t>
+      </w:r>
+      <w:proofErr w:type="spellEnd"/>
+      <w:r>
+        <w:rPr>
+          <w:lang w:val="de-DE"/>
+        </w:rPr>
+        <w:t xml:space="preserve"> </w:t>
+      </w:r>
+      <w:proofErr w:type="spellStart"/>
+      <w:r>
+        <w:rPr>
+          <w:lang w:val="de-DE"/>
+        </w:rPr>
+        <w:t>application</w:t>
+      </w:r>
+      <w:proofErr w:type="spellEnd"/>
+      <w:r>
+        <w:rPr>
+          <w:lang w:val="de-DE"/>
+        </w:rPr>
+        <w:t xml:space="preserve"> </w:t>
+      </w:r>
+      <w:proofErr w:type="spellStart"/>
+      <w:r>
+        <w:rPr>
+          <w:lang w:val="de-DE"/>
+        </w:rPr>
+        <w:t>stage</w:t>
+      </w:r>
+      <w:proofErr w:type="spellEnd"/>
+      <w:r>
+        <w:rPr>
+          <w:lang w:val="de-DE"/>
+        </w:rPr>
+        <w:t xml:space="preserve">, and </w:t>
+      </w:r>
+      <w:proofErr w:type="spellStart"/>
+      <w:r>
+        <w:rPr>
+          <w:lang w:val="de-DE"/>
+        </w:rPr>
+        <w:t>through</w:t>
+      </w:r>
+      <w:proofErr w:type="spellEnd"/>
+      <w:r>
+        <w:rPr>
+          <w:lang w:val="de-DE"/>
+        </w:rPr>
+        <w:t xml:space="preserve"> </w:t>
+      </w:r>
+      <w:proofErr w:type="spellStart"/>
+      <w:r>
+        <w:rPr>
+          <w:lang w:val="de-DE"/>
+        </w:rPr>
+        <w:t>the</w:t>
+      </w:r>
+      <w:proofErr w:type="spellEnd"/>
+      <w:r>
+        <w:rPr>
+          <w:lang w:val="de-DE"/>
+        </w:rPr>
+        <w:t xml:space="preserve"> </w:t>
+      </w:r>
+      <w:proofErr w:type="spellStart"/>
+      <w:r>
+        <w:rPr>
+          <w:lang w:val="de-DE"/>
+        </w:rPr>
+        <w:t>full</w:t>
+      </w:r>
+      <w:proofErr w:type="spellEnd"/>
+      <w:r>
+        <w:rPr>
+          <w:lang w:val="de-DE"/>
+        </w:rPr>
+        <w:t xml:space="preserve"> </w:t>
+      </w:r>
+      <w:proofErr w:type="spellStart"/>
+      <w:r>
+        <w:rPr>
+          <w:lang w:val="de-DE"/>
+        </w:rPr>
+        <w:t>lifetime</w:t>
+      </w:r>
+      <w:proofErr w:type="spellEnd"/>
+      <w:r>
+        <w:rPr>
+          <w:lang w:val="de-DE"/>
+        </w:rPr>
+        <w:t xml:space="preserve"> </w:t>
+      </w:r>
+      <w:proofErr w:type="spellStart"/>
+      <w:r>
+        <w:rPr>
+          <w:lang w:val="de-DE"/>
+        </w:rPr>
+        <w:t>of</w:t>
+      </w:r>
+      <w:proofErr w:type="spellEnd"/>
+      <w:r>
+        <w:rPr>
+          <w:lang w:val="de-DE"/>
+        </w:rPr>
+        <w:t xml:space="preserve"> </w:t>
+      </w:r>
+      <w:proofErr w:type="spellStart"/>
+      <w:r>
+        <w:rPr>
+          <w:lang w:val="de-DE"/>
+        </w:rPr>
+        <w:t>the</w:t>
+      </w:r>
+      <w:proofErr w:type="spellEnd"/>
+      <w:r>
+        <w:rPr>
+          <w:lang w:val="de-DE"/>
+        </w:rPr>
+        <w:t xml:space="preserve"> </w:t>
+      </w:r>
+      <w:proofErr w:type="spellStart"/>
+      <w:r>
+        <w:rPr>
+          <w:lang w:val="de-DE"/>
+        </w:rPr>
+        <w:t>project</w:t>
+      </w:r>
+      <w:proofErr w:type="spellEnd"/>
+      <w:r>
+        <w:rPr>
+          <w:lang w:val="de-DE"/>
+        </w:rPr>
+        <w:t xml:space="preserve">. The </w:t>
+      </w:r>
+      <w:proofErr w:type="spellStart"/>
+      <w:r>
+        <w:rPr>
+          <w:lang w:val="de-DE"/>
+        </w:rPr>
+        <w:t>project</w:t>
+      </w:r>
+      <w:proofErr w:type="spellEnd"/>
+      <w:r>
+        <w:rPr>
+          <w:lang w:val="de-DE"/>
+        </w:rPr>
+        <w:t xml:space="preserve"> </w:t>
+      </w:r>
+      <w:proofErr w:type="spellStart"/>
+      <w:r>
+        <w:rPr>
+          <w:lang w:val="de-DE"/>
+        </w:rPr>
+        <w:t>lead</w:t>
+      </w:r>
+      <w:proofErr w:type="spellEnd"/>
+      <w:r>
+        <w:rPr>
+          <w:lang w:val="de-DE"/>
+        </w:rPr>
+        <w:t xml:space="preserve"> will </w:t>
+      </w:r>
+      <w:proofErr w:type="spellStart"/>
+      <w:r>
+        <w:rPr>
+          <w:lang w:val="de-DE"/>
+        </w:rPr>
+        <w:t>be</w:t>
+      </w:r>
+      <w:proofErr w:type="spellEnd"/>
+      <w:r>
+        <w:rPr>
+          <w:lang w:val="de-DE"/>
+        </w:rPr>
+        <w:t xml:space="preserve"> </w:t>
+      </w:r>
+      <w:proofErr w:type="spellStart"/>
+      <w:r>
+        <w:rPr>
+          <w:lang w:val="de-DE"/>
+        </w:rPr>
+        <w:t>contacted</w:t>
+      </w:r>
+      <w:proofErr w:type="spellEnd"/>
+      <w:r>
+        <w:rPr>
+          <w:lang w:val="de-DE"/>
+        </w:rPr>
+        <w:t xml:space="preserve"> </w:t>
+      </w:r>
+      <w:proofErr w:type="spellStart"/>
+      <w:r>
+        <w:rPr>
+          <w:lang w:val="de-DE"/>
+        </w:rPr>
+        <w:t>with</w:t>
+      </w:r>
+      <w:proofErr w:type="spellEnd"/>
+      <w:r>
+        <w:rPr>
+          <w:lang w:val="de-DE"/>
+        </w:rPr>
+        <w:t xml:space="preserve"> </w:t>
+      </w:r>
+      <w:proofErr w:type="spellStart"/>
+      <w:r>
+        <w:rPr>
+          <w:lang w:val="de-DE"/>
+        </w:rPr>
+        <w:t>reminders</w:t>
+      </w:r>
+      <w:proofErr w:type="spellEnd"/>
+      <w:r>
+        <w:rPr>
+          <w:lang w:val="de-DE"/>
+        </w:rPr>
+        <w:t xml:space="preserve"> </w:t>
+      </w:r>
+      <w:proofErr w:type="spellStart"/>
+      <w:r>
+        <w:rPr>
+          <w:lang w:val="de-DE"/>
+        </w:rPr>
+        <w:t>about</w:t>
+      </w:r>
+      <w:proofErr w:type="spellEnd"/>
+      <w:r>
+        <w:rPr>
+          <w:lang w:val="de-DE"/>
+        </w:rPr>
+        <w:t xml:space="preserve"> </w:t>
+      </w:r>
+      <w:proofErr w:type="spellStart"/>
+      <w:r>
+        <w:rPr>
+          <w:lang w:val="de-DE"/>
+        </w:rPr>
+        <w:t>project</w:t>
+      </w:r>
+      <w:proofErr w:type="spellEnd"/>
+      <w:r>
+        <w:rPr>
+          <w:lang w:val="de-DE"/>
+        </w:rPr>
+        <w:t xml:space="preserve"> </w:t>
+      </w:r>
+      <w:proofErr w:type="spellStart"/>
+      <w:r>
+        <w:rPr>
+          <w:lang w:val="de-DE"/>
+        </w:rPr>
+        <w:t>expiries</w:t>
+      </w:r>
+      <w:proofErr w:type="spellEnd"/>
+      <w:r>
+        <w:rPr>
+          <w:lang w:val="de-DE"/>
+        </w:rPr>
+        <w:t xml:space="preserve">, and </w:t>
+      </w:r>
+      <w:proofErr w:type="spellStart"/>
+      <w:r>
+        <w:rPr>
+          <w:lang w:val="de-DE"/>
+        </w:rPr>
+        <w:t>must</w:t>
+      </w:r>
+      <w:proofErr w:type="spellEnd"/>
+      <w:r>
+        <w:rPr>
+          <w:lang w:val="de-DE"/>
+        </w:rPr>
+        <w:t xml:space="preserve"> </w:t>
+      </w:r>
+      <w:proofErr w:type="spellStart"/>
+      <w:r>
+        <w:rPr>
+          <w:lang w:val="de-DE"/>
+        </w:rPr>
+        <w:t>submit</w:t>
+      </w:r>
+      <w:proofErr w:type="spellEnd"/>
+      <w:r>
+        <w:rPr>
+          <w:lang w:val="de-DE"/>
+        </w:rPr>
+        <w:t xml:space="preserve"> </w:t>
+      </w:r>
+      <w:proofErr w:type="spellStart"/>
+      <w:r>
+        <w:rPr>
+          <w:lang w:val="de-DE"/>
+        </w:rPr>
+        <w:t>any</w:t>
+      </w:r>
+      <w:proofErr w:type="spellEnd"/>
+      <w:r>
+        <w:rPr>
+          <w:lang w:val="de-DE"/>
+        </w:rPr>
+        <w:t xml:space="preserve"> </w:t>
+      </w:r>
+      <w:proofErr w:type="spellStart"/>
+      <w:r>
+        <w:rPr>
+          <w:lang w:val="de-DE"/>
+        </w:rPr>
+        <w:t>extension</w:t>
+      </w:r>
+      <w:proofErr w:type="spellEnd"/>
+      <w:r>
+        <w:rPr>
+          <w:lang w:val="de-DE"/>
+        </w:rPr>
+        <w:t xml:space="preserve"> </w:t>
+      </w:r>
+      <w:proofErr w:type="spellStart"/>
+      <w:r>
+        <w:rPr>
+          <w:lang w:val="de-DE"/>
+        </w:rPr>
+        <w:t>requests</w:t>
+      </w:r>
+      <w:proofErr w:type="spellEnd"/>
+      <w:r>
+        <w:rPr>
+          <w:lang w:val="de-DE"/>
+        </w:rPr>
+        <w:t xml:space="preserve">, </w:t>
+      </w:r>
+      <w:proofErr w:type="spellStart"/>
+      <w:r>
+        <w:rPr>
+          <w:lang w:val="de-DE"/>
+        </w:rPr>
+        <w:t>or</w:t>
+      </w:r>
+      <w:proofErr w:type="spellEnd"/>
+      <w:r>
+        <w:rPr>
+          <w:lang w:val="de-DE"/>
+        </w:rPr>
+        <w:t xml:space="preserve"> </w:t>
+      </w:r>
+      <w:proofErr w:type="spellStart"/>
+      <w:r>
+        <w:rPr>
+          <w:lang w:val="de-DE"/>
+        </w:rPr>
+        <w:t>requests</w:t>
+      </w:r>
+      <w:proofErr w:type="spellEnd"/>
+      <w:r>
+        <w:rPr>
+          <w:lang w:val="de-DE"/>
+        </w:rPr>
+        <w:t xml:space="preserve"> </w:t>
+      </w:r>
+      <w:proofErr w:type="spellStart"/>
+      <w:r>
+        <w:rPr>
+          <w:lang w:val="de-DE"/>
+        </w:rPr>
+        <w:t>to</w:t>
+      </w:r>
+      <w:proofErr w:type="spellEnd"/>
+      <w:r>
+        <w:rPr>
+          <w:lang w:val="de-DE"/>
+        </w:rPr>
+        <w:t xml:space="preserve"> </w:t>
+      </w:r>
+      <w:proofErr w:type="spellStart"/>
+      <w:r>
+        <w:rPr>
+          <w:lang w:val="de-DE"/>
+        </w:rPr>
+        <w:t>vary</w:t>
+      </w:r>
+      <w:proofErr w:type="spellEnd"/>
+      <w:r>
+        <w:rPr>
+          <w:lang w:val="de-DE"/>
+        </w:rPr>
+        <w:t xml:space="preserve"> </w:t>
+      </w:r>
+      <w:proofErr w:type="spellStart"/>
+      <w:r>
+        <w:rPr>
+          <w:lang w:val="de-DE"/>
+        </w:rPr>
+        <w:t>the</w:t>
+      </w:r>
+      <w:proofErr w:type="spellEnd"/>
+      <w:r>
+        <w:rPr>
+          <w:lang w:val="de-DE"/>
+        </w:rPr>
+        <w:t xml:space="preserve"> </w:t>
+      </w:r>
+      <w:proofErr w:type="spellStart"/>
+      <w:r>
+        <w:rPr>
+          <w:lang w:val="de-DE"/>
+        </w:rPr>
+        <w:t>project</w:t>
+      </w:r>
+      <w:proofErr w:type="spellEnd"/>
+      <w:r>
+        <w:rPr>
+          <w:lang w:val="de-DE"/>
+        </w:rPr>
+        <w:t xml:space="preserve"> </w:t>
+      </w:r>
+      <w:proofErr w:type="spellStart"/>
+      <w:r>
+        <w:rPr>
+          <w:lang w:val="de-DE"/>
+        </w:rPr>
+        <w:t>or</w:t>
+      </w:r>
+      <w:proofErr w:type="spellEnd"/>
+      <w:r>
+        <w:rPr>
+          <w:lang w:val="de-DE"/>
+        </w:rPr>
+        <w:t xml:space="preserve"> </w:t>
+      </w:r>
+      <w:proofErr w:type="spellStart"/>
+      <w:r>
+        <w:rPr>
+          <w:lang w:val="de-DE"/>
+        </w:rPr>
+        <w:t>project</w:t>
+      </w:r>
+      <w:proofErr w:type="spellEnd"/>
+      <w:r>
+        <w:rPr>
+          <w:lang w:val="de-DE"/>
+        </w:rPr>
+        <w:t xml:space="preserve"> </w:t>
+      </w:r>
+      <w:proofErr w:type="spellStart"/>
+      <w:r>
+        <w:rPr>
+          <w:lang w:val="de-DE"/>
+        </w:rPr>
+        <w:t>team</w:t>
+      </w:r>
+      <w:proofErr w:type="spellEnd"/>
+      <w:r>
+        <w:rPr>
+          <w:lang w:val="de-DE"/>
+        </w:rPr>
+        <w:t xml:space="preserve"> </w:t>
+      </w:r>
+      <w:proofErr w:type="spellStart"/>
+      <w:r>
+        <w:rPr>
+          <w:lang w:val="de-DE"/>
+        </w:rPr>
+        <w:t>members</w:t>
+      </w:r>
+      <w:proofErr w:type="spellEnd"/>
+      <w:r>
+        <w:rPr>
+          <w:lang w:val="de-DE"/>
+        </w:rPr>
+        <w:t>.</w:t>
       </w:r>
     </w:p>
     <w:p>
@@ -1648,37 +2555,469 @@
           <w:lang w:val="de-DE"/>
         </w:rPr>
       </w:pPr>
-      <w:r>
-        <w:rPr>
-          <w:lang w:val="de-DE"/>
-        </w:rPr>
-        <w:t xml:space="preserve">For a research project being undertaken by academics the project lead </w:t>
-      </w:r>
+      <w:proofErr w:type="spellStart"/>
+      <w:r>
+        <w:rPr>
+          <w:lang w:val="de-DE"/>
+        </w:rPr>
+        <w:t>For</w:t>
+      </w:r>
+      <w:proofErr w:type="spellEnd"/>
+      <w:r>
+        <w:rPr>
+          <w:lang w:val="de-DE"/>
+        </w:rPr>
+        <w:t xml:space="preserve"> a </w:t>
+      </w:r>
+      <w:proofErr w:type="spellStart"/>
+      <w:r>
+        <w:rPr>
+          <w:lang w:val="de-DE"/>
+        </w:rPr>
+        <w:t>research</w:t>
+      </w:r>
+      <w:proofErr w:type="spellEnd"/>
+      <w:r>
+        <w:rPr>
+          <w:lang w:val="de-DE"/>
+        </w:rPr>
+        <w:t xml:space="preserve"> </w:t>
+      </w:r>
+      <w:proofErr w:type="spellStart"/>
+      <w:r>
+        <w:rPr>
+          <w:lang w:val="de-DE"/>
+        </w:rPr>
+        <w:t>project</w:t>
+      </w:r>
+      <w:proofErr w:type="spellEnd"/>
+      <w:r>
+        <w:rPr>
+          <w:lang w:val="de-DE"/>
+        </w:rPr>
+        <w:t xml:space="preserve"> </w:t>
+      </w:r>
+      <w:proofErr w:type="spellStart"/>
+      <w:r>
+        <w:rPr>
+          <w:lang w:val="de-DE"/>
+        </w:rPr>
+        <w:t>being</w:t>
+      </w:r>
+      <w:proofErr w:type="spellEnd"/>
+      <w:r>
+        <w:rPr>
+          <w:lang w:val="de-DE"/>
+        </w:rPr>
+        <w:t xml:space="preserve"> </w:t>
+      </w:r>
+      <w:proofErr w:type="spellStart"/>
+      <w:r>
+        <w:rPr>
+          <w:lang w:val="de-DE"/>
+        </w:rPr>
+        <w:t>undertaken</w:t>
+      </w:r>
+      <w:proofErr w:type="spellEnd"/>
+      <w:r>
+        <w:rPr>
+          <w:lang w:val="de-DE"/>
+        </w:rPr>
+        <w:t xml:space="preserve"> </w:t>
+      </w:r>
+      <w:proofErr w:type="spellStart"/>
+      <w:r>
+        <w:rPr>
+          <w:lang w:val="de-DE"/>
+        </w:rPr>
+        <w:t>by</w:t>
+      </w:r>
+      <w:proofErr w:type="spellEnd"/>
+      <w:r>
+        <w:rPr>
+          <w:lang w:val="de-DE"/>
+        </w:rPr>
+        <w:t xml:space="preserve"> </w:t>
+      </w:r>
+      <w:proofErr w:type="spellStart"/>
+      <w:r>
+        <w:rPr>
+          <w:lang w:val="de-DE"/>
+        </w:rPr>
+        <w:t>academics</w:t>
+      </w:r>
+      <w:proofErr w:type="spellEnd"/>
+      <w:r>
+        <w:rPr>
+          <w:lang w:val="de-DE"/>
+        </w:rPr>
+        <w:t xml:space="preserve"> </w:t>
+      </w:r>
+      <w:proofErr w:type="spellStart"/>
+      <w:r>
+        <w:rPr>
+          <w:lang w:val="de-DE"/>
+        </w:rPr>
+        <w:t>the</w:t>
+      </w:r>
+      <w:proofErr w:type="spellEnd"/>
+      <w:r>
+        <w:rPr>
+          <w:lang w:val="de-DE"/>
+        </w:rPr>
+        <w:t xml:space="preserve"> </w:t>
+      </w:r>
+      <w:proofErr w:type="spellStart"/>
+      <w:r>
+        <w:rPr>
+          <w:lang w:val="de-DE"/>
+        </w:rPr>
+        <w:t>project</w:t>
+      </w:r>
+      <w:proofErr w:type="spellEnd"/>
+      <w:r>
+        <w:rPr>
+          <w:lang w:val="de-DE"/>
+        </w:rPr>
+        <w:t xml:space="preserve"> </w:t>
+      </w:r>
+      <w:proofErr w:type="spellStart"/>
+      <w:r>
+        <w:rPr>
+          <w:lang w:val="de-DE"/>
+        </w:rPr>
+        <w:t>lead</w:t>
+      </w:r>
+      <w:proofErr w:type="spellEnd"/>
+      <w:r>
+        <w:rPr>
+          <w:lang w:val="de-DE"/>
+        </w:rPr>
+        <w:t xml:space="preserve"> </w:t>
+      </w:r>
+      <w:proofErr w:type="spellStart"/>
       <w:r>
         <w:rPr>
           <w:b/>
           <w:lang w:val="de-DE"/>
         </w:rPr>
-        <w:t>does not</w:t>
-      </w:r>
-      <w:r>
-        <w:rPr>
-          <w:lang w:val="de-DE"/>
-        </w:rPr>
-        <w:t xml:space="preserve"> have to be the Principal Investigator. Where there is funding associated with a project the project lead </w:t>
-      </w:r>
+        <w:t>does</w:t>
+      </w:r>
+      <w:proofErr w:type="spellEnd"/>
       <w:r>
         <w:rPr>
           <w:b/>
           <w:lang w:val="de-DE"/>
         </w:rPr>
-        <w:t>does not</w:t>
-      </w:r>
-      <w:r>
-        <w:rPr>
-          <w:lang w:val="de-DE"/>
-        </w:rPr>
-        <w:t xml:space="preserve"> have to be the award holder.</w:t>
+        <w:t xml:space="preserve"> not</w:t>
+      </w:r>
+      <w:r>
+        <w:rPr>
+          <w:lang w:val="de-DE"/>
+        </w:rPr>
+        <w:t xml:space="preserve"> </w:t>
+      </w:r>
+      <w:proofErr w:type="spellStart"/>
+      <w:r>
+        <w:rPr>
+          <w:lang w:val="de-DE"/>
+        </w:rPr>
+        <w:t>have</w:t>
+      </w:r>
+      <w:proofErr w:type="spellEnd"/>
+      <w:r>
+        <w:rPr>
+          <w:lang w:val="de-DE"/>
+        </w:rPr>
+        <w:t xml:space="preserve"> </w:t>
+      </w:r>
+      <w:proofErr w:type="spellStart"/>
+      <w:r>
+        <w:rPr>
+          <w:lang w:val="de-DE"/>
+        </w:rPr>
+        <w:t>to</w:t>
+      </w:r>
+      <w:proofErr w:type="spellEnd"/>
+      <w:r>
+        <w:rPr>
+          <w:lang w:val="de-DE"/>
+        </w:rPr>
+        <w:t xml:space="preserve"> </w:t>
+      </w:r>
+      <w:proofErr w:type="spellStart"/>
+      <w:r>
+        <w:rPr>
+          <w:lang w:val="de-DE"/>
+        </w:rPr>
+        <w:t>be</w:t>
+      </w:r>
+      <w:proofErr w:type="spellEnd"/>
+      <w:r>
+        <w:rPr>
+          <w:lang w:val="de-DE"/>
+        </w:rPr>
+        <w:t xml:space="preserve"> </w:t>
+      </w:r>
+      <w:proofErr w:type="spellStart"/>
+      <w:r>
+        <w:rPr>
+          <w:lang w:val="de-DE"/>
+        </w:rPr>
+        <w:t>the</w:t>
+      </w:r>
+      <w:proofErr w:type="spellEnd"/>
+      <w:r>
+        <w:rPr>
+          <w:lang w:val="de-DE"/>
+        </w:rPr>
+        <w:t xml:space="preserve"> </w:t>
+      </w:r>
+      <w:proofErr w:type="spellStart"/>
+      <w:r>
+        <w:rPr>
+          <w:lang w:val="de-DE"/>
+        </w:rPr>
+        <w:t>Principal</w:t>
+      </w:r>
+      <w:proofErr w:type="spellEnd"/>
+      <w:r>
+        <w:rPr>
+          <w:lang w:val="de-DE"/>
+        </w:rPr>
+        <w:t xml:space="preserve"> Investigator. </w:t>
+      </w:r>
+      <w:proofErr w:type="spellStart"/>
+      <w:r>
+        <w:rPr>
+          <w:lang w:val="de-DE"/>
+        </w:rPr>
+        <w:t>Where</w:t>
+      </w:r>
+      <w:proofErr w:type="spellEnd"/>
+      <w:r>
+        <w:rPr>
+          <w:lang w:val="de-DE"/>
+        </w:rPr>
+        <w:t xml:space="preserve"> </w:t>
+      </w:r>
+      <w:proofErr w:type="spellStart"/>
+      <w:r>
+        <w:rPr>
+          <w:lang w:val="de-DE"/>
+        </w:rPr>
+        <w:t>there</w:t>
+      </w:r>
+      <w:proofErr w:type="spellEnd"/>
+      <w:r>
+        <w:rPr>
+          <w:lang w:val="de-DE"/>
+        </w:rPr>
+        <w:t xml:space="preserve"> </w:t>
+      </w:r>
+      <w:proofErr w:type="spellStart"/>
+      <w:r>
+        <w:rPr>
+          <w:lang w:val="de-DE"/>
+        </w:rPr>
+        <w:t>is</w:t>
+      </w:r>
+      <w:proofErr w:type="spellEnd"/>
+      <w:r>
+        <w:rPr>
+          <w:lang w:val="de-DE"/>
+        </w:rPr>
+        <w:t xml:space="preserve"> </w:t>
+      </w:r>
+      <w:proofErr w:type="spellStart"/>
+      <w:r>
+        <w:rPr>
+          <w:lang w:val="de-DE"/>
+        </w:rPr>
+        <w:t>funding</w:t>
+      </w:r>
+      <w:proofErr w:type="spellEnd"/>
+      <w:r>
+        <w:rPr>
+          <w:lang w:val="de-DE"/>
+        </w:rPr>
+        <w:t xml:space="preserve"> </w:t>
+      </w:r>
+      <w:proofErr w:type="spellStart"/>
+      <w:r>
+        <w:rPr>
+          <w:lang w:val="de-DE"/>
+        </w:rPr>
+        <w:t>associated</w:t>
+      </w:r>
+      <w:proofErr w:type="spellEnd"/>
+      <w:r>
+        <w:rPr>
+          <w:lang w:val="de-DE"/>
+        </w:rPr>
+        <w:t xml:space="preserve"> </w:t>
+      </w:r>
+      <w:proofErr w:type="spellStart"/>
+      <w:r>
+        <w:rPr>
+          <w:lang w:val="de-DE"/>
+        </w:rPr>
+        <w:t>with</w:t>
+      </w:r>
+      <w:proofErr w:type="spellEnd"/>
+      <w:r>
+        <w:rPr>
+          <w:lang w:val="de-DE"/>
+        </w:rPr>
+        <w:t xml:space="preserve"> a </w:t>
+      </w:r>
+      <w:proofErr w:type="spellStart"/>
+      <w:r>
+        <w:rPr>
+          <w:lang w:val="de-DE"/>
+        </w:rPr>
+        <w:t>project</w:t>
+      </w:r>
+      <w:proofErr w:type="spellEnd"/>
+      <w:r>
+        <w:rPr>
+          <w:lang w:val="de-DE"/>
+        </w:rPr>
+        <w:t xml:space="preserve"> </w:t>
+      </w:r>
+      <w:proofErr w:type="spellStart"/>
+      <w:r>
+        <w:rPr>
+          <w:lang w:val="de-DE"/>
+        </w:rPr>
+        <w:t>the</w:t>
+      </w:r>
+      <w:proofErr w:type="spellEnd"/>
+      <w:r>
+        <w:rPr>
+          <w:lang w:val="de-DE"/>
+        </w:rPr>
+        <w:t xml:space="preserve"> </w:t>
+      </w:r>
+      <w:proofErr w:type="spellStart"/>
+      <w:r>
+        <w:rPr>
+          <w:lang w:val="de-DE"/>
+        </w:rPr>
+        <w:t>project</w:t>
+      </w:r>
+      <w:proofErr w:type="spellEnd"/>
+      <w:r>
+        <w:rPr>
+          <w:lang w:val="de-DE"/>
+        </w:rPr>
+        <w:t xml:space="preserve"> </w:t>
+      </w:r>
+      <w:proofErr w:type="spellStart"/>
+      <w:r>
+        <w:rPr>
+          <w:lang w:val="de-DE"/>
+        </w:rPr>
+        <w:t>lead</w:t>
+      </w:r>
+      <w:proofErr w:type="spellEnd"/>
+      <w:r>
+        <w:rPr>
+          <w:lang w:val="de-DE"/>
+        </w:rPr>
+        <w:t xml:space="preserve"> </w:t>
+      </w:r>
+      <w:proofErr w:type="spellStart"/>
+      <w:r>
+        <w:rPr>
+          <w:b/>
+          <w:lang w:val="de-DE"/>
+        </w:rPr>
+        <w:t>does</w:t>
+      </w:r>
+      <w:proofErr w:type="spellEnd"/>
+      <w:r>
+        <w:rPr>
+          <w:b/>
+          <w:lang w:val="de-DE"/>
+        </w:rPr>
+        <w:t xml:space="preserve"> not</w:t>
+      </w:r>
+      <w:r>
+        <w:rPr>
+          <w:lang w:val="de-DE"/>
+        </w:rPr>
+        <w:t xml:space="preserve"> </w:t>
+      </w:r>
+      <w:proofErr w:type="spellStart"/>
+      <w:r>
+        <w:rPr>
+          <w:lang w:val="de-DE"/>
+        </w:rPr>
+        <w:t>have</w:t>
+      </w:r>
+      <w:proofErr w:type="spellEnd"/>
+      <w:r>
+        <w:rPr>
+          <w:lang w:val="de-DE"/>
+        </w:rPr>
+        <w:t xml:space="preserve"> </w:t>
+      </w:r>
+      <w:proofErr w:type="spellStart"/>
+      <w:r>
+        <w:rPr>
+          <w:lang w:val="de-DE"/>
+        </w:rPr>
+        <w:t>to</w:t>
+      </w:r>
+      <w:proofErr w:type="spellEnd"/>
+      <w:r>
+        <w:rPr>
+          <w:lang w:val="de-DE"/>
+        </w:rPr>
+        <w:t xml:space="preserve"> </w:t>
+      </w:r>
+      <w:proofErr w:type="spellStart"/>
+      <w:r>
+        <w:rPr>
+          <w:lang w:val="de-DE"/>
+        </w:rPr>
+        <w:t>be</w:t>
+      </w:r>
+      <w:proofErr w:type="spellEnd"/>
+      <w:r>
+        <w:rPr>
+          <w:lang w:val="de-DE"/>
+        </w:rPr>
+        <w:t xml:space="preserve"> </w:t>
+      </w:r>
+      <w:proofErr w:type="spellStart"/>
+      <w:r>
+        <w:rPr>
+          <w:lang w:val="de-DE"/>
+        </w:rPr>
+        <w:t>the</w:t>
+      </w:r>
+      <w:proofErr w:type="spellEnd"/>
+      <w:r>
+        <w:rPr>
+          <w:lang w:val="de-DE"/>
+        </w:rPr>
+        <w:t xml:space="preserve"> </w:t>
+      </w:r>
+      <w:proofErr w:type="spellStart"/>
+      <w:r>
+        <w:rPr>
+          <w:lang w:val="de-DE"/>
+        </w:rPr>
+        <w:t>award</w:t>
+      </w:r>
+      <w:proofErr w:type="spellEnd"/>
+      <w:r>
+        <w:rPr>
+          <w:lang w:val="de-DE"/>
+        </w:rPr>
+        <w:t xml:space="preserve"> holder.</w:t>
       </w:r>
     </w:p>
     <w:p>
@@ -1688,40 +3027,248 @@
           <w:lang w:val="de-DE"/>
         </w:rPr>
       </w:pPr>
-      <w:r>
-        <w:rPr>
-          <w:lang w:val="de-DE"/>
-        </w:rPr>
-        <w:t xml:space="preserve">Our </w:t>
+      <w:proofErr w:type="spellStart"/>
+      <w:r>
+        <w:rPr>
+          <w:lang w:val="de-DE"/>
+        </w:rPr>
+        <w:t>Our</w:t>
+      </w:r>
+      <w:proofErr w:type="spellEnd"/>
+      <w:r>
+        <w:rPr>
+          <w:lang w:val="de-DE"/>
+        </w:rPr>
+        <w:t xml:space="preserve"> </w:t>
       </w:r>
       <w:hyperlink r:id="rId10" w:history="1">
+        <w:proofErr w:type="spellStart"/>
         <w:r>
           <w:rPr>
             <w:rStyle w:val="Hyperlink"/>
             <w:lang w:val="de-DE"/>
           </w:rPr>
-          <w:t>example applicat</w:t>
+          <w:t>example</w:t>
         </w:r>
+        <w:proofErr w:type="spellEnd"/>
         <w:r>
           <w:rPr>
             <w:rStyle w:val="Hyperlink"/>
             <w:lang w:val="de-DE"/>
           </w:rPr>
-          <w:t>i</w:t>
+          <w:t xml:space="preserve"> </w:t>
         </w:r>
+        <w:proofErr w:type="spellStart"/>
         <w:r>
           <w:rPr>
             <w:rStyle w:val="Hyperlink"/>
             <w:lang w:val="de-DE"/>
           </w:rPr>
-          <w:t>on</w:t>
+          <w:t>application</w:t>
         </w:r>
+        <w:proofErr w:type="spellEnd"/>
       </w:hyperlink>
       <w:r>
         <w:rPr>
           <w:lang w:val="de-DE"/>
         </w:rPr>
-        <w:t xml:space="preserve"> shows the level of information that data owners expect to see in a well written application.</w:t>
+        <w:t xml:space="preserve"> </w:t>
+      </w:r>
+      <w:proofErr w:type="spellStart"/>
+      <w:r>
+        <w:rPr>
+          <w:lang w:val="de-DE"/>
+        </w:rPr>
+        <w:t>shows</w:t>
+      </w:r>
+      <w:proofErr w:type="spellEnd"/>
+      <w:r>
+        <w:rPr>
+          <w:lang w:val="de-DE"/>
+        </w:rPr>
+        <w:t xml:space="preserve"> </w:t>
+      </w:r>
+      <w:proofErr w:type="spellStart"/>
+      <w:r>
+        <w:rPr>
+          <w:lang w:val="de-DE"/>
+        </w:rPr>
+        <w:t>the</w:t>
+      </w:r>
+      <w:proofErr w:type="spellEnd"/>
+      <w:r>
+        <w:rPr>
+          <w:lang w:val="de-DE"/>
+        </w:rPr>
+        <w:t xml:space="preserve"> </w:t>
+      </w:r>
+      <w:proofErr w:type="spellStart"/>
+      <w:r>
+        <w:rPr>
+          <w:lang w:val="de-DE"/>
+        </w:rPr>
+        <w:t>level</w:t>
+      </w:r>
+      <w:proofErr w:type="spellEnd"/>
+      <w:r>
+        <w:rPr>
+          <w:lang w:val="de-DE"/>
+        </w:rPr>
+        <w:t xml:space="preserve"> </w:t>
+      </w:r>
+      <w:proofErr w:type="spellStart"/>
+      <w:r>
+        <w:rPr>
+          <w:lang w:val="de-DE"/>
+        </w:rPr>
+        <w:t>of</w:t>
+      </w:r>
+      <w:proofErr w:type="spellEnd"/>
+      <w:r>
+        <w:rPr>
+          <w:lang w:val="de-DE"/>
+        </w:rPr>
+        <w:t xml:space="preserve"> </w:t>
+      </w:r>
+      <w:proofErr w:type="spellStart"/>
+      <w:r>
+        <w:rPr>
+          <w:lang w:val="de-DE"/>
+        </w:rPr>
+        <w:t>information</w:t>
+      </w:r>
+      <w:proofErr w:type="spellEnd"/>
+      <w:r>
+        <w:rPr>
+          <w:lang w:val="de-DE"/>
+        </w:rPr>
+        <w:t xml:space="preserve"> </w:t>
+      </w:r>
+      <w:proofErr w:type="spellStart"/>
+      <w:r>
+        <w:rPr>
+          <w:lang w:val="de-DE"/>
+        </w:rPr>
+        <w:t>that</w:t>
+      </w:r>
+      <w:proofErr w:type="spellEnd"/>
+      <w:r>
+        <w:rPr>
+          <w:lang w:val="de-DE"/>
+        </w:rPr>
+        <w:t xml:space="preserve"> </w:t>
+      </w:r>
+      <w:proofErr w:type="spellStart"/>
+      <w:r>
+        <w:rPr>
+          <w:lang w:val="de-DE"/>
+        </w:rPr>
+        <w:t>data</w:t>
+      </w:r>
+      <w:proofErr w:type="spellEnd"/>
+      <w:r>
+        <w:rPr>
+          <w:lang w:val="de-DE"/>
+        </w:rPr>
+        <w:t xml:space="preserve"> </w:t>
+      </w:r>
+      <w:proofErr w:type="spellStart"/>
+      <w:r>
+        <w:rPr>
+          <w:lang w:val="de-DE"/>
+        </w:rPr>
+        <w:t>owners</w:t>
+      </w:r>
+      <w:proofErr w:type="spellEnd"/>
+      <w:r>
+        <w:rPr>
+          <w:lang w:val="de-DE"/>
+        </w:rPr>
+        <w:t xml:space="preserve"> </w:t>
+      </w:r>
+      <w:proofErr w:type="spellStart"/>
+      <w:r>
+        <w:rPr>
+          <w:lang w:val="de-DE"/>
+        </w:rPr>
+        <w:t>expect</w:t>
+      </w:r>
+      <w:proofErr w:type="spellEnd"/>
+      <w:r>
+        <w:rPr>
+          <w:lang w:val="de-DE"/>
+        </w:rPr>
+        <w:t xml:space="preserve"> </w:t>
+      </w:r>
+      <w:proofErr w:type="spellStart"/>
+      <w:r>
+        <w:rPr>
+          <w:lang w:val="de-DE"/>
+        </w:rPr>
+        <w:t>to</w:t>
+      </w:r>
+      <w:proofErr w:type="spellEnd"/>
+      <w:r>
+        <w:rPr>
+          <w:lang w:val="de-DE"/>
+        </w:rPr>
+        <w:t xml:space="preserve"> </w:t>
+      </w:r>
+      <w:proofErr w:type="spellStart"/>
+      <w:r>
+        <w:rPr>
+          <w:lang w:val="de-DE"/>
+        </w:rPr>
+        <w:t>see</w:t>
+      </w:r>
+      <w:proofErr w:type="spellEnd"/>
+      <w:r>
+        <w:rPr>
+          <w:lang w:val="de-DE"/>
+        </w:rPr>
+        <w:t xml:space="preserve"> in a </w:t>
+      </w:r>
+      <w:proofErr w:type="spellStart"/>
+      <w:r>
+        <w:rPr>
+          <w:lang w:val="de-DE"/>
+        </w:rPr>
+        <w:t>well</w:t>
+      </w:r>
+      <w:proofErr w:type="spellEnd"/>
+      <w:r>
+        <w:rPr>
+          <w:lang w:val="de-DE"/>
+        </w:rPr>
+        <w:t xml:space="preserve"> </w:t>
+      </w:r>
+      <w:proofErr w:type="spellStart"/>
+      <w:r>
+        <w:rPr>
+          <w:lang w:val="de-DE"/>
+        </w:rPr>
+        <w:t>written</w:t>
+      </w:r>
+      <w:proofErr w:type="spellEnd"/>
+      <w:r>
+        <w:rPr>
+          <w:lang w:val="de-DE"/>
+        </w:rPr>
+        <w:t xml:space="preserve"> </w:t>
+      </w:r>
+      <w:proofErr w:type="spellStart"/>
+      <w:r>
+        <w:rPr>
+          <w:lang w:val="de-DE"/>
+        </w:rPr>
+        <w:t>application</w:t>
+      </w:r>
+      <w:proofErr w:type="spellEnd"/>
+      <w:r>
+        <w:rPr>
+          <w:lang w:val="de-DE"/>
+        </w:rPr>
+        <w:t>.</w:t>
       </w:r>
     </w:p>
     <w:p>
@@ -1731,12 +3278,315 @@
           <w:lang w:val="de-DE"/>
         </w:rPr>
       </w:pPr>
-      <w:r>
-        <w:rPr>
-          <w:lang w:val="de-DE"/>
-        </w:rPr>
-        <w:t xml:space="preserve">If more than one person is involved in the project and will have access to the data your are applying for, list them in section 1.2 and ensure </w:t>
-      </w:r>
+      <w:proofErr w:type="spellStart"/>
+      <w:r>
+        <w:rPr>
+          <w:lang w:val="de-DE"/>
+        </w:rPr>
+        <w:t>If</w:t>
+      </w:r>
+      <w:proofErr w:type="spellEnd"/>
+      <w:r>
+        <w:rPr>
+          <w:lang w:val="de-DE"/>
+        </w:rPr>
+        <w:t xml:space="preserve"> </w:t>
+      </w:r>
+      <w:proofErr w:type="spellStart"/>
+      <w:r>
+        <w:rPr>
+          <w:lang w:val="de-DE"/>
+        </w:rPr>
+        <w:t>more</w:t>
+      </w:r>
+      <w:proofErr w:type="spellEnd"/>
+      <w:r>
+        <w:rPr>
+          <w:lang w:val="de-DE"/>
+        </w:rPr>
+        <w:t xml:space="preserve"> </w:t>
+      </w:r>
+      <w:proofErr w:type="spellStart"/>
+      <w:r>
+        <w:rPr>
+          <w:lang w:val="de-DE"/>
+        </w:rPr>
+        <w:t>than</w:t>
+      </w:r>
+      <w:proofErr w:type="spellEnd"/>
+      <w:r>
+        <w:rPr>
+          <w:lang w:val="de-DE"/>
+        </w:rPr>
+        <w:t xml:space="preserve"> </w:t>
+      </w:r>
+      <w:proofErr w:type="spellStart"/>
+      <w:r>
+        <w:rPr>
+          <w:lang w:val="de-DE"/>
+        </w:rPr>
+        <w:t>one</w:t>
+      </w:r>
+      <w:proofErr w:type="spellEnd"/>
+      <w:r>
+        <w:rPr>
+          <w:lang w:val="de-DE"/>
+        </w:rPr>
+        <w:t xml:space="preserve"> </w:t>
+      </w:r>
+      <w:proofErr w:type="spellStart"/>
+      <w:r>
+        <w:rPr>
+          <w:lang w:val="de-DE"/>
+        </w:rPr>
+        <w:t>person</w:t>
+      </w:r>
+      <w:proofErr w:type="spellEnd"/>
+      <w:r>
+        <w:rPr>
+          <w:lang w:val="de-DE"/>
+        </w:rPr>
+        <w:t xml:space="preserve"> </w:t>
+      </w:r>
+      <w:proofErr w:type="spellStart"/>
+      <w:r>
+        <w:rPr>
+          <w:lang w:val="de-DE"/>
+        </w:rPr>
+        <w:t>is</w:t>
+      </w:r>
+      <w:proofErr w:type="spellEnd"/>
+      <w:r>
+        <w:rPr>
+          <w:lang w:val="de-DE"/>
+        </w:rPr>
+        <w:t xml:space="preserve"> </w:t>
+      </w:r>
+      <w:proofErr w:type="spellStart"/>
+      <w:r>
+        <w:rPr>
+          <w:lang w:val="de-DE"/>
+        </w:rPr>
+        <w:t>involved</w:t>
+      </w:r>
+      <w:proofErr w:type="spellEnd"/>
+      <w:r>
+        <w:rPr>
+          <w:lang w:val="de-DE"/>
+        </w:rPr>
+        <w:t xml:space="preserve"> in </w:t>
+      </w:r>
+      <w:proofErr w:type="spellStart"/>
+      <w:r>
+        <w:rPr>
+          <w:lang w:val="de-DE"/>
+        </w:rPr>
+        <w:t>the</w:t>
+      </w:r>
+      <w:proofErr w:type="spellEnd"/>
+      <w:r>
+        <w:rPr>
+          <w:lang w:val="de-DE"/>
+        </w:rPr>
+        <w:t xml:space="preserve"> </w:t>
+      </w:r>
+      <w:proofErr w:type="spellStart"/>
+      <w:r>
+        <w:rPr>
+          <w:lang w:val="de-DE"/>
+        </w:rPr>
+        <w:t>project</w:t>
+      </w:r>
+      <w:proofErr w:type="spellEnd"/>
+      <w:r>
+        <w:rPr>
+          <w:lang w:val="de-DE"/>
+        </w:rPr>
+        <w:t xml:space="preserve"> and will </w:t>
+      </w:r>
+      <w:proofErr w:type="spellStart"/>
+      <w:r>
+        <w:rPr>
+          <w:lang w:val="de-DE"/>
+        </w:rPr>
+        <w:t>have</w:t>
+      </w:r>
+      <w:proofErr w:type="spellEnd"/>
+      <w:r>
+        <w:rPr>
+          <w:lang w:val="de-DE"/>
+        </w:rPr>
+        <w:t xml:space="preserve"> </w:t>
+      </w:r>
+      <w:proofErr w:type="spellStart"/>
+      <w:r>
+        <w:rPr>
+          <w:lang w:val="de-DE"/>
+        </w:rPr>
+        <w:t>access</w:t>
+      </w:r>
+      <w:proofErr w:type="spellEnd"/>
+      <w:r>
+        <w:rPr>
+          <w:lang w:val="de-DE"/>
+        </w:rPr>
+        <w:t xml:space="preserve"> </w:t>
+      </w:r>
+      <w:proofErr w:type="spellStart"/>
+      <w:r>
+        <w:rPr>
+          <w:lang w:val="de-DE"/>
+        </w:rPr>
+        <w:t>to</w:t>
+      </w:r>
+      <w:proofErr w:type="spellEnd"/>
+      <w:r>
+        <w:rPr>
+          <w:lang w:val="de-DE"/>
+        </w:rPr>
+        <w:t xml:space="preserve"> </w:t>
+      </w:r>
+      <w:proofErr w:type="spellStart"/>
+      <w:r>
+        <w:rPr>
+          <w:lang w:val="de-DE"/>
+        </w:rPr>
+        <w:t>the</w:t>
+      </w:r>
+      <w:proofErr w:type="spellEnd"/>
+      <w:r>
+        <w:rPr>
+          <w:lang w:val="de-DE"/>
+        </w:rPr>
+        <w:t xml:space="preserve"> </w:t>
+      </w:r>
+      <w:proofErr w:type="spellStart"/>
+      <w:r>
+        <w:rPr>
+          <w:lang w:val="de-DE"/>
+        </w:rPr>
+        <w:t>data</w:t>
+      </w:r>
+      <w:proofErr w:type="spellEnd"/>
+      <w:r>
+        <w:rPr>
+          <w:lang w:val="de-DE"/>
+        </w:rPr>
+        <w:t xml:space="preserve"> </w:t>
+      </w:r>
+      <w:proofErr w:type="spellStart"/>
+      <w:r>
+        <w:rPr>
+          <w:lang w:val="de-DE"/>
+        </w:rPr>
+        <w:t>your</w:t>
+      </w:r>
+      <w:proofErr w:type="spellEnd"/>
+      <w:r>
+        <w:rPr>
+          <w:lang w:val="de-DE"/>
+        </w:rPr>
+        <w:t xml:space="preserve"> </w:t>
+      </w:r>
+      <w:proofErr w:type="spellStart"/>
+      <w:r>
+        <w:rPr>
+          <w:lang w:val="de-DE"/>
+        </w:rPr>
+        <w:t>are</w:t>
+      </w:r>
+      <w:proofErr w:type="spellEnd"/>
+      <w:r>
+        <w:rPr>
+          <w:lang w:val="de-DE"/>
+        </w:rPr>
+        <w:t xml:space="preserve"> </w:t>
+      </w:r>
+      <w:proofErr w:type="spellStart"/>
+      <w:r>
+        <w:rPr>
+          <w:lang w:val="de-DE"/>
+        </w:rPr>
+        <w:t>applying</w:t>
+      </w:r>
+      <w:proofErr w:type="spellEnd"/>
+      <w:r>
+        <w:rPr>
+          <w:lang w:val="de-DE"/>
+        </w:rPr>
+        <w:t xml:space="preserve"> </w:t>
+      </w:r>
+      <w:proofErr w:type="spellStart"/>
+      <w:r>
+        <w:rPr>
+          <w:lang w:val="de-DE"/>
+        </w:rPr>
+        <w:t>for</w:t>
+      </w:r>
+      <w:proofErr w:type="spellEnd"/>
+      <w:r>
+        <w:rPr>
+          <w:lang w:val="de-DE"/>
+        </w:rPr>
+        <w:t xml:space="preserve">, </w:t>
+      </w:r>
+      <w:proofErr w:type="spellStart"/>
+      <w:r>
+        <w:rPr>
+          <w:lang w:val="de-DE"/>
+        </w:rPr>
+        <w:t>list</w:t>
+      </w:r>
+      <w:proofErr w:type="spellEnd"/>
+      <w:r>
+        <w:rPr>
+          <w:lang w:val="de-DE"/>
+        </w:rPr>
+        <w:t xml:space="preserve"> </w:t>
+      </w:r>
+      <w:proofErr w:type="spellStart"/>
+      <w:r>
+        <w:rPr>
+          <w:lang w:val="de-DE"/>
+        </w:rPr>
+        <w:t>them</w:t>
+      </w:r>
+      <w:proofErr w:type="spellEnd"/>
+      <w:r>
+        <w:rPr>
+          <w:lang w:val="de-DE"/>
+        </w:rPr>
+        <w:t xml:space="preserve"> in </w:t>
+      </w:r>
+      <w:proofErr w:type="spellStart"/>
+      <w:r>
+        <w:rPr>
+          <w:lang w:val="de-DE"/>
+        </w:rPr>
+        <w:t>section</w:t>
+      </w:r>
+      <w:proofErr w:type="spellEnd"/>
+      <w:r>
+        <w:rPr>
+          <w:lang w:val="de-DE"/>
+        </w:rPr>
+        <w:t xml:space="preserve"> 1.2 and </w:t>
+      </w:r>
+      <w:proofErr w:type="spellStart"/>
+      <w:r>
+        <w:rPr>
+          <w:lang w:val="de-DE"/>
+        </w:rPr>
+        <w:t>ensure</w:t>
+      </w:r>
+      <w:proofErr w:type="spellEnd"/>
+      <w:r>
+        <w:rPr>
+          <w:lang w:val="de-DE"/>
+        </w:rPr>
+        <w:t xml:space="preserve"> </w:t>
+      </w:r>
+      <w:proofErr w:type="spellStart"/>
       <w:r>
         <w:rPr>
           <w:b/>
@@ -1744,6 +3594,7 @@
         </w:rPr>
         <w:t>each</w:t>
       </w:r>
+      <w:proofErr w:type="spellEnd"/>
       <w:r>
         <w:rPr>
           <w:lang w:val="de-DE"/>
@@ -1761,7 +3612,91 @@
         <w:rPr>
           <w:lang w:val="de-DE"/>
         </w:rPr>
-        <w:t xml:space="preserve"> team member completes the Special Licence additional researcher form.</w:t>
+        <w:t xml:space="preserve"> </w:t>
+      </w:r>
+      <w:proofErr w:type="spellStart"/>
+      <w:r>
+        <w:rPr>
+          <w:lang w:val="de-DE"/>
+        </w:rPr>
+        <w:t>team</w:t>
+      </w:r>
+      <w:proofErr w:type="spellEnd"/>
+      <w:r>
+        <w:rPr>
+          <w:lang w:val="de-DE"/>
+        </w:rPr>
+        <w:t xml:space="preserve"> </w:t>
+      </w:r>
+      <w:proofErr w:type="spellStart"/>
+      <w:r>
+        <w:rPr>
+          <w:lang w:val="de-DE"/>
+        </w:rPr>
+        <w:t>member</w:t>
+      </w:r>
+      <w:proofErr w:type="spellEnd"/>
+      <w:r>
+        <w:rPr>
+          <w:lang w:val="de-DE"/>
+        </w:rPr>
+        <w:t xml:space="preserve"> </w:t>
+      </w:r>
+      <w:proofErr w:type="spellStart"/>
+      <w:r>
+        <w:rPr>
+          <w:lang w:val="de-DE"/>
+        </w:rPr>
+        <w:t>completes</w:t>
+      </w:r>
+      <w:proofErr w:type="spellEnd"/>
+      <w:r>
+        <w:rPr>
+          <w:lang w:val="de-DE"/>
+        </w:rPr>
+        <w:t xml:space="preserve"> </w:t>
+      </w:r>
+      <w:proofErr w:type="spellStart"/>
+      <w:r>
+        <w:rPr>
+          <w:lang w:val="de-DE"/>
+        </w:rPr>
+        <w:t>the</w:t>
+      </w:r>
+      <w:proofErr w:type="spellEnd"/>
+      <w:r>
+        <w:rPr>
+          <w:lang w:val="de-DE"/>
+        </w:rPr>
+        <w:t xml:space="preserve"> Special Licence additional </w:t>
+      </w:r>
+      <w:proofErr w:type="spellStart"/>
+      <w:r>
+        <w:rPr>
+          <w:lang w:val="de-DE"/>
+        </w:rPr>
+        <w:t>researcher</w:t>
+      </w:r>
+      <w:proofErr w:type="spellEnd"/>
+      <w:r>
+        <w:rPr>
+          <w:lang w:val="de-DE"/>
+        </w:rPr>
+        <w:t xml:space="preserve"> </w:t>
+      </w:r>
+      <w:proofErr w:type="spellStart"/>
+      <w:r>
+        <w:rPr>
+          <w:lang w:val="de-DE"/>
+        </w:rPr>
+        <w:t>form</w:t>
+      </w:r>
+      <w:proofErr w:type="spellEnd"/>
+      <w:r>
+        <w:rPr>
+          <w:lang w:val="de-DE"/>
+        </w:rPr>
+        <w:t>.</w:t>
       </w:r>
     </w:p>
     <w:p>
@@ -1771,31 +3706,152 @@
           <w:lang w:val="de-DE"/>
         </w:rPr>
       </w:pPr>
-      <w:r>
-        <w:rPr>
-          <w:lang w:val="de-DE"/>
-        </w:rPr>
-        <w:t xml:space="preserve">Only list individuals who </w:t>
+      <w:proofErr w:type="spellStart"/>
+      <w:r>
+        <w:rPr>
+          <w:lang w:val="de-DE"/>
+        </w:rPr>
+        <w:t>Only</w:t>
+      </w:r>
+      <w:proofErr w:type="spellEnd"/>
+      <w:r>
+        <w:rPr>
+          <w:lang w:val="de-DE"/>
+        </w:rPr>
+        <w:t xml:space="preserve"> </w:t>
+      </w:r>
+      <w:proofErr w:type="spellStart"/>
+      <w:r>
+        <w:rPr>
+          <w:lang w:val="de-DE"/>
+        </w:rPr>
+        <w:t>list</w:t>
+      </w:r>
+      <w:proofErr w:type="spellEnd"/>
+      <w:r>
+        <w:rPr>
+          <w:lang w:val="de-DE"/>
+        </w:rPr>
+        <w:t xml:space="preserve"> </w:t>
+      </w:r>
+      <w:proofErr w:type="spellStart"/>
+      <w:r>
+        <w:rPr>
+          <w:lang w:val="de-DE"/>
+        </w:rPr>
+        <w:t>individuals</w:t>
+      </w:r>
+      <w:proofErr w:type="spellEnd"/>
+      <w:r>
+        <w:rPr>
+          <w:lang w:val="de-DE"/>
+        </w:rPr>
+        <w:t xml:space="preserve"> </w:t>
+      </w:r>
+      <w:proofErr w:type="spellStart"/>
+      <w:r>
+        <w:rPr>
+          <w:lang w:val="de-DE"/>
+        </w:rPr>
+        <w:t>who</w:t>
+      </w:r>
+      <w:proofErr w:type="spellEnd"/>
+      <w:r>
+        <w:rPr>
+          <w:lang w:val="de-DE"/>
+        </w:rPr>
+        <w:t xml:space="preserve"> </w:t>
       </w:r>
       <w:r>
         <w:rPr>
           <w:b/>
           <w:lang w:val="de-DE"/>
         </w:rPr>
-        <w:t>will see the raw data</w:t>
-      </w:r>
+        <w:t xml:space="preserve">will </w:t>
+      </w:r>
+      <w:proofErr w:type="spellStart"/>
       <w:r>
         <w:rPr>
           <w:b/>
           <w:lang w:val="de-DE"/>
         </w:rPr>
-        <w:t xml:space="preserve"> </w:t>
-      </w:r>
-      <w:r>
-        <w:rPr>
-          <w:lang w:val="de-DE"/>
-        </w:rPr>
-        <w:t>in Section 1.2.</w:t>
+        <w:t>see</w:t>
+      </w:r>
+      <w:proofErr w:type="spellEnd"/>
+      <w:r>
+        <w:rPr>
+          <w:b/>
+          <w:lang w:val="de-DE"/>
+        </w:rPr>
+        <w:t xml:space="preserve"> </w:t>
+      </w:r>
+      <w:proofErr w:type="spellStart"/>
+      <w:r>
+        <w:rPr>
+          <w:b/>
+          <w:lang w:val="de-DE"/>
+        </w:rPr>
+        <w:t>the</w:t>
+      </w:r>
+      <w:proofErr w:type="spellEnd"/>
+      <w:r>
+        <w:rPr>
+          <w:b/>
+          <w:lang w:val="de-DE"/>
+        </w:rPr>
+        <w:t xml:space="preserve"> </w:t>
+      </w:r>
+      <w:proofErr w:type="spellStart"/>
+      <w:r>
+        <w:rPr>
+          <w:b/>
+          <w:lang w:val="de-DE"/>
+        </w:rPr>
+        <w:t>raw</w:t>
+      </w:r>
+      <w:proofErr w:type="spellEnd"/>
+      <w:r>
+        <w:rPr>
+          <w:b/>
+          <w:lang w:val="de-DE"/>
+        </w:rPr>
+        <w:t xml:space="preserve"> </w:t>
+      </w:r>
+      <w:proofErr w:type="spellStart"/>
+      <w:r>
+        <w:rPr>
+          <w:b/>
+          <w:lang w:val="de-DE"/>
+        </w:rPr>
+        <w:t>data</w:t>
+      </w:r>
+      <w:proofErr w:type="spellEnd"/>
+      <w:r>
+        <w:rPr>
+          <w:b/>
+          <w:lang w:val="de-DE"/>
+        </w:rPr>
+        <w:t xml:space="preserve"> </w:t>
+      </w:r>
+      <w:r>
+        <w:rPr>
+          <w:lang w:val="de-DE"/>
+        </w:rPr>
+        <w:t xml:space="preserve">in </w:t>
+      </w:r>
+      <w:proofErr w:type="spellStart"/>
+      <w:r>
+        <w:rPr>
+          <w:lang w:val="de-DE"/>
+        </w:rPr>
+        <w:t>Section</w:t>
+      </w:r>
+      <w:proofErr w:type="spellEnd"/>
+      <w:r>
+        <w:rPr>
+          <w:lang w:val="de-DE"/>
+        </w:rPr>
+        <w:t xml:space="preserve"> 1.2.</w:t>
       </w:r>
     </w:p>
     <w:p>
@@ -1805,30 +3861,181 @@
           <w:lang w:val="de-DE"/>
         </w:rPr>
       </w:pPr>
-      <w:r>
-        <w:rPr>
-          <w:lang w:val="de-DE"/>
-        </w:rPr>
-        <w:t xml:space="preserve">If you </w:t>
-      </w:r>
-      <w:r>
-        <w:rPr>
-          <w:lang w:val="de-DE"/>
-        </w:rPr>
-        <w:t xml:space="preserve">are </w:t>
-      </w:r>
-      <w:r>
-        <w:rPr>
-          <w:lang w:val="de-DE"/>
-        </w:rPr>
-        <w:t xml:space="preserve">a student </w:t>
-      </w:r>
-      <w:r>
-        <w:rPr>
-          <w:lang w:val="de-DE"/>
-        </w:rPr>
-        <w:t xml:space="preserve">conducting research related to your studies your supervisor </w:t>
-      </w:r>
+      <w:proofErr w:type="spellStart"/>
+      <w:r>
+        <w:rPr>
+          <w:lang w:val="de-DE"/>
+        </w:rPr>
+        <w:t>If</w:t>
+      </w:r>
+      <w:proofErr w:type="spellEnd"/>
+      <w:r>
+        <w:rPr>
+          <w:lang w:val="de-DE"/>
+        </w:rPr>
+        <w:t xml:space="preserve"> </w:t>
+      </w:r>
+      <w:proofErr w:type="spellStart"/>
+      <w:r>
+        <w:rPr>
+          <w:lang w:val="de-DE"/>
+        </w:rPr>
+        <w:t>you</w:t>
+      </w:r>
+      <w:proofErr w:type="spellEnd"/>
+      <w:r>
+        <w:rPr>
+          <w:lang w:val="de-DE"/>
+        </w:rPr>
+        <w:t xml:space="preserve"> </w:t>
+      </w:r>
+      <w:proofErr w:type="spellStart"/>
+      <w:r>
+        <w:rPr>
+          <w:lang w:val="de-DE"/>
+        </w:rPr>
+        <w:t>are</w:t>
+      </w:r>
+      <w:proofErr w:type="spellEnd"/>
+      <w:r>
+        <w:rPr>
+          <w:lang w:val="de-DE"/>
+        </w:rPr>
+        <w:t xml:space="preserve"> </w:t>
+      </w:r>
+      <w:r>
+        <w:rPr>
+          <w:lang w:val="de-DE"/>
+        </w:rPr>
+        <w:t xml:space="preserve">a </w:t>
+      </w:r>
+      <w:proofErr w:type="spellStart"/>
+      <w:r>
+        <w:rPr>
+          <w:lang w:val="de-DE"/>
+        </w:rPr>
+        <w:t>student</w:t>
+      </w:r>
+      <w:proofErr w:type="spellEnd"/>
+      <w:r>
+        <w:rPr>
+          <w:lang w:val="de-DE"/>
+        </w:rPr>
+        <w:t xml:space="preserve"> </w:t>
+      </w:r>
+      <w:proofErr w:type="spellStart"/>
+      <w:r>
+        <w:rPr>
+          <w:lang w:val="de-DE"/>
+        </w:rPr>
+        <w:t>conducting</w:t>
+      </w:r>
+      <w:proofErr w:type="spellEnd"/>
+      <w:r>
+        <w:rPr>
+          <w:lang w:val="de-DE"/>
+        </w:rPr>
+        <w:t xml:space="preserve"> </w:t>
+      </w:r>
+      <w:proofErr w:type="spellStart"/>
+      <w:r>
+        <w:rPr>
+          <w:lang w:val="de-DE"/>
+        </w:rPr>
+        <w:t>research</w:t>
+      </w:r>
+      <w:proofErr w:type="spellEnd"/>
+      <w:r>
+        <w:rPr>
+          <w:lang w:val="de-DE"/>
+        </w:rPr>
+        <w:t xml:space="preserve"> </w:t>
+      </w:r>
+      <w:proofErr w:type="spellStart"/>
+      <w:r>
+        <w:rPr>
+          <w:lang w:val="de-DE"/>
+        </w:rPr>
+        <w:t>related</w:t>
+      </w:r>
+      <w:proofErr w:type="spellEnd"/>
+      <w:r>
+        <w:rPr>
+          <w:lang w:val="de-DE"/>
+        </w:rPr>
+        <w:t xml:space="preserve"> </w:t>
+      </w:r>
+      <w:proofErr w:type="spellStart"/>
+      <w:r>
+        <w:rPr>
+          <w:lang w:val="de-DE"/>
+        </w:rPr>
+        <w:t>to</w:t>
+      </w:r>
+      <w:proofErr w:type="spellEnd"/>
+      <w:r>
+        <w:rPr>
+          <w:lang w:val="de-DE"/>
+        </w:rPr>
+        <w:t xml:space="preserve"> </w:t>
+      </w:r>
+      <w:proofErr w:type="spellStart"/>
+      <w:r>
+        <w:rPr>
+          <w:lang w:val="de-DE"/>
+        </w:rPr>
+        <w:t>your</w:t>
+      </w:r>
+      <w:proofErr w:type="spellEnd"/>
+      <w:r>
+        <w:rPr>
+          <w:lang w:val="de-DE"/>
+        </w:rPr>
+        <w:t xml:space="preserve"> </w:t>
+      </w:r>
+      <w:proofErr w:type="spellStart"/>
+      <w:r>
+        <w:rPr>
+          <w:lang w:val="de-DE"/>
+        </w:rPr>
+        <w:t>studies</w:t>
+      </w:r>
+      <w:proofErr w:type="spellEnd"/>
+      <w:r>
+        <w:rPr>
+          <w:lang w:val="de-DE"/>
+        </w:rPr>
+        <w:t xml:space="preserve"> </w:t>
+      </w:r>
+      <w:proofErr w:type="spellStart"/>
+      <w:r>
+        <w:rPr>
+          <w:lang w:val="de-DE"/>
+        </w:rPr>
+        <w:t>your</w:t>
+      </w:r>
+      <w:proofErr w:type="spellEnd"/>
+      <w:r>
+        <w:rPr>
+          <w:lang w:val="de-DE"/>
+        </w:rPr>
+        <w:t xml:space="preserve"> </w:t>
+      </w:r>
+      <w:proofErr w:type="spellStart"/>
+      <w:r>
+        <w:rPr>
+          <w:lang w:val="de-DE"/>
+        </w:rPr>
+        <w:t>supervisor</w:t>
+      </w:r>
+      <w:proofErr w:type="spellEnd"/>
+      <w:r>
+        <w:rPr>
+          <w:lang w:val="de-DE"/>
+        </w:rPr>
+        <w:t xml:space="preserve"> </w:t>
+      </w:r>
+      <w:proofErr w:type="spellStart"/>
       <w:r>
         <w:rPr>
           <w:b/>
@@ -1836,23 +4043,186 @@
         </w:rPr>
         <w:t>only</w:t>
       </w:r>
-      <w:r>
-        <w:rPr>
-          <w:lang w:val="de-DE"/>
-        </w:rPr>
-        <w:t xml:space="preserve"> needs to be listed </w:t>
-      </w:r>
-      <w:r>
-        <w:rPr>
-          <w:lang w:val="de-DE"/>
-        </w:rPr>
-        <w:t xml:space="preserve">in Section 1.2 </w:t>
-      </w:r>
-      <w:r>
-        <w:rPr>
-          <w:lang w:val="de-DE"/>
-        </w:rPr>
-        <w:t>if they will be consulting the raw data.</w:t>
+      <w:proofErr w:type="spellEnd"/>
+      <w:r>
+        <w:rPr>
+          <w:lang w:val="de-DE"/>
+        </w:rPr>
+        <w:t xml:space="preserve"> </w:t>
+      </w:r>
+      <w:proofErr w:type="spellStart"/>
+      <w:r>
+        <w:rPr>
+          <w:lang w:val="de-DE"/>
+        </w:rPr>
+        <w:t>needs</w:t>
+      </w:r>
+      <w:proofErr w:type="spellEnd"/>
+      <w:r>
+        <w:rPr>
+          <w:lang w:val="de-DE"/>
+        </w:rPr>
+        <w:t xml:space="preserve"> </w:t>
+      </w:r>
+      <w:proofErr w:type="spellStart"/>
+      <w:r>
+        <w:rPr>
+          <w:lang w:val="de-DE"/>
+        </w:rPr>
+        <w:t>to</w:t>
+      </w:r>
+      <w:proofErr w:type="spellEnd"/>
+      <w:r>
+        <w:rPr>
+          <w:lang w:val="de-DE"/>
+        </w:rPr>
+        <w:t xml:space="preserve"> </w:t>
+      </w:r>
+      <w:proofErr w:type="spellStart"/>
+      <w:r>
+        <w:rPr>
+          <w:lang w:val="de-DE"/>
+        </w:rPr>
+        <w:t>be</w:t>
+      </w:r>
+      <w:proofErr w:type="spellEnd"/>
+      <w:r>
+        <w:rPr>
+          <w:lang w:val="de-DE"/>
+        </w:rPr>
+        <w:t xml:space="preserve"> </w:t>
+      </w:r>
+      <w:proofErr w:type="spellStart"/>
+      <w:r>
+        <w:rPr>
+          <w:lang w:val="de-DE"/>
+        </w:rPr>
+        <w:t>listed</w:t>
+      </w:r>
+      <w:proofErr w:type="spellEnd"/>
+      <w:r>
+        <w:rPr>
+          <w:lang w:val="de-DE"/>
+        </w:rPr>
+        <w:t xml:space="preserve"> </w:t>
+      </w:r>
+      <w:r>
+        <w:rPr>
+          <w:lang w:val="de-DE"/>
+        </w:rPr>
+        <w:t xml:space="preserve">in </w:t>
+      </w:r>
+      <w:proofErr w:type="spellStart"/>
+      <w:r>
+        <w:rPr>
+          <w:lang w:val="de-DE"/>
+        </w:rPr>
+        <w:t>Section</w:t>
+      </w:r>
+      <w:proofErr w:type="spellEnd"/>
+      <w:r>
+        <w:rPr>
+          <w:lang w:val="de-DE"/>
+        </w:rPr>
+        <w:t xml:space="preserve"> 1.2 </w:t>
+      </w:r>
+      <w:proofErr w:type="spellStart"/>
+      <w:r>
+        <w:rPr>
+          <w:lang w:val="de-DE"/>
+        </w:rPr>
+        <w:t>if</w:t>
+      </w:r>
+      <w:proofErr w:type="spellEnd"/>
+      <w:r>
+        <w:rPr>
+          <w:lang w:val="de-DE"/>
+        </w:rPr>
+        <w:t xml:space="preserve"> </w:t>
+      </w:r>
+      <w:proofErr w:type="spellStart"/>
+      <w:r>
+        <w:rPr>
+          <w:lang w:val="de-DE"/>
+        </w:rPr>
+        <w:t>they</w:t>
+      </w:r>
+      <w:proofErr w:type="spellEnd"/>
+      <w:r>
+        <w:rPr>
+          <w:lang w:val="de-DE"/>
+        </w:rPr>
+        <w:t xml:space="preserve"> will </w:t>
+      </w:r>
+      <w:proofErr w:type="spellStart"/>
+      <w:r>
+        <w:rPr>
+          <w:lang w:val="de-DE"/>
+        </w:rPr>
+        <w:t>be</w:t>
+      </w:r>
+      <w:proofErr w:type="spellEnd"/>
+      <w:r>
+        <w:rPr>
+          <w:lang w:val="de-DE"/>
+        </w:rPr>
+        <w:t xml:space="preserve"> </w:t>
+      </w:r>
+      <w:proofErr w:type="spellStart"/>
+      <w:r>
+        <w:rPr>
+          <w:lang w:val="de-DE"/>
+        </w:rPr>
+        <w:t>consulting</w:t>
+      </w:r>
+      <w:proofErr w:type="spellEnd"/>
+      <w:r>
+        <w:rPr>
+          <w:lang w:val="de-DE"/>
+        </w:rPr>
+        <w:t xml:space="preserve"> </w:t>
+      </w:r>
+      <w:proofErr w:type="spellStart"/>
+      <w:r>
+        <w:rPr>
+          <w:lang w:val="de-DE"/>
+        </w:rPr>
+        <w:t>the</w:t>
+      </w:r>
+      <w:proofErr w:type="spellEnd"/>
+      <w:r>
+        <w:rPr>
+          <w:lang w:val="de-DE"/>
+        </w:rPr>
+        <w:t xml:space="preserve"> </w:t>
+      </w:r>
+      <w:proofErr w:type="spellStart"/>
+      <w:r>
+        <w:rPr>
+          <w:lang w:val="de-DE"/>
+        </w:rPr>
+        <w:t>raw</w:t>
+      </w:r>
+      <w:proofErr w:type="spellEnd"/>
+      <w:r>
+        <w:rPr>
+          <w:lang w:val="de-DE"/>
+        </w:rPr>
+        <w:t xml:space="preserve"> </w:t>
+      </w:r>
+      <w:proofErr w:type="spellStart"/>
+      <w:r>
+        <w:rPr>
+          <w:lang w:val="de-DE"/>
+        </w:rPr>
+        <w:t>data</w:t>
+      </w:r>
+      <w:proofErr w:type="spellEnd"/>
+      <w:r>
+        <w:rPr>
+          <w:lang w:val="de-DE"/>
+        </w:rPr>
+        <w:t>.</w:t>
       </w:r>
     </w:p>
     <w:p>
@@ -2430,8 +4800,74 @@
           </w:tcPr>
           <w:p>
             <w:pPr>
+              <w:autoSpaceDE w:val="0"/>
+              <w:autoSpaceDN w:val="0"/>
+              <w:adjustRightInd w:val="0"/>
+              <w:spacing w:before="0" w:after="0" w:line="240" w:lineRule="auto"/>
+              <w:rPr>
+                <w:rFonts w:eastAsia="Arial Unicode MS"/>
+                <w:kern w:val="1"/>
+                <w:lang w:eastAsia="en-GB"/>
+              </w:rPr>
+            </w:pPr>
+            <w:r>
+              <w:rPr>
+                <w:rFonts w:eastAsia="Arial Unicode MS"/>
+                <w:kern w:val="1"/>
+                <w:lang w:eastAsia="en-GB"/>
+              </w:rPr>
+              <w:t>The University of Manchester</w:t>
+            </w:r>
+          </w:p>
+          <w:p>
+            <w:pPr>
+              <w:autoSpaceDE w:val="0"/>
+              <w:autoSpaceDN w:val="0"/>
+              <w:adjustRightInd w:val="0"/>
+              <w:spacing w:before="0" w:after="0" w:line="240" w:lineRule="auto"/>
+              <w:rPr>
+                <w:rFonts w:eastAsia="Arial Unicode MS"/>
+                <w:kern w:val="1"/>
+                <w:lang w:eastAsia="en-GB"/>
+              </w:rPr>
+            </w:pPr>
+            <w:r>
+              <w:rPr>
+                <w:rFonts w:eastAsia="Arial Unicode MS"/>
+                <w:kern w:val="1"/>
+                <w:lang w:eastAsia="en-GB"/>
+              </w:rPr>
+              <w:t>Oxford Road</w:t>
+            </w:r>
+          </w:p>
+          <w:p>
+            <w:pPr>
+              <w:autoSpaceDE w:val="0"/>
+              <w:autoSpaceDN w:val="0"/>
+              <w:adjustRightInd w:val="0"/>
+              <w:spacing w:before="0" w:after="0" w:line="240" w:lineRule="auto"/>
+              <w:rPr>
+                <w:rFonts w:eastAsia="Arial Unicode MS"/>
+                <w:kern w:val="1"/>
+                <w:lang w:eastAsia="en-GB"/>
+              </w:rPr>
+            </w:pPr>
+            <w:r>
+              <w:rPr>
+                <w:rFonts w:eastAsia="Arial Unicode MS"/>
+                <w:kern w:val="1"/>
+                <w:lang w:eastAsia="en-GB"/>
+              </w:rPr>
+              <w:t>Manchester</w:t>
+            </w:r>
+          </w:p>
+          <w:p>
+            <w:pPr>
               <w:pStyle w:val="BodyTextStandard"/>
             </w:pPr>
+            <w:r>
+              <w:t>M13 9PL</w:t>
+            </w:r>
           </w:p>
         </w:tc>
       </w:tr>
@@ -2469,6 +4905,9 @@
             <w:pPr>
               <w:pStyle w:val="BodyTextStandard"/>
             </w:pPr>
+            <w:r>
+              <w:t>07707784380</w:t>
+            </w:r>
           </w:p>
         </w:tc>
       </w:tr>
@@ -2488,6 +4927,7 @@
               <w:rPr>
                 <w:b/>
               </w:rPr>
+              <w:lastRenderedPageBreak/>
               <w:t xml:space="preserve">Email </w:t>
             </w:r>
           </w:p>
@@ -2502,14 +4942,7 @@
               <w:rPr>
                 <w:i/>
               </w:rPr>
-              <w:t xml:space="preserve">This must be the email address </w:t>
-            </w:r>
-            <w:r>
-              <w:rPr>
-                <w:i/>
-              </w:rPr>
-              <w:lastRenderedPageBreak/>
-              <w:t>associated with your UK Data Service user account</w:t>
+              <w:t>This must be the email address associated with your UK Data Service user account</w:t>
             </w:r>
           </w:p>
         </w:tc>
@@ -2521,6 +4954,9 @@
             <w:pPr>
               <w:pStyle w:val="BodyTextStandard"/>
             </w:pPr>
+            <w:r>
+              <w:t>itay.saportaeksten@manchester.ac.uk</w:t>
+            </w:r>
           </w:p>
         </w:tc>
       </w:tr>
@@ -2565,9 +5001,91 @@
             <w:tcW w:w="6085" w:type="dxa"/>
           </w:tcPr>
           <w:p>
-            <w:pPr>
-              <w:pStyle w:val="BodyTextStandard"/>
-            </w:pPr>
+            <w:r>
+              <w:t xml:space="preserve">Data will be stored on </w:t>
+            </w:r>
+            <w:r>
+              <w:t xml:space="preserve">the </w:t>
+            </w:r>
+            <w:r>
+              <w:rPr>
+                <w:b/>
+                <w:bCs/>
+              </w:rPr>
+              <w:t>research student’s</w:t>
+            </w:r>
+            <w:r>
+              <w:t xml:space="preserve"> </w:t>
+            </w:r>
+            <w:r>
+              <w:t xml:space="preserve">university provided laptop and accessed </w:t>
+            </w:r>
+            <w:r>
+              <w:t xml:space="preserve">by him in his </w:t>
+            </w:r>
+            <w:r>
+              <w:t>university office at:</w:t>
+            </w:r>
+            <w:r>
+              <w:br/>
+            </w:r>
+            <w:r>
+              <w:t>The Eitan Berglas School of Economics</w:t>
+            </w:r>
+          </w:p>
+          <w:p>
+            <w:r>
+              <w:t>Tel Aviv University,</w:t>
+            </w:r>
+            <w:r>
+              <w:t xml:space="preserve"> </w:t>
+            </w:r>
+            <w:r>
+              <w:t>Ramat Aviv 6997801</w:t>
+            </w:r>
+          </w:p>
+          <w:p>
+            <w:r>
+              <w:t>ISRAEL</w:t>
+            </w:r>
+          </w:p>
+          <w:p/>
+          <w:p>
+            <w:r>
+              <w:t xml:space="preserve">And in </w:t>
+            </w:r>
+            <w:r>
+              <w:t xml:space="preserve">his </w:t>
+            </w:r>
+            <w:r>
+              <w:t>home office at:</w:t>
+            </w:r>
+          </w:p>
+          <w:p>
+            <w:r>
+              <w:t xml:space="preserve">140 </w:t>
+            </w:r>
+            <w:proofErr w:type="spellStart"/>
+            <w:r>
+              <w:t>Arlozorov</w:t>
+            </w:r>
+            <w:proofErr w:type="spellEnd"/>
+            <w:r>
+              <w:t xml:space="preserve"> st., </w:t>
+            </w:r>
+          </w:p>
+          <w:p>
+            <w:r>
+              <w:t xml:space="preserve">Tel Aviv-Yaffo, </w:t>
+            </w:r>
+            <w:r>
+              <w:t>6209821</w:t>
+            </w:r>
+          </w:p>
+          <w:p>
+            <w:r>
+              <w:t>Israel</w:t>
+            </w:r>
           </w:p>
         </w:tc>
       </w:tr>
@@ -2624,30 +5142,7 @@
               <w:rPr>
                 <w:i/>
               </w:rPr>
-              <w:t xml:space="preserve"> when completing this </w:t>
-            </w:r>
-            <w:commentRangeStart w:id="16"/>
-            <w:r>
-              <w:rPr>
-                <w:i/>
-              </w:rPr>
-              <w:t>section</w:t>
-            </w:r>
-            <w:commentRangeEnd w:id="16"/>
-            <w:r>
-              <w:rPr>
-                <w:rStyle w:val="CommentReference"/>
-                <w:i/>
-                <w:sz w:val="24"/>
-                <w:szCs w:val="24"/>
-              </w:rPr>
-              <w:commentReference w:id="16"/>
-            </w:r>
-            <w:r>
-              <w:rPr>
-                <w:i/>
-              </w:rPr>
-              <w:t>.</w:t>
+              <w:t xml:space="preserve"> when completing this section.</w:t>
             </w:r>
             <w:r>
               <w:rPr>
@@ -2663,7 +5158,48 @@
           </w:tcPr>
           <w:p>
             <w:pPr>
-              <w:pStyle w:val="BodyTextStandard"/>
+              <w:pStyle w:val="NormalWeb"/>
+              <w:rPr>
+                <w:rFonts w:cs="Arial"/>
+              </w:rPr>
+            </w:pPr>
+            <w:r>
+              <w:rPr>
+                <w:rFonts w:cs="Arial"/>
+              </w:rPr>
+              <w:t xml:space="preserve">The data will be accessed from </w:t>
+            </w:r>
+            <w:r>
+              <w:rPr>
+                <w:rFonts w:cs="Arial"/>
+              </w:rPr>
+              <w:t>the research student’s</w:t>
+            </w:r>
+            <w:r>
+              <w:rPr>
+                <w:rFonts w:cs="Arial"/>
+              </w:rPr>
+              <w:t xml:space="preserve"> university office and from </w:t>
+            </w:r>
+            <w:r>
+              <w:rPr>
+                <w:rFonts w:cs="Arial"/>
+              </w:rPr>
+              <w:t xml:space="preserve">his </w:t>
+            </w:r>
+            <w:r>
+              <w:rPr>
+                <w:rFonts w:cs="Arial"/>
+              </w:rPr>
+              <w:t>home workspace using a laptop provided by Tel Aviv University. The laptop is encrypted (BitLocker) and protected by a password that only I have access to.</w:t>
+            </w:r>
+          </w:p>
+          <w:p>
+            <w:pPr>
+              <w:pStyle w:val="p1"/>
+              <w:rPr>
+                <w:rFonts w:cs="Arial"/>
+              </w:rPr>
             </w:pPr>
           </w:p>
         </w:tc>
@@ -2687,7 +5223,7 @@
       <w:r>
         <w:t xml:space="preserve"> Home working access is available for some Special Licence data, see </w:t>
       </w:r>
-      <w:hyperlink r:id="rId17" w:history="1">
+      <w:hyperlink r:id="rId13" w:history="1">
         <w:r>
           <w:rPr>
             <w:rStyle w:val="Hyperlink"/>
@@ -2716,17 +5252,17 @@
       <w:pPr>
         <w:pStyle w:val="Heading2"/>
       </w:pPr>
-      <w:bookmarkStart w:id="17" w:name="_Toc129690085"/>
+      <w:bookmarkStart w:id="16" w:name="_Toc129690085"/>
       <w:r>
         <w:lastRenderedPageBreak/>
         <w:t xml:space="preserve"> </w:t>
       </w:r>
-      <w:bookmarkStart w:id="18" w:name="_Toc196393086"/>
+      <w:bookmarkStart w:id="17" w:name="_Toc196393086"/>
       <w:r>
         <w:t>Research team</w:t>
       </w:r>
+      <w:bookmarkEnd w:id="16"/>
       <w:bookmarkEnd w:id="17"/>
-      <w:bookmarkEnd w:id="18"/>
     </w:p>
     <w:p>
       <w:pPr>
@@ -2742,7 +5278,15 @@
         <w:t xml:space="preserve">and email address </w:t>
       </w:r>
       <w:r>
-        <w:t xml:space="preserve">of all member(s) of your research team who </w:t>
+        <w:t xml:space="preserve">of all </w:t>
+      </w:r>
+      <w:proofErr w:type="gramStart"/>
+      <w:r>
+        <w:t>member</w:t>
+      </w:r>
+      <w:proofErr w:type="gramEnd"/>
+      <w:r>
+        <w:t xml:space="preserve">(s) of your research team who </w:t>
       </w:r>
       <w:r>
         <w:rPr>
@@ -2774,7 +5318,7 @@
       <w:r>
         <w:t xml:space="preserve">All researchers listed below should be invited to the project on the </w:t>
       </w:r>
-      <w:hyperlink r:id="rId18" w:history="1">
+      <w:hyperlink r:id="rId14" w:history="1">
         <w:r>
           <w:rPr>
             <w:rStyle w:val="Hyperlink"/>
@@ -2804,7 +5348,21 @@
         <w:rPr>
           <w:lang w:val="de-DE"/>
         </w:rPr>
-        <w:t xml:space="preserve">a Special Licence additional researcher form </w:t>
+        <w:t xml:space="preserve">a Special Licence additional </w:t>
+      </w:r>
+      <w:proofErr w:type="spellStart"/>
+      <w:r>
+        <w:rPr>
+          <w:lang w:val="de-DE"/>
+        </w:rPr>
+        <w:t>researcher</w:t>
+      </w:r>
+      <w:proofErr w:type="spellEnd"/>
+      <w:r>
+        <w:rPr>
+          <w:lang w:val="de-DE"/>
+        </w:rPr>
+        <w:t xml:space="preserve"> form </w:t>
       </w:r>
       <w:r>
         <w:rPr>
@@ -2998,39 +5556,55 @@
         <w:spacing w:after="120"/>
         <w:textAlignment w:val="auto"/>
       </w:pPr>
-      <w:bookmarkStart w:id="19" w:name="_Toc129690086"/>
-      <w:r>
-        <w:t xml:space="preserve"> </w:t>
-      </w:r>
-      <w:bookmarkStart w:id="20" w:name="_Toc196393087"/>
+      <w:bookmarkStart w:id="18" w:name="_Toc129690086"/>
+      <w:r>
+        <w:t xml:space="preserve"> </w:t>
+      </w:r>
+      <w:bookmarkStart w:id="19" w:name="_Toc196393087"/>
       <w:r>
         <w:t>Project details</w:t>
       </w:r>
+      <w:bookmarkEnd w:id="18"/>
       <w:bookmarkEnd w:id="19"/>
-      <w:bookmarkEnd w:id="20"/>
     </w:p>
     <w:p>
       <w:pPr>
         <w:pStyle w:val="BodyTextStandard"/>
       </w:pPr>
       <w:r>
-        <w:t xml:space="preserve">The information you provide here will be used by the data owner to make a decision about whether or not to approve your application to use this data. </w:t>
+        <w:t xml:space="preserve">The information you provide here will be used by the data owner to </w:t>
+      </w:r>
+      <w:proofErr w:type="gramStart"/>
+      <w:r>
+        <w:t>make a decision</w:t>
+      </w:r>
+      <w:proofErr w:type="gramEnd"/>
+      <w:r>
+        <w:t xml:space="preserve"> about </w:t>
+      </w:r>
+      <w:proofErr w:type="gramStart"/>
+      <w:r>
+        <w:t>whether or not</w:t>
+      </w:r>
+      <w:proofErr w:type="gramEnd"/>
+      <w:r>
+        <w:t xml:space="preserve"> to approve your application to use this data. </w:t>
       </w:r>
     </w:p>
     <w:p>
       <w:pPr>
         <w:pStyle w:val="Heading2"/>
       </w:pPr>
-      <w:bookmarkStart w:id="21" w:name="_Toc129690087"/>
-      <w:r>
-        <w:t xml:space="preserve"> </w:t>
-      </w:r>
-      <w:bookmarkStart w:id="22" w:name="_Toc196393088"/>
+      <w:bookmarkStart w:id="20" w:name="_Toc129690087"/>
+      <w:r>
+        <w:t xml:space="preserve"> </w:t>
+      </w:r>
+      <w:bookmarkStart w:id="21" w:name="_Toc196393088"/>
       <w:r>
         <w:t>Abstract</w:t>
       </w:r>
+      <w:bookmarkEnd w:id="20"/>
       <w:bookmarkEnd w:id="21"/>
-      <w:bookmarkEnd w:id="22"/>
     </w:p>
     <w:p>
       <w:pPr>
@@ -3068,14 +5642,8 @@
           <w:p>
             <w:pPr>
               <w:pStyle w:val="BodyTextStandard"/>
-              <w:rPr>
-                <w:lang/>
-              </w:rPr>
             </w:pPr>
             <w:r>
-              <w:rPr>
-                <w:lang/>
-              </w:rPr>
               <w:lastRenderedPageBreak/>
               <w:t>The COVID-19 pandemic introduced sector-specific restrictions that affected industries and occupations very differently. Depending on the combination of sectors in which partners were employed, households experienced asymmetric employment shocks, with one partner more exposed to shutdowns or work-from-home transitions than the other. In many cases, this generated temporary reversals of traditional gender roles, altering relative earnings and the division of childcare and domestic work.</w:t>
             </w:r>
@@ -3083,23 +5651,14 @@
           <w:p>
             <w:pPr>
               <w:pStyle w:val="BodyTextStandard"/>
-              <w:rPr>
-                <w:lang/>
-              </w:rPr>
             </w:pPr>
             <w:r>
-              <w:rPr>
-                <w:lang/>
-              </w:rPr>
               <w:t>This project examines whether such pandemic-induced shifts in relative labour market attachment within couples led to more equal divisions of household labour and reduced gender gaps in paid work and caregiving. By analysing how differential exposure to sectoral restrictions reshaped intra-household dynamics, the study contributes to understanding how large economic disruptions can affect gender inequality and family behaviour.</w:t>
             </w:r>
           </w:p>
           <w:p>
             <w:pPr>
               <w:pStyle w:val="BodyTextStandard"/>
-              <w:rPr>
-                <w:lang/>
-              </w:rPr>
             </w:pPr>
           </w:p>
         </w:tc>
@@ -3114,16 +5673,16 @@
       <w:pPr>
         <w:pStyle w:val="Heading2"/>
       </w:pPr>
-      <w:bookmarkStart w:id="23" w:name="_Toc129690088"/>
-      <w:r>
-        <w:t xml:space="preserve"> </w:t>
-      </w:r>
-      <w:bookmarkStart w:id="24" w:name="_Toc196393089"/>
+      <w:bookmarkStart w:id="22" w:name="_Toc129690088"/>
+      <w:r>
+        <w:t xml:space="preserve"> </w:t>
+      </w:r>
+      <w:bookmarkStart w:id="23" w:name="_Toc196393089"/>
       <w:r>
         <w:t>Research proposal</w:t>
       </w:r>
+      <w:bookmarkEnd w:id="22"/>
       <w:bookmarkEnd w:id="23"/>
-      <w:bookmarkEnd w:id="24"/>
     </w:p>
     <w:p>
       <w:pPr>
@@ -3161,14 +5720,8 @@
           <w:p>
             <w:pPr>
               <w:pStyle w:val="BodyTextStandard"/>
-              <w:rPr>
-                <w:lang/>
-              </w:rPr>
             </w:pPr>
             <w:r>
-              <w:rPr>
-                <w:lang/>
-              </w:rPr>
               <w:lastRenderedPageBreak/>
               <w:t>This project studies how asymmetric employment shocks within couples affect the intra-household division of labour and gender inequality. The COVID-19 pandemic generated sector-specific restrictions that affected industries and occupations differently. Because partners are employed in different sectors, households experienced unequal shocks to labour market participation and physical presence at home.</w:t>
             </w:r>
@@ -3176,65 +5729,46 @@
           <w:p>
             <w:pPr>
               <w:pStyle w:val="BodyTextStandard"/>
-              <w:rPr>
-                <w:lang/>
-              </w:rPr>
             </w:pPr>
             <w:r>
-              <w:rPr>
-                <w:lang/>
-              </w:rPr>
-              <w:t>The central question is whether pandemic-induced changes in relative exposure — such as one partner working outside the home while the other was furloughed, shut down, or working remotely — altered the division of paid and unpaid work. We focus in particular on whether changes in relative presence at home, and whether time at home was spent working remotely or not working, led to more equal sharing of childcare and domestic responsibilities, and whether such changes persisted beyond the initial shock.</w:t>
+              <w:t xml:space="preserve">The central question is whether pandemic-induced changes in relative exposure — such as one partner working outside the home while the other was furloughed, shut down, or working remotely — altered the division of paid and unpaid work. We focus </w:t>
+            </w:r>
+            <w:proofErr w:type="gramStart"/>
+            <w:r>
+              <w:t>in particular on</w:t>
+            </w:r>
+            <w:proofErr w:type="gramEnd"/>
+            <w:r>
+              <w:t xml:space="preserve"> whether changes in relative presence at home, and whether time at home was spent working remotely or not working, led to more equal sharing of childcare and domestic responsibilities, and whether such changes persisted beyond the initial shock.</w:t>
             </w:r>
           </w:p>
           <w:p>
             <w:pPr>
               <w:pStyle w:val="BodyTextStandard"/>
-              <w:rPr>
-                <w:lang/>
-              </w:rPr>
             </w:pPr>
             <w:r>
-              <w:rPr>
-                <w:lang/>
-              </w:rPr>
               <w:t>The primary group of interest consists of couples with young children, as gender gaps are strongly linked to the “motherhood penalty” and early household role formation. Couples without children and couples with older children serve as comparison groups, allowing us to distinguish childcare-driven effects from broader household adjustments.</w:t>
             </w:r>
           </w:p>
           <w:p>
             <w:pPr>
               <w:pStyle w:val="BodyTextStandard"/>
-              <w:rPr>
-                <w:lang/>
-              </w:rPr>
             </w:pPr>
             <w:r>
-              <w:rPr>
-                <w:lang/>
-              </w:rPr>
               <w:t>Empirically, the analysis follows a difference-in-differences framework. Using pre-pandemic employment information, we classify each partner by exposure to shutdowns, essential worker status, and ability to work remotely. We compare changes in household labour allocation before and after the pandemic across couples with different combinations of sectoral exposure, exploiting the interaction between time and relative exposure within couples.</w:t>
             </w:r>
           </w:p>
           <w:p>
             <w:pPr>
               <w:pStyle w:val="BodyTextStandard"/>
-              <w:rPr>
-                <w:lang/>
-              </w:rPr>
             </w:pPr>
             <w:r>
-              <w:rPr>
-                <w:lang/>
-              </w:rPr>
               <w:t>Outcomes include employment, working hours, childcare and domestic time, and selected health measures. The longitudinal structure of the data allows us to account for pre-existing household differences and to examine both short-term adjustments and persistence. This study forms part of a broader comparative research agenda examining how pandemic-related labour market shocks reshaped household labour allocation across countries.</w:t>
             </w:r>
           </w:p>
           <w:p>
             <w:pPr>
               <w:pStyle w:val="BodyTextStandard"/>
-              <w:rPr>
-                <w:lang/>
-              </w:rPr>
             </w:pPr>
           </w:p>
         </w:tc>
@@ -3249,21 +5783,21 @@
       <w:pPr>
         <w:pStyle w:val="Heading2"/>
       </w:pPr>
-      <w:bookmarkStart w:id="25" w:name="_Toc129690089"/>
-      <w:bookmarkStart w:id="26" w:name="_Ref119935071"/>
-      <w:r>
-        <w:t xml:space="preserve"> </w:t>
-      </w:r>
-      <w:bookmarkStart w:id="27" w:name="_Toc196393090"/>
+      <w:bookmarkStart w:id="24" w:name="_Toc129690089"/>
+      <w:bookmarkStart w:id="25" w:name="_Ref119935071"/>
+      <w:r>
+        <w:t xml:space="preserve"> </w:t>
+      </w:r>
+      <w:bookmarkStart w:id="26" w:name="_Toc196393090"/>
       <w:r>
         <w:t>Data required for the project</w:t>
       </w:r>
+      <w:bookmarkEnd w:id="24"/>
+      <w:bookmarkEnd w:id="26"/>
+      <w:r>
+        <w:t xml:space="preserve"> </w:t>
+      </w:r>
       <w:bookmarkEnd w:id="25"/>
-      <w:bookmarkEnd w:id="27"/>
-      <w:r>
-        <w:t xml:space="preserve"> </w:t>
-      </w:r>
-      <w:bookmarkEnd w:id="26"/>
     </w:p>
     <w:p>
       <w:pPr>
@@ -3290,7 +5824,7 @@
       <w:r>
         <w:t xml:space="preserve">only need to detail Special Licence studies required (data subject to the Special Licence user agreement). For example: </w:t>
       </w:r>
-      <w:hyperlink r:id="rId19" w:history="1">
+      <w:hyperlink r:id="rId15" w:history="1">
         <w:r>
           <w:rPr>
             <w:rStyle w:val="Hyperlink"/>
@@ -3361,16 +5895,16 @@
       <w:pPr>
         <w:pStyle w:val="Heading2"/>
       </w:pPr>
-      <w:bookmarkStart w:id="28" w:name="_Toc129690090"/>
-      <w:r>
-        <w:t xml:space="preserve"> </w:t>
-      </w:r>
-      <w:bookmarkStart w:id="29" w:name="_Toc196393091"/>
+      <w:bookmarkStart w:id="27" w:name="_Toc129690090"/>
+      <w:r>
+        <w:t xml:space="preserve"> </w:t>
+      </w:r>
+      <w:bookmarkStart w:id="28" w:name="_Toc196393091"/>
       <w:r>
         <w:t>Justification</w:t>
       </w:r>
+      <w:bookmarkEnd w:id="27"/>
       <w:bookmarkEnd w:id="28"/>
-      <w:bookmarkEnd w:id="29"/>
     </w:p>
     <w:p>
       <w:pPr>
@@ -3447,7 +5981,7 @@
       <w:r>
         <w:t xml:space="preserve">the </w:t>
       </w:r>
-      <w:hyperlink r:id="rId20" w:history="1">
+      <w:hyperlink r:id="rId16" w:history="1">
         <w:r>
           <w:rPr>
             <w:rStyle w:val="Hyperlink"/>
@@ -3491,57 +6025,41 @@
           <w:p>
             <w:pPr>
               <w:pStyle w:val="BodyTextStandard"/>
-              <w:rPr>
-                <w:lang/>
-              </w:rPr>
             </w:pPr>
             <w:r>
-              <w:rPr>
-                <w:lang/>
-              </w:rPr>
               <w:lastRenderedPageBreak/>
-              <w:t>This project requires access to the Special Licence version of Understanding Society in order to obtain detailed industry and occupation identifiers for both partners within households. The empirical design relies on constructing measures of exposure to COVID-19 sectoral restrictions at the industry–occupation level, including classification into sectors subject to shutdowns, essential/key worker sectors requiring work outside the home, and occupations with the capacity to transition to remote work.</w:t>
+              <w:t xml:space="preserve">This project requires access to the Special Licence version of Understanding Society </w:t>
+            </w:r>
+            <w:proofErr w:type="gramStart"/>
+            <w:r>
+              <w:t>in order to</w:t>
+            </w:r>
+            <w:proofErr w:type="gramEnd"/>
+            <w:r>
+              <w:t xml:space="preserve"> obtain detailed industry and occupation identifiers for both partners within households. The empirical design relies on constructing measures of exposure to COVID-19 sectoral restrictions at the industry–occupation level, including classification into sectors subject to shutdowns, essential/key worker sectors requiring work outside the home, and occupations with the capacity to transition to remote work.</w:t>
             </w:r>
           </w:p>
           <w:p>
             <w:pPr>
               <w:pStyle w:val="BodyTextStandard"/>
-              <w:rPr>
-                <w:lang/>
-              </w:rPr>
             </w:pPr>
             <w:r>
-              <w:rPr>
-                <w:lang/>
-              </w:rPr>
               <w:t>To implement this classification, we require access to the full Standard Industrial Classification (SIC) and Standard Occupational Classification (SOC) codes (e.g., jbsic07, jobsoc00) available under the Special Licence. The broader industry and occupation groupings in the End User Licence (EUL) version do not provide sufficient detail to distinguish between sub-sectors that were differentially affected by pandemic restrictions (for example, essential versus non-essential retail, frontline versus non-frontline healthcare, or occupations with differing remote-work feasibility). The detailed codes are therefore necessary to construct accurate exposure measures.</w:t>
             </w:r>
           </w:p>
           <w:p>
             <w:pPr>
               <w:pStyle w:val="BodyTextStandard"/>
-              <w:rPr>
-                <w:lang/>
-              </w:rPr>
             </w:pPr>
             <w:r>
-              <w:rPr>
-                <w:lang/>
-              </w:rPr>
               <w:t>An additional key feature of Understanding Society is the ability to link pre-pandemic employment information to the dedicated Understanding Society COVID-19 Study waves. This linkage allows us to examine short-term adjustments in employment status, working from home, childcare responsibilities, and health, and to analyse the mechanisms underlying changes in household labour allocation. Alternative UK datasets do not combine detailed couple-level panel data with both employment detail and pandemic-specific survey waves.</w:t>
             </w:r>
           </w:p>
           <w:p>
             <w:pPr>
               <w:pStyle w:val="BodyTextStandard"/>
-              <w:rPr>
-                <w:lang/>
-              </w:rPr>
             </w:pPr>
             <w:r>
-              <w:rPr>
-                <w:lang/>
-              </w:rPr>
               <w:t>The detailed SIC and SOC variables will be used solely to construct categorical exposure indicators at the couple level and will not be reported in any publication or output. We have considered less restrictive data versions and alternative sources; however, the EUL version does not provide sufficient industry and occupation detail to implement the proposed difference-in-differences design. The Special Licence version is therefore required.</w:t>
             </w:r>
           </w:p>
@@ -3557,16 +6075,16 @@
       <w:pPr>
         <w:pStyle w:val="Heading2"/>
       </w:pPr>
-      <w:bookmarkStart w:id="30" w:name="_Toc129690091"/>
-      <w:r>
-        <w:t xml:space="preserve"> </w:t>
-      </w:r>
-      <w:bookmarkStart w:id="31" w:name="_Toc196393092"/>
+      <w:bookmarkStart w:id="29" w:name="_Toc129690091"/>
+      <w:r>
+        <w:t xml:space="preserve"> </w:t>
+      </w:r>
+      <w:bookmarkStart w:id="30" w:name="_Toc196393092"/>
       <w:r>
         <w:t>Does your project proposal include any linking of data sources?</w:t>
       </w:r>
+      <w:bookmarkEnd w:id="29"/>
       <w:bookmarkEnd w:id="30"/>
-      <w:bookmarkEnd w:id="31"/>
     </w:p>
     <w:p>
       <w:pPr>
@@ -3683,16 +6201,16 @@
       <w:pPr>
         <w:pStyle w:val="Heading2"/>
       </w:pPr>
-      <w:bookmarkStart w:id="32" w:name="_Toc129690092"/>
-      <w:r>
-        <w:t xml:space="preserve"> </w:t>
-      </w:r>
-      <w:bookmarkStart w:id="33" w:name="_Toc196393093"/>
+      <w:bookmarkStart w:id="31" w:name="_Toc129690092"/>
+      <w:r>
+        <w:t xml:space="preserve"> </w:t>
+      </w:r>
+      <w:bookmarkStart w:id="32" w:name="_Toc196393093"/>
       <w:r>
         <w:t>Expected outputs</w:t>
       </w:r>
+      <w:bookmarkEnd w:id="31"/>
       <w:bookmarkEnd w:id="32"/>
-      <w:bookmarkEnd w:id="33"/>
     </w:p>
     <w:p>
       <w:pPr>
@@ -3705,13 +6223,29 @@
         <w:t>the products/outputs that will be produced from your use of the data</w:t>
       </w:r>
       <w:r>
-        <w:t xml:space="preserve">. This might include things like: </w:t>
+        <w:t xml:space="preserve">. This might include things </w:t>
+      </w:r>
+      <w:proofErr w:type="gramStart"/>
+      <w:r>
+        <w:t>like:</w:t>
+      </w:r>
+      <w:proofErr w:type="gramEnd"/>
+      <w:r>
+        <w:t xml:space="preserve"> </w:t>
       </w:r>
       <w:r>
         <w:t xml:space="preserve">analysis, reports, tables, </w:t>
       </w:r>
       <w:r>
-        <w:t xml:space="preserve">journal articles, books, chapters, blog posts or theses. If applicable, please describe the impact and public benefit which you expect will occur as a result of your use of the data. </w:t>
+        <w:t xml:space="preserve">journal articles, books, chapters, blog posts or theses. If applicable, please describe the impact and public benefit which you expect will occur </w:t>
+      </w:r>
+      <w:proofErr w:type="gramStart"/>
+      <w:r>
+        <w:t>as a result of</w:t>
+      </w:r>
+      <w:proofErr w:type="gramEnd"/>
+      <w:r>
+        <w:t xml:space="preserve"> your use of the data. </w:t>
       </w:r>
     </w:p>
     <w:tbl>
@@ -3743,51 +6277,30 @@
           <w:p>
             <w:pPr>
               <w:pStyle w:val="BodyTextStandard"/>
-              <w:rPr>
-                <w:lang/>
-              </w:rPr>
             </w:pPr>
             <w:r>
-              <w:rPr>
-                <w:lang/>
-              </w:rPr>
               <w:t>The primary outputs of this project will be empirical analysis of changes in intra-household labour allocation associated with differential exposure to COVID-19 sectoral restrictions. We will produce statistical estimates of how asymmetric shocks to presence at home within couples affected employment status, working hours, childcare responsibilities, and domestic work, with particular attention to parents of young children.</w:t>
             </w:r>
           </w:p>
           <w:p>
             <w:pPr>
               <w:pStyle w:val="BodyTextStandard"/>
-              <w:rPr>
-                <w:lang/>
-              </w:rPr>
             </w:pPr>
             <w:r>
-              <w:rPr>
-                <w:lang/>
-              </w:rPr>
               <w:t>The results will be presented in the form of regression estimates, summary tables, and figures illustrating differences across exposure groups and family types. We intend to prepare one or more academic papers for submission to peer-reviewed journals in economics or related social sciences. The findings may also be presented at academic conferences and seminars.</w:t>
             </w:r>
           </w:p>
           <w:p>
             <w:pPr>
               <w:pStyle w:val="BodyTextStandard"/>
-              <w:rPr>
-                <w:lang/>
-              </w:rPr>
             </w:pPr>
             <w:r>
-              <w:rPr>
-                <w:lang/>
-              </w:rPr>
               <w:t>By providing evidence on whether temporary gender role reversals can alter patterns of household labour division, the project aims to contribute to policy discussions on gender equality, family policy, and labour market resilience in response to large economic disruptions.</w:t>
             </w:r>
           </w:p>
           <w:p>
             <w:pPr>
               <w:pStyle w:val="BodyTextStandard"/>
-              <w:rPr>
-                <w:lang/>
-              </w:rPr>
             </w:pPr>
           </w:p>
         </w:tc>
@@ -3802,16 +6315,16 @@
       <w:pPr>
         <w:pStyle w:val="Heading2"/>
       </w:pPr>
-      <w:bookmarkStart w:id="34" w:name="_Toc129690093"/>
-      <w:r>
-        <w:t xml:space="preserve"> </w:t>
-      </w:r>
-      <w:bookmarkStart w:id="35" w:name="_Toc196393094"/>
+      <w:bookmarkStart w:id="33" w:name="_Toc129690093"/>
+      <w:r>
+        <w:t xml:space="preserve"> </w:t>
+      </w:r>
+      <w:bookmarkStart w:id="34" w:name="_Toc196393094"/>
       <w:r>
         <w:t>Protection of confidentiality</w:t>
       </w:r>
+      <w:bookmarkEnd w:id="33"/>
       <w:bookmarkEnd w:id="34"/>
-      <w:bookmarkEnd w:id="35"/>
     </w:p>
     <w:p>
       <w:pPr>
@@ -3828,7 +6341,7 @@
       <w:r>
         <w:t xml:space="preserve">Methods and standards specified in the </w:t>
       </w:r>
-      <w:hyperlink r:id="rId21" w:history="1">
+      <w:hyperlink r:id="rId17" w:history="1">
         <w:r>
           <w:rPr>
             <w:rStyle w:val="Hyperlink"/>
@@ -3839,24 +6352,12 @@
       <w:r>
         <w:t xml:space="preserve"> and </w:t>
       </w:r>
-      <w:hyperlink r:id="rId22" w:history="1">
+      <w:hyperlink r:id="rId18" w:history="1">
         <w:r>
           <w:rPr>
             <w:rStyle w:val="Hyperlink"/>
           </w:rPr>
-          <w:t>Office for National Statistic’s Disclosure control for tabl</w:t>
-        </w:r>
-        <w:r>
-          <w:rPr>
-            <w:rStyle w:val="Hyperlink"/>
-          </w:rPr>
-          <w:t>e</w:t>
-        </w:r>
-        <w:r>
-          <w:rPr>
-            <w:rStyle w:val="Hyperlink"/>
-          </w:rPr>
-          <w:t>s produced from surveys</w:t>
+          <w:t>Office for National Statistic’s Disclosure control for tables produced from surveys</w:t>
         </w:r>
       </w:hyperlink>
       <w:r>
@@ -3892,14 +6393,8 @@
           <w:p>
             <w:pPr>
               <w:pStyle w:val="BodyTextStandard"/>
-              <w:rPr>
-                <w:lang/>
-              </w:rPr>
             </w:pPr>
             <w:r>
-              <w:rPr>
-                <w:lang/>
-              </w:rPr>
               <w:lastRenderedPageBreak/>
               <w:t>All analysis will comply with the UK Data Service Research Data Handling and Security: Guide for Users and the Office for National Statistics guidance on disclosure control for survey data outputs.</w:t>
             </w:r>
@@ -3907,51 +6402,30 @@
           <w:p>
             <w:pPr>
               <w:pStyle w:val="BodyTextStandard"/>
-              <w:rPr>
-                <w:lang/>
-              </w:rPr>
             </w:pPr>
             <w:r>
-              <w:rPr>
-                <w:lang/>
-              </w:rPr>
               <w:t>The detailed industry and occupation variables accessed under the Special Licence will be used solely to construct categorical exposure indicators and will not be reported in any publication, table, or output. No outputs will include disaggregated SIC or SOC classifications beyond broad analytical groupings necessary for interpretation.</w:t>
             </w:r>
           </w:p>
           <w:p>
             <w:pPr>
               <w:pStyle w:val="BodyTextStandard"/>
-              <w:rPr>
-                <w:lang/>
-              </w:rPr>
             </w:pPr>
             <w:r>
-              <w:rPr>
-                <w:lang/>
-              </w:rPr>
               <w:t>We will not report tabulations or summary statistics based on fewer than 10 unweighted observations per cell. Where necessary, categories will be aggregated to ensure compliance with this threshold and to prevent disclosure risk. No outputs will identify individual respondents, households, employers, or small geographic areas.</w:t>
             </w:r>
           </w:p>
           <w:p>
             <w:pPr>
               <w:pStyle w:val="BodyTextStandard"/>
-              <w:rPr>
-                <w:lang/>
-              </w:rPr>
             </w:pPr>
             <w:r>
-              <w:rPr>
-                <w:lang/>
-              </w:rPr>
               <w:t>Regression results will report coefficients, standard errors, and overall sample sizes only. No individual-level data will be shared. All outputs will consist solely of aggregated statistical summaries that comply with applicable disclosure control standards.</w:t>
             </w:r>
           </w:p>
           <w:p>
             <w:pPr>
               <w:pStyle w:val="BodyTextStandard"/>
-              <w:rPr>
-                <w:lang/>
-              </w:rPr>
             </w:pPr>
           </w:p>
         </w:tc>
@@ -3961,16 +6435,16 @@
       <w:pPr>
         <w:spacing w:before="120" w:after="20" w:line="240" w:lineRule="auto"/>
       </w:pPr>
-      <w:bookmarkStart w:id="36" w:name="_Toc355338715"/>
-      <w:bookmarkStart w:id="37" w:name="_Toc355338716"/>
-      <w:bookmarkStart w:id="38" w:name="_Toc355338721"/>
-      <w:bookmarkStart w:id="39" w:name="_Toc355338696"/>
-      <w:bookmarkStart w:id="40" w:name="_Toc355338699"/>
+      <w:bookmarkStart w:id="35" w:name="_Toc355338715"/>
+      <w:bookmarkStart w:id="36" w:name="_Toc355338716"/>
+      <w:bookmarkStart w:id="37" w:name="_Toc355338721"/>
+      <w:bookmarkStart w:id="38" w:name="_Toc355338696"/>
+      <w:bookmarkStart w:id="39" w:name="_Toc355338699"/>
+      <w:bookmarkEnd w:id="35"/>
       <w:bookmarkEnd w:id="36"/>
       <w:bookmarkEnd w:id="37"/>
       <w:bookmarkEnd w:id="38"/>
       <w:bookmarkEnd w:id="39"/>
-      <w:bookmarkEnd w:id="40"/>
       <w:r>
         <w:rPr>
           <w:noProof/>
@@ -4050,7 +6524,7 @@
           <w:szCs w:val="36"/>
         </w:rPr>
       </w:pPr>
-      <w:hyperlink r:id="rId23" w:history="1">
+      <w:hyperlink r:id="rId19" w:history="1">
         <w:r>
           <w:rPr>
             <w:rStyle w:val="Hyperlink"/>
@@ -4081,7 +6555,7 @@
           </w14:textFill>
         </w:rPr>
       </w:pPr>
-      <w:hyperlink r:id="rId24" w:history="1">
+      <w:hyperlink r:id="rId20" w:history="1">
         <w:r>
           <w:rPr>
             <w:rStyle w:val="Hyperlink"/>
@@ -4120,11 +6594,11 @@
       </w:r>
     </w:p>
     <w:sectPr>
-      <w:headerReference w:type="default" r:id="rId25"/>
-      <w:footerReference w:type="even" r:id="rId26"/>
-      <w:footerReference w:type="default" r:id="rId27"/>
-      <w:headerReference w:type="first" r:id="rId28"/>
-      <w:footerReference w:type="first" r:id="rId29"/>
+      <w:headerReference w:type="default" r:id="rId21"/>
+      <w:footerReference w:type="even" r:id="rId22"/>
+      <w:footerReference w:type="default" r:id="rId23"/>
+      <w:headerReference w:type="first" r:id="rId24"/>
+      <w:footerReference w:type="first" r:id="rId25"/>
       <w:pgSz w:w="11901" w:h="16817"/>
       <w:pgMar w:top="1974" w:right="1134" w:bottom="1134" w:left="1134" w:header="22" w:footer="506" w:gutter="0"/>
       <w:pgNumType w:start="1"/>
@@ -4134,49 +6608,6 @@
     </w:sectPr>
   </w:body>
 </w:document>
-</file>
-
-<file path=word/comments.xml><?xml version="1.0" encoding="utf-8"?>
-<w:comments xmlns:wpc="http://schemas.microsoft.com/office/word/2010/wordprocessingCanvas" xmlns:cx="http://schemas.microsoft.com/office/drawing/2014/chartex" xmlns:cx1="http://schemas.microsoft.com/office/drawing/2015/9/8/chartex" xmlns:cx2="http://schemas.microsoft.com/office/drawing/2015/10/21/chartex" xmlns:cx3="http://schemas.microsoft.com/office/drawing/2016/5/9/chartex" xmlns:cx4="http://schemas.microsoft.com/office/drawing/2016/5/10/chartex" xmlns:cx5="http://schemas.microsoft.com/office/drawing/2016/5/11/chartex" xmlns:cx6="http://schemas.microsoft.com/office/drawing/2016/5/12/chartex" xmlns:cx7="http://schemas.microsoft.com/office/drawing/2016/5/13/chartex" xmlns:cx8="http://schemas.microsoft.com/office/drawing/2016/5/14/chartex" xmlns:mc="http://schemas.openxmlformats.org/markup-compatibility/2006" xmlns:aink="http://schemas.microsoft.com/office/drawing/2016/ink" xmlns:am3d="http://schemas.microsoft.com/office/drawing/2017/model3d" xmlns:o="urn:schemas-microsoft-com:office:office" xmlns:oel="http://schemas.microsoft.com/office/2019/extlst" xmlns:r="http://schemas.openxmlformats.org/officeDocument/2006/relationships" xmlns:m="http://schemas.openxmlformats.org/officeDocument/2006/math" xmlns:v="urn:schemas-microsoft-com:vml" xmlns:wp14="http://schemas.microsoft.com/office/word/2010/wordprocessingDrawing" xmlns:wp="http://schemas.openxmlformats.org/drawingml/2006/wordprocessingDrawing" xmlns:w10="urn:schemas-microsoft-com:office:word" xmlns:w="http://schemas.openxmlformats.org/wordprocessingml/2006/main" xmlns:w14="http://schemas.microsoft.com/office/word/2010/wordml" xmlns:w15="http://schemas.microsoft.com/office/word/2012/wordml" xmlns:w16cex="http://schemas.microsoft.com/office/word/2018/wordml/cex" xmlns:w16cid="http://schemas.microsoft.com/office/word/2016/wordml/cid" xmlns:w16="http://schemas.microsoft.com/office/word/2018/wordml" xmlns:w16du="http://schemas.microsoft.com/office/word/2023/wordml/word16du" xmlns:w16sdtdh="http://schemas.microsoft.com/office/word/2020/wordml/sdtdatahash" xmlns:w16sdtfl="http://schemas.microsoft.com/office/word/2024/wordml/sdtformatlock" xmlns:w16se="http://schemas.microsoft.com/office/word/2015/wordml/symex" xmlns:wpg="http://schemas.microsoft.com/office/word/2010/wordprocessingGroup" xmlns:wpi="http://schemas.microsoft.com/office/word/2010/wordprocessingInk" xmlns:wne="http://schemas.microsoft.com/office/word/2006/wordml" xmlns:wps="http://schemas.microsoft.com/office/word/2010/wordprocessingShape" mc:Ignorable="w14 w15 w16se w16cid w16 w16cex w16sdtdh w16sdtfl w16du wp14">
-  <w:comment w:id="16" w:author="Ori Shoham" w:date="2026-03-02T13:51:00Z" w:initials="OS">
-    <w:p>
-      <w:pPr>
-        <w:pStyle w:val="CommentText"/>
-      </w:pPr>
-      <w:r>
-        <w:rPr>
-          <w:rStyle w:val="CommentReference"/>
-        </w:rPr>
-        <w:annotationRef/>
-      </w:r>
-      <w:r>
-        <w:t>This is the example they provide:</w:t>
-      </w:r>
-      <w:r>
-        <w:br/>
-        <w:t xml:space="preserve">The data will be stored on an institutionally provided laptop. The whole laptop will be encrypted. Access to the laptop will be via a user-name and password that only I have access to. When not in use the laptop will be stored out of sight in a locked desk. I work in an office shared with two other members of staff who cannot see my screen and the office is locked when not in use. The data will only be accessed from my institutional premises. Data will be securely removed from the drive at the end of the project and confirmed directly with the UK Data Service. </w:t>
-      </w:r>
-    </w:p>
-  </w:comment>
-</w:comments>
-</file>
-
-<file path=word/commentsExtended.xml><?xml version="1.0" encoding="utf-8"?>
-<w15:commentsEx xmlns:wpc="http://schemas.microsoft.com/office/word/2010/wordprocessingCanvas" xmlns:cx="http://schemas.microsoft.com/office/drawing/2014/chartex" xmlns:cx1="http://schemas.microsoft.com/office/drawing/2015/9/8/chartex" xmlns:cx2="http://schemas.microsoft.com/office/drawing/2015/10/21/chartex" xmlns:cx3="http://schemas.microsoft.com/office/drawing/2016/5/9/chartex" xmlns:cx4="http://schemas.microsoft.com/office/drawing/2016/5/10/chartex" xmlns:cx5="http://schemas.microsoft.com/office/drawing/2016/5/11/chartex" xmlns:cx6="http://schemas.microsoft.com/office/drawing/2016/5/12/chartex" xmlns:cx7="http://schemas.microsoft.com/office/drawing/2016/5/13/chartex" xmlns:cx8="http://schemas.microsoft.com/office/drawing/2016/5/14/chartex" xmlns:mc="http://schemas.openxmlformats.org/markup-compatibility/2006" xmlns:aink="http://schemas.microsoft.com/office/drawing/2016/ink" xmlns:am3d="http://schemas.microsoft.com/office/drawing/2017/model3d" xmlns:o="urn:schemas-microsoft-com:office:office" xmlns:oel="http://schemas.microsoft.com/office/2019/extlst" xmlns:r="http://schemas.openxmlformats.org/officeDocument/2006/relationships" xmlns:m="http://schemas.openxmlformats.org/officeDocument/2006/math" xmlns:v="urn:schemas-microsoft-com:vml" xmlns:wp14="http://schemas.microsoft.com/office/word/2010/wordprocessingDrawing" xmlns:wp="http://schemas.openxmlformats.org/drawingml/2006/wordprocessingDrawing" xmlns:w10="urn:schemas-microsoft-com:office:word" xmlns:w="http://schemas.openxmlformats.org/wordprocessingml/2006/main" xmlns:w14="http://schemas.microsoft.com/office/word/2010/wordml" xmlns:w15="http://schemas.microsoft.com/office/word/2012/wordml" xmlns:w16cex="http://schemas.microsoft.com/office/word/2018/wordml/cex" xmlns:w16cid="http://schemas.microsoft.com/office/word/2016/wordml/cid" xmlns:w16="http://schemas.microsoft.com/office/word/2018/wordml" xmlns:w16du="http://schemas.microsoft.com/office/word/2023/wordml/word16du" xmlns:w16sdtdh="http://schemas.microsoft.com/office/word/2020/wordml/sdtdatahash" xmlns:w16sdtfl="http://schemas.microsoft.com/office/word/2024/wordml/sdtformatlock" xmlns:w16se="http://schemas.microsoft.com/office/word/2015/wordml/symex" xmlns:wpg="http://schemas.microsoft.com/office/word/2010/wordprocessingGroup" xmlns:wpi="http://schemas.microsoft.com/office/word/2010/wordprocessingInk" xmlns:wne="http://schemas.microsoft.com/office/word/2006/wordml" xmlns:wps="http://schemas.microsoft.com/office/word/2010/wordprocessingShape" mc:Ignorable="w14 w15 w16se w16cid w16 w16cex w16sdtdh w16sdtfl w16du wp14">
-  <w15:commentEx w15:paraId="1E7DE690" w15:done="0"/>
-</w15:commentsEx>
-</file>
-
-<file path=word/commentsExtensible.xml><?xml version="1.0" encoding="utf-8"?>
-<w16cex:commentsExtensible xmlns:wpc="http://schemas.microsoft.com/office/word/2010/wordprocessingCanvas" xmlns:cx="http://schemas.microsoft.com/office/drawing/2014/chartex" xmlns:cx1="http://schemas.microsoft.com/office/drawing/2015/9/8/chartex" xmlns:cx2="http://schemas.microsoft.com/office/drawing/2015/10/21/chartex" xmlns:cx3="http://schemas.microsoft.com/office/drawing/2016/5/9/chartex" xmlns:cx4="http://schemas.microsoft.com/office/drawing/2016/5/10/chartex" xmlns:cx5="http://schemas.microsoft.com/office/drawing/2016/5/11/chartex" xmlns:cx6="http://schemas.microsoft.com/office/drawing/2016/5/12/chartex" xmlns:cx7="http://schemas.microsoft.com/office/drawing/2016/5/13/chartex" xmlns:cx8="http://schemas.microsoft.com/office/drawing/2016/5/14/chartex" xmlns:cr="http://schemas.microsoft.com/office/comments/2020/reactions" xmlns:mc="http://schemas.openxmlformats.org/markup-compatibility/2006" xmlns:aink="http://schemas.microsoft.com/office/drawing/2016/ink" xmlns:am3d="http://schemas.microsoft.com/office/drawing/2017/model3d" xmlns:o="urn:schemas-microsoft-com:office:office" xmlns:oel="http://schemas.microsoft.com/office/2019/extlst" xmlns:r="http://schemas.openxmlformats.org/officeDocument/2006/relationships" xmlns:m="http://schemas.openxmlformats.org/officeDocument/2006/math" xmlns:v="urn:schemas-microsoft-com:vml" xmlns:wp14="http://schemas.microsoft.com/office/word/2010/wordprocessingDrawing" xmlns:wp="http://schemas.openxmlformats.org/drawingml/2006/wordprocessingDrawing" xmlns:w10="urn:schemas-microsoft-com:office:word" xmlns:w="http://schemas.openxmlformats.org/wordprocessingml/2006/main" xmlns:w14="http://schemas.microsoft.com/office/word/2010/wordml" xmlns:w15="http://schemas.microsoft.com/office/word/2012/wordml" xmlns:w16cex="http://schemas.microsoft.com/office/word/2018/wordml/cex" xmlns:w16cid="http://schemas.microsoft.com/office/word/2016/wordml/cid" xmlns:w16="http://schemas.microsoft.com/office/word/2018/wordml" xmlns:w16du="http://schemas.microsoft.com/office/word/2023/wordml/word16du" xmlns:w16sdtdh="http://schemas.microsoft.com/office/word/2020/wordml/sdtdatahash" xmlns:w16sdtfl="http://schemas.microsoft.com/office/word/2024/wordml/sdtformatlock" xmlns:w16se="http://schemas.microsoft.com/office/word/2015/wordml/symex" xmlns:wpg="http://schemas.microsoft.com/office/word/2010/wordprocessingGroup" xmlns:wpi="http://schemas.microsoft.com/office/word/2010/wordprocessingInk" xmlns:wne="http://schemas.microsoft.com/office/word/2006/wordml" xmlns:wps="http://schemas.microsoft.com/office/word/2010/wordprocessingShape" mc:Ignorable="w14 w15 w16se w16cid w16 w16cex w16sdtdh w16sdtfl cr w16du wp14">
-  <w16cex:commentExtensible w16cex:durableId="4CAD8475" w16cex:dateUtc="2026-03-02T11:51:00Z"/>
-</w16cex:commentsExtensible>
-</file>
-
-<file path=word/commentsIds.xml><?xml version="1.0" encoding="utf-8"?>
-<w16cid:commentsIds xmlns:wpc="http://schemas.microsoft.com/office/word/2010/wordprocessingCanvas" xmlns:cx="http://schemas.microsoft.com/office/drawing/2014/chartex" xmlns:cx1="http://schemas.microsoft.com/office/drawing/2015/9/8/chartex" xmlns:cx2="http://schemas.microsoft.com/office/drawing/2015/10/21/chartex" xmlns:cx3="http://schemas.microsoft.com/office/drawing/2016/5/9/chartex" xmlns:cx4="http://schemas.microsoft.com/office/drawing/2016/5/10/chartex" xmlns:cx5="http://schemas.microsoft.com/office/drawing/2016/5/11/chartex" xmlns:cx6="http://schemas.microsoft.com/office/drawing/2016/5/12/chartex" xmlns:cx7="http://schemas.microsoft.com/office/drawing/2016/5/13/chartex" xmlns:cx8="http://schemas.microsoft.com/office/drawing/2016/5/14/chartex" xmlns:mc="http://schemas.openxmlformats.org/markup-compatibility/2006" xmlns:aink="http://schemas.microsoft.com/office/drawing/2016/ink" xmlns:am3d="http://schemas.microsoft.com/office/drawing/2017/model3d" xmlns:o="urn:schemas-microsoft-com:office:office" xmlns:oel="http://schemas.microsoft.com/office/2019/extlst" xmlns:r="http://schemas.openxmlformats.org/officeDocument/2006/relationships" xmlns:m="http://schemas.openxmlformats.org/officeDocument/2006/math" xmlns:v="urn:schemas-microsoft-com:vml" xmlns:wp14="http://schemas.microsoft.com/office/word/2010/wordprocessingDrawing" xmlns:wp="http://schemas.openxmlformats.org/drawingml/2006/wordprocessingDrawing" xmlns:w10="urn:schemas-microsoft-com:office:word" xmlns:w="http://schemas.openxmlformats.org/wordprocessingml/2006/main" xmlns:w14="http://schemas.microsoft.com/office/word/2010/wordml" xmlns:w15="http://schemas.microsoft.com/office/word/2012/wordml" xmlns:w16cex="http://schemas.microsoft.com/office/word/2018/wordml/cex" xmlns:w16cid="http://schemas.microsoft.com/office/word/2016/wordml/cid" xmlns:w16="http://schemas.microsoft.com/office/word/2018/wordml" xmlns:w16du="http://schemas.microsoft.com/office/word/2023/wordml/word16du" xmlns:w16sdtdh="http://schemas.microsoft.com/office/word/2020/wordml/sdtdatahash" xmlns:w16sdtfl="http://schemas.microsoft.com/office/word/2024/wordml/sdtformatlock" xmlns:w16se="http://schemas.microsoft.com/office/word/2015/wordml/symex" xmlns:wpg="http://schemas.microsoft.com/office/word/2010/wordprocessingGroup" xmlns:wpi="http://schemas.microsoft.com/office/word/2010/wordprocessingInk" xmlns:wne="http://schemas.microsoft.com/office/word/2006/wordml" xmlns:wps="http://schemas.microsoft.com/office/word/2010/wordprocessingShape" mc:Ignorable="w14 w15 w16se w16cid w16 w16cex w16sdtdh w16sdtfl w16du wp14">
-  <w16cid:commentId w16cid:paraId="1E7DE690" w16cid:durableId="4CAD8475"/>
-</w16cid:commentsIds>
 </file>
 
 <file path=word/endnotes.xml><?xml version="1.0" encoding="utf-8"?>
@@ -7949,14 +10380,6 @@
     <w:abstractNumId w:val="6"/>
   </w:num>
 </w:numbering>
-</file>
-
-<file path=word/people.xml><?xml version="1.0" encoding="utf-8"?>
-<w15:people xmlns:wpc="http://schemas.microsoft.com/office/word/2010/wordprocessingCanvas" xmlns:cx="http://schemas.microsoft.com/office/drawing/2014/chartex" xmlns:cx1="http://schemas.microsoft.com/office/drawing/2015/9/8/chartex" xmlns:cx2="http://schemas.microsoft.com/office/drawing/2015/10/21/chartex" xmlns:cx3="http://schemas.microsoft.com/office/drawing/2016/5/9/chartex" xmlns:cx4="http://schemas.microsoft.com/office/drawing/2016/5/10/chartex" xmlns:cx5="http://schemas.microsoft.com/office/drawing/2016/5/11/chartex" xmlns:cx6="http://schemas.microsoft.com/office/drawing/2016/5/12/chartex" xmlns:cx7="http://schemas.microsoft.com/office/drawing/2016/5/13/chartex" xmlns:cx8="http://schemas.microsoft.com/office/drawing/2016/5/14/chartex" xmlns:mc="http://schemas.openxmlformats.org/markup-compatibility/2006" xmlns:aink="http://schemas.microsoft.com/office/drawing/2016/ink" xmlns:am3d="http://schemas.microsoft.com/office/drawing/2017/model3d" xmlns:o="urn:schemas-microsoft-com:office:office" xmlns:oel="http://schemas.microsoft.com/office/2019/extlst" xmlns:r="http://schemas.openxmlformats.org/officeDocument/2006/relationships" xmlns:m="http://schemas.openxmlformats.org/officeDocument/2006/math" xmlns:v="urn:schemas-microsoft-com:vml" xmlns:wp14="http://schemas.microsoft.com/office/word/2010/wordprocessingDrawing" xmlns:wp="http://schemas.openxmlformats.org/drawingml/2006/wordprocessingDrawing" xmlns:w10="urn:schemas-microsoft-com:office:word" xmlns:w="http://schemas.openxmlformats.org/wordprocessingml/2006/main" xmlns:w14="http://schemas.microsoft.com/office/word/2010/wordml" xmlns:w15="http://schemas.microsoft.com/office/word/2012/wordml" xmlns:w16cex="http://schemas.microsoft.com/office/word/2018/wordml/cex" xmlns:w16cid="http://schemas.microsoft.com/office/word/2016/wordml/cid" xmlns:w16="http://schemas.microsoft.com/office/word/2018/wordml" xmlns:w16du="http://schemas.microsoft.com/office/word/2023/wordml/word16du" xmlns:w16sdtdh="http://schemas.microsoft.com/office/word/2020/wordml/sdtdatahash" xmlns:w16sdtfl="http://schemas.microsoft.com/office/word/2024/wordml/sdtformatlock" xmlns:w16se="http://schemas.microsoft.com/office/word/2015/wordml/symex" xmlns:wpg="http://schemas.microsoft.com/office/word/2010/wordprocessingGroup" xmlns:wpi="http://schemas.microsoft.com/office/word/2010/wordprocessingInk" xmlns:wne="http://schemas.microsoft.com/office/word/2006/wordml" xmlns:wps="http://schemas.microsoft.com/office/word/2010/wordprocessingShape" mc:Ignorable="w14 w15 w16se w16cid w16 w16cex w16sdtdh w16sdtfl w16du wp14">
-  <w15:person w15:author="Ori Shoham">
-    <w15:presenceInfo w15:providerId="Windows Live" w15:userId="d46c813bb5894f7f"/>
-  </w15:person>
-</w15:people>
 </file>
 
 <file path=word/styles.xml><?xml version="1.0" encoding="utf-8"?>
@@ -8545,6 +10968,7 @@
   <w:style w:type="character" w:default="1" w:styleId="DefaultParagraphFont">
     <w:name w:val="Default Paragraph Font"/>
     <w:uiPriority w:val="1"/>
+    <w:semiHidden/>
     <w:unhideWhenUsed/>
   </w:style>
   <w:style w:type="table" w:default="1" w:styleId="TableNormal">
@@ -11816,6 +14240,20 @@
     <w:rPr>
       <w:color w:val="605E5C"/>
       <w:shd w:val="clear" w:color="auto" w:fill="E1DFDD"/>
+    </w:rPr>
+  </w:style>
+  <w:style w:type="paragraph" w:customStyle="1" w:styleId="p1">
+    <w:name w:val="p1"/>
+    <w:basedOn w:val="Normal"/>
+    <w:rsid w:val="003F55CD"/>
+    <w:pPr>
+      <w:spacing w:before="100" w:beforeAutospacing="1" w:after="100" w:afterAutospacing="1" w:line="240" w:lineRule="auto"/>
+    </w:pPr>
+    <w:rPr>
+      <w:rFonts w:ascii="Times New Roman" w:eastAsia="Times New Roman" w:hAnsi="Times New Roman" w:cs="Times New Roman"/>
+      <w:color w:val="auto"/>
+      <w:spacing w:val="0"/>
+      <w:lang w:val="en-IL" w:bidi="he-IL"/>
     </w:rPr>
   </w:style>
 </w:styles>

--- a/data_agreements/SpecialLicenceProjectApplication.docx
+++ b/data_agreements/SpecialLicenceProjectApplication.docx
@@ -150,9 +150,9 @@
         <w:br w:type="page"/>
       </w:r>
     </w:p>
-    <w:bookmarkStart w:id="0" w:name="_Toc95924690" w:displacedByCustomXml="next"/>
+    <w:bookmarkStart w:id="0" w:name="_Toc196393081" w:displacedByCustomXml="next"/>
     <w:bookmarkStart w:id="1" w:name="_Toc132808914" w:displacedByCustomXml="next"/>
-    <w:bookmarkStart w:id="2" w:name="_Toc196393081" w:displacedByCustomXml="next"/>
+    <w:bookmarkStart w:id="2" w:name="_Toc95924690" w:displacedByCustomXml="next"/>
     <w:sdt>
       <w:sdtPr>
         <w:rPr>
@@ -1569,17 +1569,8 @@
           <w:b/>
           <w:lang w:val="de-DE"/>
         </w:rPr>
-        <w:t xml:space="preserve">Dispute </w:t>
-      </w:r>
-      <w:proofErr w:type="spellStart"/>
-      <w:r>
-        <w:rPr>
-          <w:b/>
-          <w:lang w:val="de-DE"/>
-        </w:rPr>
-        <w:t>arbitrator</w:t>
-      </w:r>
-      <w:proofErr w:type="spellEnd"/>
+        <w:t>Dispute arbitrator</w:t>
+      </w:r>
       <w:r>
         <w:rPr>
           <w:lang w:val="de-DE"/>
@@ -1590,35 +1581,7 @@
         <w:rPr>
           <w:lang w:val="de-DE"/>
         </w:rPr>
-        <w:t xml:space="preserve"> The </w:t>
-      </w:r>
-      <w:proofErr w:type="spellStart"/>
-      <w:r>
-        <w:rPr>
-          <w:lang w:val="de-DE"/>
-        </w:rPr>
-        <w:t>Economic</w:t>
-      </w:r>
-      <w:proofErr w:type="spellEnd"/>
-      <w:r>
-        <w:rPr>
-          <w:lang w:val="de-DE"/>
-        </w:rPr>
-        <w:t xml:space="preserve"> and </w:t>
-      </w:r>
-      <w:proofErr w:type="spellStart"/>
-      <w:r>
-        <w:rPr>
-          <w:lang w:val="de-DE"/>
-        </w:rPr>
-        <w:t>Social</w:t>
-      </w:r>
-      <w:proofErr w:type="spellEnd"/>
-      <w:r>
-        <w:rPr>
-          <w:lang w:val="de-DE"/>
-        </w:rPr>
-        <w:t xml:space="preserve"> Research Council (ESRC)</w:t>
+        <w:t xml:space="preserve"> The Economic and Social Research Council (ESRC)</w:t>
       </w:r>
       <w:r>
         <w:rPr>
@@ -1652,52 +1615,140 @@
         <w:rPr>
           <w:lang w:val="de-DE"/>
         </w:rPr>
-        <w:t xml:space="preserve">How </w:t>
-      </w:r>
-      <w:proofErr w:type="spellStart"/>
-      <w:r>
+        <w:t>How to complete this form</w:t>
+      </w:r>
+      <w:bookmarkEnd w:id="6"/>
+      <w:bookmarkEnd w:id="7"/>
+    </w:p>
+    <w:p>
+      <w:pPr>
+        <w:pStyle w:val="BodyTextStandard"/>
         <w:rPr>
           <w:lang w:val="de-DE"/>
         </w:rPr>
-        <w:t>to</w:t>
-      </w:r>
-      <w:proofErr w:type="spellEnd"/>
+      </w:pPr>
+      <w:r>
+        <w:rPr>
+          <w:b/>
+          <w:lang w:val="de-DE"/>
+        </w:rPr>
+        <w:t>This application form should be completed by the project lead.</w:t>
+      </w:r>
+      <w:r>
+        <w:rPr>
+          <w:lang w:val="de-DE"/>
+        </w:rPr>
+        <w:t xml:space="preserve"> The project lead will be the single point of contact for the UK Data Sevice in relation to this project both at the application stage, and through the full lifetime of the project. The project lead will be contacted with reminders about project expiries, and must submit any extension requests, or requests to vary the project or project team members.</w:t>
+      </w:r>
+    </w:p>
+    <w:p>
+      <w:pPr>
+        <w:pStyle w:val="BodyTextStandard"/>
+        <w:rPr>
+          <w:lang w:val="de-DE"/>
+        </w:rPr>
+      </w:pPr>
+      <w:r>
+        <w:rPr>
+          <w:lang w:val="de-DE"/>
+        </w:rPr>
+        <w:t xml:space="preserve">For a research project being undertaken by academics the project lead </w:t>
+      </w:r>
+      <w:r>
+        <w:rPr>
+          <w:b/>
+          <w:lang w:val="de-DE"/>
+        </w:rPr>
+        <w:t>does not</w:t>
+      </w:r>
+      <w:r>
+        <w:rPr>
+          <w:lang w:val="de-DE"/>
+        </w:rPr>
+        <w:t xml:space="preserve"> have to be the Principal Investigator. Where there is funding associated with a project the project lead </w:t>
+      </w:r>
+      <w:r>
+        <w:rPr>
+          <w:b/>
+          <w:lang w:val="de-DE"/>
+        </w:rPr>
+        <w:t>does not</w:t>
+      </w:r>
+      <w:r>
+        <w:rPr>
+          <w:lang w:val="de-DE"/>
+        </w:rPr>
+        <w:t xml:space="preserve"> have to be the award holder.</w:t>
+      </w:r>
+    </w:p>
+    <w:p>
+      <w:pPr>
+        <w:pStyle w:val="BodyTextStandard"/>
+        <w:rPr>
+          <w:lang w:val="de-DE"/>
+        </w:rPr>
+      </w:pPr>
+      <w:r>
+        <w:rPr>
+          <w:lang w:val="de-DE"/>
+        </w:rPr>
+        <w:t xml:space="preserve">Our </w:t>
+      </w:r>
+      <w:hyperlink r:id="rId10" w:history="1">
+        <w:r>
+          <w:rPr>
+            <w:rStyle w:val="Hyperlink"/>
+            <w:lang w:val="de-DE"/>
+          </w:rPr>
+          <w:t>example application</w:t>
+        </w:r>
+      </w:hyperlink>
+      <w:r>
+        <w:rPr>
+          <w:lang w:val="de-DE"/>
+        </w:rPr>
+        <w:t xml:space="preserve"> shows the level of information that data owners expect to see in a well written application.</w:t>
+      </w:r>
+    </w:p>
+    <w:p>
+      <w:pPr>
+        <w:pStyle w:val="BodyTextStandard"/>
+        <w:rPr>
+          <w:lang w:val="de-DE"/>
+        </w:rPr>
+      </w:pPr>
+      <w:r>
+        <w:rPr>
+          <w:lang w:val="de-DE"/>
+        </w:rPr>
+        <w:t xml:space="preserve">If more than one person is involved in the project and will have access to the data your are applying for, list them in section 1.2 and ensure </w:t>
+      </w:r>
+      <w:r>
+        <w:rPr>
+          <w:b/>
+          <w:lang w:val="de-DE"/>
+        </w:rPr>
+        <w:t>each</w:t>
+      </w:r>
       <w:r>
         <w:rPr>
           <w:lang w:val="de-DE"/>
         </w:rPr>
         <w:t xml:space="preserve"> </w:t>
       </w:r>
-      <w:proofErr w:type="spellStart"/>
+      <w:r>
+        <w:rPr>
+          <w:b/>
+          <w:lang w:val="de-DE"/>
+        </w:rPr>
+        <w:t>additional</w:t>
+      </w:r>
       <w:r>
         <w:rPr>
           <w:lang w:val="de-DE"/>
         </w:rPr>
-        <w:t>complete</w:t>
-      </w:r>
-      <w:proofErr w:type="spellEnd"/>
-      <w:r>
-        <w:rPr>
-          <w:lang w:val="de-DE"/>
-        </w:rPr>
-        <w:t xml:space="preserve"> </w:t>
-      </w:r>
-      <w:proofErr w:type="spellStart"/>
-      <w:r>
-        <w:rPr>
-          <w:lang w:val="de-DE"/>
-        </w:rPr>
-        <w:t>this</w:t>
-      </w:r>
-      <w:proofErr w:type="spellEnd"/>
-      <w:r>
-        <w:rPr>
-          <w:lang w:val="de-DE"/>
-        </w:rPr>
-        <w:t xml:space="preserve"> form</w:t>
-      </w:r>
-      <w:bookmarkEnd w:id="6"/>
-      <w:bookmarkEnd w:id="7"/>
+        <w:t xml:space="preserve"> team member completes the Special Licence additional researcher form.</w:t>
+      </w:r>
     </w:p>
     <w:p>
       <w:pPr>
@@ -1708,36 +1759,17 @@
       </w:pPr>
       <w:r>
         <w:rPr>
-          <w:b/>
           <w:lang w:val="de-DE"/>
         </w:rPr>
-        <w:t xml:space="preserve">This </w:t>
-      </w:r>
-      <w:proofErr w:type="spellStart"/>
+        <w:t xml:space="preserve">Only list individuals who </w:t>
+      </w:r>
       <w:r>
         <w:rPr>
           <w:b/>
           <w:lang w:val="de-DE"/>
         </w:rPr>
-        <w:t>application</w:t>
-      </w:r>
-      <w:proofErr w:type="spellEnd"/>
-      <w:r>
-        <w:rPr>
-          <w:b/>
-          <w:lang w:val="de-DE"/>
-        </w:rPr>
-        <w:t xml:space="preserve"> form </w:t>
-      </w:r>
-      <w:proofErr w:type="spellStart"/>
-      <w:r>
-        <w:rPr>
-          <w:b/>
-          <w:lang w:val="de-DE"/>
-        </w:rPr>
-        <w:t>should</w:t>
-      </w:r>
-      <w:proofErr w:type="spellEnd"/>
+        <w:t>will see the raw data</w:t>
+      </w:r>
       <w:r>
         <w:rPr>
           <w:b/>
@@ -1745,807 +1777,11 @@
         </w:rPr>
         <w:t xml:space="preserve"> </w:t>
       </w:r>
-      <w:proofErr w:type="spellStart"/>
-      <w:r>
-        <w:rPr>
-          <w:b/>
-          <w:lang w:val="de-DE"/>
-        </w:rPr>
-        <w:t>be</w:t>
-      </w:r>
-      <w:proofErr w:type="spellEnd"/>
-      <w:r>
-        <w:rPr>
-          <w:b/>
-          <w:lang w:val="de-DE"/>
-        </w:rPr>
-        <w:t xml:space="preserve"> </w:t>
-      </w:r>
-      <w:proofErr w:type="spellStart"/>
-      <w:r>
-        <w:rPr>
-          <w:b/>
-          <w:lang w:val="de-DE"/>
-        </w:rPr>
-        <w:t>completed</w:t>
-      </w:r>
-      <w:proofErr w:type="spellEnd"/>
-      <w:r>
-        <w:rPr>
-          <w:b/>
-          <w:lang w:val="de-DE"/>
-        </w:rPr>
-        <w:t xml:space="preserve"> </w:t>
-      </w:r>
-      <w:proofErr w:type="spellStart"/>
-      <w:r>
-        <w:rPr>
-          <w:b/>
-          <w:lang w:val="de-DE"/>
-        </w:rPr>
-        <w:t>by</w:t>
-      </w:r>
-      <w:proofErr w:type="spellEnd"/>
-      <w:r>
-        <w:rPr>
-          <w:b/>
-          <w:lang w:val="de-DE"/>
-        </w:rPr>
-        <w:t xml:space="preserve"> </w:t>
-      </w:r>
-      <w:proofErr w:type="spellStart"/>
-      <w:r>
-        <w:rPr>
-          <w:b/>
-          <w:lang w:val="de-DE"/>
-        </w:rPr>
-        <w:t>the</w:t>
-      </w:r>
-      <w:proofErr w:type="spellEnd"/>
-      <w:r>
-        <w:rPr>
-          <w:b/>
-          <w:lang w:val="de-DE"/>
-        </w:rPr>
-        <w:t xml:space="preserve"> </w:t>
-      </w:r>
-      <w:proofErr w:type="spellStart"/>
-      <w:r>
-        <w:rPr>
-          <w:b/>
-          <w:lang w:val="de-DE"/>
-        </w:rPr>
-        <w:t>project</w:t>
-      </w:r>
-      <w:proofErr w:type="spellEnd"/>
-      <w:r>
-        <w:rPr>
-          <w:b/>
-          <w:lang w:val="de-DE"/>
-        </w:rPr>
-        <w:t xml:space="preserve"> </w:t>
-      </w:r>
-      <w:proofErr w:type="spellStart"/>
-      <w:r>
-        <w:rPr>
-          <w:b/>
-          <w:lang w:val="de-DE"/>
-        </w:rPr>
-        <w:t>lead</w:t>
-      </w:r>
-      <w:proofErr w:type="spellEnd"/>
-      <w:r>
-        <w:rPr>
-          <w:b/>
-          <w:lang w:val="de-DE"/>
-        </w:rPr>
-        <w:t>.</w:t>
-      </w:r>
       <w:r>
         <w:rPr>
           <w:lang w:val="de-DE"/>
         </w:rPr>
-        <w:t xml:space="preserve"> The </w:t>
-      </w:r>
-      <w:proofErr w:type="spellStart"/>
-      <w:r>
-        <w:rPr>
-          <w:lang w:val="de-DE"/>
-        </w:rPr>
-        <w:t>project</w:t>
-      </w:r>
-      <w:proofErr w:type="spellEnd"/>
-      <w:r>
-        <w:rPr>
-          <w:lang w:val="de-DE"/>
-        </w:rPr>
-        <w:t xml:space="preserve"> </w:t>
-      </w:r>
-      <w:proofErr w:type="spellStart"/>
-      <w:r>
-        <w:rPr>
-          <w:lang w:val="de-DE"/>
-        </w:rPr>
-        <w:t>lead</w:t>
-      </w:r>
-      <w:proofErr w:type="spellEnd"/>
-      <w:r>
-        <w:rPr>
-          <w:lang w:val="de-DE"/>
-        </w:rPr>
-        <w:t xml:space="preserve"> will </w:t>
-      </w:r>
-      <w:proofErr w:type="spellStart"/>
-      <w:r>
-        <w:rPr>
-          <w:lang w:val="de-DE"/>
-        </w:rPr>
-        <w:t>be</w:t>
-      </w:r>
-      <w:proofErr w:type="spellEnd"/>
-      <w:r>
-        <w:rPr>
-          <w:lang w:val="de-DE"/>
-        </w:rPr>
-        <w:t xml:space="preserve"> </w:t>
-      </w:r>
-      <w:proofErr w:type="spellStart"/>
-      <w:r>
-        <w:rPr>
-          <w:lang w:val="de-DE"/>
-        </w:rPr>
-        <w:t>the</w:t>
-      </w:r>
-      <w:proofErr w:type="spellEnd"/>
-      <w:r>
-        <w:rPr>
-          <w:lang w:val="de-DE"/>
-        </w:rPr>
-        <w:t xml:space="preserve"> </w:t>
-      </w:r>
-      <w:proofErr w:type="spellStart"/>
-      <w:r>
-        <w:rPr>
-          <w:lang w:val="de-DE"/>
-        </w:rPr>
-        <w:t>single</w:t>
-      </w:r>
-      <w:proofErr w:type="spellEnd"/>
-      <w:r>
-        <w:rPr>
-          <w:lang w:val="de-DE"/>
-        </w:rPr>
-        <w:t xml:space="preserve"> </w:t>
-      </w:r>
-      <w:proofErr w:type="spellStart"/>
-      <w:r>
-        <w:rPr>
-          <w:lang w:val="de-DE"/>
-        </w:rPr>
-        <w:t>point</w:t>
-      </w:r>
-      <w:proofErr w:type="spellEnd"/>
-      <w:r>
-        <w:rPr>
-          <w:lang w:val="de-DE"/>
-        </w:rPr>
-        <w:t xml:space="preserve"> </w:t>
-      </w:r>
-      <w:proofErr w:type="spellStart"/>
-      <w:r>
-        <w:rPr>
-          <w:lang w:val="de-DE"/>
-        </w:rPr>
-        <w:t>of</w:t>
-      </w:r>
-      <w:proofErr w:type="spellEnd"/>
-      <w:r>
-        <w:rPr>
-          <w:lang w:val="de-DE"/>
-        </w:rPr>
-        <w:t xml:space="preserve"> </w:t>
-      </w:r>
-      <w:proofErr w:type="spellStart"/>
-      <w:r>
-        <w:rPr>
-          <w:lang w:val="de-DE"/>
-        </w:rPr>
-        <w:t>contact</w:t>
-      </w:r>
-      <w:proofErr w:type="spellEnd"/>
-      <w:r>
-        <w:rPr>
-          <w:lang w:val="de-DE"/>
-        </w:rPr>
-        <w:t xml:space="preserve"> </w:t>
-      </w:r>
-      <w:proofErr w:type="spellStart"/>
-      <w:r>
-        <w:rPr>
-          <w:lang w:val="de-DE"/>
-        </w:rPr>
-        <w:t>for</w:t>
-      </w:r>
-      <w:proofErr w:type="spellEnd"/>
-      <w:r>
-        <w:rPr>
-          <w:lang w:val="de-DE"/>
-        </w:rPr>
-        <w:t xml:space="preserve"> </w:t>
-      </w:r>
-      <w:proofErr w:type="spellStart"/>
-      <w:r>
-        <w:rPr>
-          <w:lang w:val="de-DE"/>
-        </w:rPr>
-        <w:t>the</w:t>
-      </w:r>
-      <w:proofErr w:type="spellEnd"/>
-      <w:r>
-        <w:rPr>
-          <w:lang w:val="de-DE"/>
-        </w:rPr>
-        <w:t xml:space="preserve"> UK Data </w:t>
-      </w:r>
-      <w:proofErr w:type="spellStart"/>
-      <w:r>
-        <w:rPr>
-          <w:lang w:val="de-DE"/>
-        </w:rPr>
-        <w:t>Sevice</w:t>
-      </w:r>
-      <w:proofErr w:type="spellEnd"/>
-      <w:r>
-        <w:rPr>
-          <w:lang w:val="de-DE"/>
-        </w:rPr>
-        <w:t xml:space="preserve"> in </w:t>
-      </w:r>
-      <w:proofErr w:type="spellStart"/>
-      <w:r>
-        <w:rPr>
-          <w:lang w:val="de-DE"/>
-        </w:rPr>
-        <w:t>relation</w:t>
-      </w:r>
-      <w:proofErr w:type="spellEnd"/>
-      <w:r>
-        <w:rPr>
-          <w:lang w:val="de-DE"/>
-        </w:rPr>
-        <w:t xml:space="preserve"> </w:t>
-      </w:r>
-      <w:proofErr w:type="spellStart"/>
-      <w:r>
-        <w:rPr>
-          <w:lang w:val="de-DE"/>
-        </w:rPr>
-        <w:t>to</w:t>
-      </w:r>
-      <w:proofErr w:type="spellEnd"/>
-      <w:r>
-        <w:rPr>
-          <w:lang w:val="de-DE"/>
-        </w:rPr>
-        <w:t xml:space="preserve"> </w:t>
-      </w:r>
-      <w:proofErr w:type="spellStart"/>
-      <w:r>
-        <w:rPr>
-          <w:lang w:val="de-DE"/>
-        </w:rPr>
-        <w:t>this</w:t>
-      </w:r>
-      <w:proofErr w:type="spellEnd"/>
-      <w:r>
-        <w:rPr>
-          <w:lang w:val="de-DE"/>
-        </w:rPr>
-        <w:t xml:space="preserve"> </w:t>
-      </w:r>
-      <w:proofErr w:type="spellStart"/>
-      <w:r>
-        <w:rPr>
-          <w:lang w:val="de-DE"/>
-        </w:rPr>
-        <w:t>project</w:t>
-      </w:r>
-      <w:proofErr w:type="spellEnd"/>
-      <w:r>
-        <w:rPr>
-          <w:lang w:val="de-DE"/>
-        </w:rPr>
-        <w:t xml:space="preserve"> </w:t>
-      </w:r>
-      <w:proofErr w:type="spellStart"/>
-      <w:r>
-        <w:rPr>
-          <w:lang w:val="de-DE"/>
-        </w:rPr>
-        <w:t>both</w:t>
-      </w:r>
-      <w:proofErr w:type="spellEnd"/>
-      <w:r>
-        <w:rPr>
-          <w:lang w:val="de-DE"/>
-        </w:rPr>
-        <w:t xml:space="preserve"> at </w:t>
-      </w:r>
-      <w:proofErr w:type="spellStart"/>
-      <w:r>
-        <w:rPr>
-          <w:lang w:val="de-DE"/>
-        </w:rPr>
-        <w:t>the</w:t>
-      </w:r>
-      <w:proofErr w:type="spellEnd"/>
-      <w:r>
-        <w:rPr>
-          <w:lang w:val="de-DE"/>
-        </w:rPr>
-        <w:t xml:space="preserve"> </w:t>
-      </w:r>
-      <w:proofErr w:type="spellStart"/>
-      <w:r>
-        <w:rPr>
-          <w:lang w:val="de-DE"/>
-        </w:rPr>
-        <w:t>application</w:t>
-      </w:r>
-      <w:proofErr w:type="spellEnd"/>
-      <w:r>
-        <w:rPr>
-          <w:lang w:val="de-DE"/>
-        </w:rPr>
-        <w:t xml:space="preserve"> </w:t>
-      </w:r>
-      <w:proofErr w:type="spellStart"/>
-      <w:r>
-        <w:rPr>
-          <w:lang w:val="de-DE"/>
-        </w:rPr>
-        <w:t>stage</w:t>
-      </w:r>
-      <w:proofErr w:type="spellEnd"/>
-      <w:r>
-        <w:rPr>
-          <w:lang w:val="de-DE"/>
-        </w:rPr>
-        <w:t xml:space="preserve">, and </w:t>
-      </w:r>
-      <w:proofErr w:type="spellStart"/>
-      <w:r>
-        <w:rPr>
-          <w:lang w:val="de-DE"/>
-        </w:rPr>
-        <w:t>through</w:t>
-      </w:r>
-      <w:proofErr w:type="spellEnd"/>
-      <w:r>
-        <w:rPr>
-          <w:lang w:val="de-DE"/>
-        </w:rPr>
-        <w:t xml:space="preserve"> </w:t>
-      </w:r>
-      <w:proofErr w:type="spellStart"/>
-      <w:r>
-        <w:rPr>
-          <w:lang w:val="de-DE"/>
-        </w:rPr>
-        <w:t>the</w:t>
-      </w:r>
-      <w:proofErr w:type="spellEnd"/>
-      <w:r>
-        <w:rPr>
-          <w:lang w:val="de-DE"/>
-        </w:rPr>
-        <w:t xml:space="preserve"> </w:t>
-      </w:r>
-      <w:proofErr w:type="spellStart"/>
-      <w:r>
-        <w:rPr>
-          <w:lang w:val="de-DE"/>
-        </w:rPr>
-        <w:t>full</w:t>
-      </w:r>
-      <w:proofErr w:type="spellEnd"/>
-      <w:r>
-        <w:rPr>
-          <w:lang w:val="de-DE"/>
-        </w:rPr>
-        <w:t xml:space="preserve"> </w:t>
-      </w:r>
-      <w:proofErr w:type="spellStart"/>
-      <w:r>
-        <w:rPr>
-          <w:lang w:val="de-DE"/>
-        </w:rPr>
-        <w:t>lifetime</w:t>
-      </w:r>
-      <w:proofErr w:type="spellEnd"/>
-      <w:r>
-        <w:rPr>
-          <w:lang w:val="de-DE"/>
-        </w:rPr>
-        <w:t xml:space="preserve"> </w:t>
-      </w:r>
-      <w:proofErr w:type="spellStart"/>
-      <w:r>
-        <w:rPr>
-          <w:lang w:val="de-DE"/>
-        </w:rPr>
-        <w:t>of</w:t>
-      </w:r>
-      <w:proofErr w:type="spellEnd"/>
-      <w:r>
-        <w:rPr>
-          <w:lang w:val="de-DE"/>
-        </w:rPr>
-        <w:t xml:space="preserve"> </w:t>
-      </w:r>
-      <w:proofErr w:type="spellStart"/>
-      <w:r>
-        <w:rPr>
-          <w:lang w:val="de-DE"/>
-        </w:rPr>
-        <w:t>the</w:t>
-      </w:r>
-      <w:proofErr w:type="spellEnd"/>
-      <w:r>
-        <w:rPr>
-          <w:lang w:val="de-DE"/>
-        </w:rPr>
-        <w:t xml:space="preserve"> </w:t>
-      </w:r>
-      <w:proofErr w:type="spellStart"/>
-      <w:r>
-        <w:rPr>
-          <w:lang w:val="de-DE"/>
-        </w:rPr>
-        <w:t>project</w:t>
-      </w:r>
-      <w:proofErr w:type="spellEnd"/>
-      <w:r>
-        <w:rPr>
-          <w:lang w:val="de-DE"/>
-        </w:rPr>
-        <w:t xml:space="preserve">. The </w:t>
-      </w:r>
-      <w:proofErr w:type="spellStart"/>
-      <w:r>
-        <w:rPr>
-          <w:lang w:val="de-DE"/>
-        </w:rPr>
-        <w:t>project</w:t>
-      </w:r>
-      <w:proofErr w:type="spellEnd"/>
-      <w:r>
-        <w:rPr>
-          <w:lang w:val="de-DE"/>
-        </w:rPr>
-        <w:t xml:space="preserve"> </w:t>
-      </w:r>
-      <w:proofErr w:type="spellStart"/>
-      <w:r>
-        <w:rPr>
-          <w:lang w:val="de-DE"/>
-        </w:rPr>
-        <w:t>lead</w:t>
-      </w:r>
-      <w:proofErr w:type="spellEnd"/>
-      <w:r>
-        <w:rPr>
-          <w:lang w:val="de-DE"/>
-        </w:rPr>
-        <w:t xml:space="preserve"> will </w:t>
-      </w:r>
-      <w:proofErr w:type="spellStart"/>
-      <w:r>
-        <w:rPr>
-          <w:lang w:val="de-DE"/>
-        </w:rPr>
-        <w:t>be</w:t>
-      </w:r>
-      <w:proofErr w:type="spellEnd"/>
-      <w:r>
-        <w:rPr>
-          <w:lang w:val="de-DE"/>
-        </w:rPr>
-        <w:t xml:space="preserve"> </w:t>
-      </w:r>
-      <w:proofErr w:type="spellStart"/>
-      <w:r>
-        <w:rPr>
-          <w:lang w:val="de-DE"/>
-        </w:rPr>
-        <w:t>contacted</w:t>
-      </w:r>
-      <w:proofErr w:type="spellEnd"/>
-      <w:r>
-        <w:rPr>
-          <w:lang w:val="de-DE"/>
-        </w:rPr>
-        <w:t xml:space="preserve"> </w:t>
-      </w:r>
-      <w:proofErr w:type="spellStart"/>
-      <w:r>
-        <w:rPr>
-          <w:lang w:val="de-DE"/>
-        </w:rPr>
-        <w:t>with</w:t>
-      </w:r>
-      <w:proofErr w:type="spellEnd"/>
-      <w:r>
-        <w:rPr>
-          <w:lang w:val="de-DE"/>
-        </w:rPr>
-        <w:t xml:space="preserve"> </w:t>
-      </w:r>
-      <w:proofErr w:type="spellStart"/>
-      <w:r>
-        <w:rPr>
-          <w:lang w:val="de-DE"/>
-        </w:rPr>
-        <w:t>reminders</w:t>
-      </w:r>
-      <w:proofErr w:type="spellEnd"/>
-      <w:r>
-        <w:rPr>
-          <w:lang w:val="de-DE"/>
-        </w:rPr>
-        <w:t xml:space="preserve"> </w:t>
-      </w:r>
-      <w:proofErr w:type="spellStart"/>
-      <w:r>
-        <w:rPr>
-          <w:lang w:val="de-DE"/>
-        </w:rPr>
-        <w:t>about</w:t>
-      </w:r>
-      <w:proofErr w:type="spellEnd"/>
-      <w:r>
-        <w:rPr>
-          <w:lang w:val="de-DE"/>
-        </w:rPr>
-        <w:t xml:space="preserve"> </w:t>
-      </w:r>
-      <w:proofErr w:type="spellStart"/>
-      <w:r>
-        <w:rPr>
-          <w:lang w:val="de-DE"/>
-        </w:rPr>
-        <w:t>project</w:t>
-      </w:r>
-      <w:proofErr w:type="spellEnd"/>
-      <w:r>
-        <w:rPr>
-          <w:lang w:val="de-DE"/>
-        </w:rPr>
-        <w:t xml:space="preserve"> </w:t>
-      </w:r>
-      <w:proofErr w:type="spellStart"/>
-      <w:r>
-        <w:rPr>
-          <w:lang w:val="de-DE"/>
-        </w:rPr>
-        <w:t>expiries</w:t>
-      </w:r>
-      <w:proofErr w:type="spellEnd"/>
-      <w:r>
-        <w:rPr>
-          <w:lang w:val="de-DE"/>
-        </w:rPr>
-        <w:t xml:space="preserve">, and </w:t>
-      </w:r>
-      <w:proofErr w:type="spellStart"/>
-      <w:r>
-        <w:rPr>
-          <w:lang w:val="de-DE"/>
-        </w:rPr>
-        <w:t>must</w:t>
-      </w:r>
-      <w:proofErr w:type="spellEnd"/>
-      <w:r>
-        <w:rPr>
-          <w:lang w:val="de-DE"/>
-        </w:rPr>
-        <w:t xml:space="preserve"> </w:t>
-      </w:r>
-      <w:proofErr w:type="spellStart"/>
-      <w:r>
-        <w:rPr>
-          <w:lang w:val="de-DE"/>
-        </w:rPr>
-        <w:t>submit</w:t>
-      </w:r>
-      <w:proofErr w:type="spellEnd"/>
-      <w:r>
-        <w:rPr>
-          <w:lang w:val="de-DE"/>
-        </w:rPr>
-        <w:t xml:space="preserve"> </w:t>
-      </w:r>
-      <w:proofErr w:type="spellStart"/>
-      <w:r>
-        <w:rPr>
-          <w:lang w:val="de-DE"/>
-        </w:rPr>
-        <w:t>any</w:t>
-      </w:r>
-      <w:proofErr w:type="spellEnd"/>
-      <w:r>
-        <w:rPr>
-          <w:lang w:val="de-DE"/>
-        </w:rPr>
-        <w:t xml:space="preserve"> </w:t>
-      </w:r>
-      <w:proofErr w:type="spellStart"/>
-      <w:r>
-        <w:rPr>
-          <w:lang w:val="de-DE"/>
-        </w:rPr>
-        <w:t>extension</w:t>
-      </w:r>
-      <w:proofErr w:type="spellEnd"/>
-      <w:r>
-        <w:rPr>
-          <w:lang w:val="de-DE"/>
-        </w:rPr>
-        <w:t xml:space="preserve"> </w:t>
-      </w:r>
-      <w:proofErr w:type="spellStart"/>
-      <w:r>
-        <w:rPr>
-          <w:lang w:val="de-DE"/>
-        </w:rPr>
-        <w:t>requests</w:t>
-      </w:r>
-      <w:proofErr w:type="spellEnd"/>
-      <w:r>
-        <w:rPr>
-          <w:lang w:val="de-DE"/>
-        </w:rPr>
-        <w:t xml:space="preserve">, </w:t>
-      </w:r>
-      <w:proofErr w:type="spellStart"/>
-      <w:r>
-        <w:rPr>
-          <w:lang w:val="de-DE"/>
-        </w:rPr>
-        <w:t>or</w:t>
-      </w:r>
-      <w:proofErr w:type="spellEnd"/>
-      <w:r>
-        <w:rPr>
-          <w:lang w:val="de-DE"/>
-        </w:rPr>
-        <w:t xml:space="preserve"> </w:t>
-      </w:r>
-      <w:proofErr w:type="spellStart"/>
-      <w:r>
-        <w:rPr>
-          <w:lang w:val="de-DE"/>
-        </w:rPr>
-        <w:t>requests</w:t>
-      </w:r>
-      <w:proofErr w:type="spellEnd"/>
-      <w:r>
-        <w:rPr>
-          <w:lang w:val="de-DE"/>
-        </w:rPr>
-        <w:t xml:space="preserve"> </w:t>
-      </w:r>
-      <w:proofErr w:type="spellStart"/>
-      <w:r>
-        <w:rPr>
-          <w:lang w:val="de-DE"/>
-        </w:rPr>
-        <w:t>to</w:t>
-      </w:r>
-      <w:proofErr w:type="spellEnd"/>
-      <w:r>
-        <w:rPr>
-          <w:lang w:val="de-DE"/>
-        </w:rPr>
-        <w:t xml:space="preserve"> </w:t>
-      </w:r>
-      <w:proofErr w:type="spellStart"/>
-      <w:r>
-        <w:rPr>
-          <w:lang w:val="de-DE"/>
-        </w:rPr>
-        <w:t>vary</w:t>
-      </w:r>
-      <w:proofErr w:type="spellEnd"/>
-      <w:r>
-        <w:rPr>
-          <w:lang w:val="de-DE"/>
-        </w:rPr>
-        <w:t xml:space="preserve"> </w:t>
-      </w:r>
-      <w:proofErr w:type="spellStart"/>
-      <w:r>
-        <w:rPr>
-          <w:lang w:val="de-DE"/>
-        </w:rPr>
-        <w:t>the</w:t>
-      </w:r>
-      <w:proofErr w:type="spellEnd"/>
-      <w:r>
-        <w:rPr>
-          <w:lang w:val="de-DE"/>
-        </w:rPr>
-        <w:t xml:space="preserve"> </w:t>
-      </w:r>
-      <w:proofErr w:type="spellStart"/>
-      <w:r>
-        <w:rPr>
-          <w:lang w:val="de-DE"/>
-        </w:rPr>
-        <w:t>project</w:t>
-      </w:r>
-      <w:proofErr w:type="spellEnd"/>
-      <w:r>
-        <w:rPr>
-          <w:lang w:val="de-DE"/>
-        </w:rPr>
-        <w:t xml:space="preserve"> </w:t>
-      </w:r>
-      <w:proofErr w:type="spellStart"/>
-      <w:r>
-        <w:rPr>
-          <w:lang w:val="de-DE"/>
-        </w:rPr>
-        <w:t>or</w:t>
-      </w:r>
-      <w:proofErr w:type="spellEnd"/>
-      <w:r>
-        <w:rPr>
-          <w:lang w:val="de-DE"/>
-        </w:rPr>
-        <w:t xml:space="preserve"> </w:t>
-      </w:r>
-      <w:proofErr w:type="spellStart"/>
-      <w:r>
-        <w:rPr>
-          <w:lang w:val="de-DE"/>
-        </w:rPr>
-        <w:t>project</w:t>
-      </w:r>
-      <w:proofErr w:type="spellEnd"/>
-      <w:r>
-        <w:rPr>
-          <w:lang w:val="de-DE"/>
-        </w:rPr>
-        <w:t xml:space="preserve"> </w:t>
-      </w:r>
-      <w:proofErr w:type="spellStart"/>
-      <w:r>
-        <w:rPr>
-          <w:lang w:val="de-DE"/>
-        </w:rPr>
-        <w:t>team</w:t>
-      </w:r>
-      <w:proofErr w:type="spellEnd"/>
-      <w:r>
-        <w:rPr>
-          <w:lang w:val="de-DE"/>
-        </w:rPr>
-        <w:t xml:space="preserve"> </w:t>
-      </w:r>
-      <w:proofErr w:type="spellStart"/>
-      <w:r>
-        <w:rPr>
-          <w:lang w:val="de-DE"/>
-        </w:rPr>
-        <w:t>members</w:t>
-      </w:r>
-      <w:proofErr w:type="spellEnd"/>
-      <w:r>
-        <w:rPr>
-          <w:lang w:val="de-DE"/>
-        </w:rPr>
-        <w:t>.</w:t>
+        <w:t>in Section 1.2.</w:t>
       </w:r>
     </w:p>
     <w:p>
@@ -2555,1487 +1791,30 @@
           <w:lang w:val="de-DE"/>
         </w:rPr>
       </w:pPr>
-      <w:proofErr w:type="spellStart"/>
       <w:r>
         <w:rPr>
           <w:lang w:val="de-DE"/>
         </w:rPr>
-        <w:t>For</w:t>
-      </w:r>
-      <w:proofErr w:type="spellEnd"/>
+        <w:t xml:space="preserve">If you </w:t>
+      </w:r>
       <w:r>
         <w:rPr>
           <w:lang w:val="de-DE"/>
         </w:rPr>
-        <w:t xml:space="preserve"> a </w:t>
-      </w:r>
-      <w:proofErr w:type="spellStart"/>
+        <w:t xml:space="preserve">are </w:t>
+      </w:r>
       <w:r>
         <w:rPr>
           <w:lang w:val="de-DE"/>
         </w:rPr>
-        <w:t>research</w:t>
-      </w:r>
-      <w:proofErr w:type="spellEnd"/>
+        <w:t xml:space="preserve">a student </w:t>
+      </w:r>
       <w:r>
         <w:rPr>
           <w:lang w:val="de-DE"/>
         </w:rPr>
-        <w:t xml:space="preserve"> </w:t>
-      </w:r>
-      <w:proofErr w:type="spellStart"/>
-      <w:r>
-        <w:rPr>
-          <w:lang w:val="de-DE"/>
-        </w:rPr>
-        <w:t>project</w:t>
-      </w:r>
-      <w:proofErr w:type="spellEnd"/>
-      <w:r>
-        <w:rPr>
-          <w:lang w:val="de-DE"/>
-        </w:rPr>
-        <w:t xml:space="preserve"> </w:t>
-      </w:r>
-      <w:proofErr w:type="spellStart"/>
-      <w:r>
-        <w:rPr>
-          <w:lang w:val="de-DE"/>
-        </w:rPr>
-        <w:t>being</w:t>
-      </w:r>
-      <w:proofErr w:type="spellEnd"/>
-      <w:r>
-        <w:rPr>
-          <w:lang w:val="de-DE"/>
-        </w:rPr>
-        <w:t xml:space="preserve"> </w:t>
-      </w:r>
-      <w:proofErr w:type="spellStart"/>
-      <w:r>
-        <w:rPr>
-          <w:lang w:val="de-DE"/>
-        </w:rPr>
-        <w:t>undertaken</w:t>
-      </w:r>
-      <w:proofErr w:type="spellEnd"/>
-      <w:r>
-        <w:rPr>
-          <w:lang w:val="de-DE"/>
-        </w:rPr>
-        <w:t xml:space="preserve"> </w:t>
-      </w:r>
-      <w:proofErr w:type="spellStart"/>
-      <w:r>
-        <w:rPr>
-          <w:lang w:val="de-DE"/>
-        </w:rPr>
-        <w:t>by</w:t>
-      </w:r>
-      <w:proofErr w:type="spellEnd"/>
-      <w:r>
-        <w:rPr>
-          <w:lang w:val="de-DE"/>
-        </w:rPr>
-        <w:t xml:space="preserve"> </w:t>
-      </w:r>
-      <w:proofErr w:type="spellStart"/>
-      <w:r>
-        <w:rPr>
-          <w:lang w:val="de-DE"/>
-        </w:rPr>
-        <w:t>academics</w:t>
-      </w:r>
-      <w:proofErr w:type="spellEnd"/>
-      <w:r>
-        <w:rPr>
-          <w:lang w:val="de-DE"/>
-        </w:rPr>
-        <w:t xml:space="preserve"> </w:t>
-      </w:r>
-      <w:proofErr w:type="spellStart"/>
-      <w:r>
-        <w:rPr>
-          <w:lang w:val="de-DE"/>
-        </w:rPr>
-        <w:t>the</w:t>
-      </w:r>
-      <w:proofErr w:type="spellEnd"/>
-      <w:r>
-        <w:rPr>
-          <w:lang w:val="de-DE"/>
-        </w:rPr>
-        <w:t xml:space="preserve"> </w:t>
-      </w:r>
-      <w:proofErr w:type="spellStart"/>
-      <w:r>
-        <w:rPr>
-          <w:lang w:val="de-DE"/>
-        </w:rPr>
-        <w:t>project</w:t>
-      </w:r>
-      <w:proofErr w:type="spellEnd"/>
-      <w:r>
-        <w:rPr>
-          <w:lang w:val="de-DE"/>
-        </w:rPr>
-        <w:t xml:space="preserve"> </w:t>
-      </w:r>
-      <w:proofErr w:type="spellStart"/>
-      <w:r>
-        <w:rPr>
-          <w:lang w:val="de-DE"/>
-        </w:rPr>
-        <w:t>lead</w:t>
-      </w:r>
-      <w:proofErr w:type="spellEnd"/>
-      <w:r>
-        <w:rPr>
-          <w:lang w:val="de-DE"/>
-        </w:rPr>
-        <w:t xml:space="preserve"> </w:t>
-      </w:r>
-      <w:proofErr w:type="spellStart"/>
-      <w:r>
-        <w:rPr>
-          <w:b/>
-          <w:lang w:val="de-DE"/>
-        </w:rPr>
-        <w:t>does</w:t>
-      </w:r>
-      <w:proofErr w:type="spellEnd"/>
-      <w:r>
-        <w:rPr>
-          <w:b/>
-          <w:lang w:val="de-DE"/>
-        </w:rPr>
-        <w:t xml:space="preserve"> not</w:t>
-      </w:r>
-      <w:r>
-        <w:rPr>
-          <w:lang w:val="de-DE"/>
-        </w:rPr>
-        <w:t xml:space="preserve"> </w:t>
-      </w:r>
-      <w:proofErr w:type="spellStart"/>
-      <w:r>
-        <w:rPr>
-          <w:lang w:val="de-DE"/>
-        </w:rPr>
-        <w:t>have</w:t>
-      </w:r>
-      <w:proofErr w:type="spellEnd"/>
-      <w:r>
-        <w:rPr>
-          <w:lang w:val="de-DE"/>
-        </w:rPr>
-        <w:t xml:space="preserve"> </w:t>
-      </w:r>
-      <w:proofErr w:type="spellStart"/>
-      <w:r>
-        <w:rPr>
-          <w:lang w:val="de-DE"/>
-        </w:rPr>
-        <w:t>to</w:t>
-      </w:r>
-      <w:proofErr w:type="spellEnd"/>
-      <w:r>
-        <w:rPr>
-          <w:lang w:val="de-DE"/>
-        </w:rPr>
-        <w:t xml:space="preserve"> </w:t>
-      </w:r>
-      <w:proofErr w:type="spellStart"/>
-      <w:r>
-        <w:rPr>
-          <w:lang w:val="de-DE"/>
-        </w:rPr>
-        <w:t>be</w:t>
-      </w:r>
-      <w:proofErr w:type="spellEnd"/>
-      <w:r>
-        <w:rPr>
-          <w:lang w:val="de-DE"/>
-        </w:rPr>
-        <w:t xml:space="preserve"> </w:t>
-      </w:r>
-      <w:proofErr w:type="spellStart"/>
-      <w:r>
-        <w:rPr>
-          <w:lang w:val="de-DE"/>
-        </w:rPr>
-        <w:t>the</w:t>
-      </w:r>
-      <w:proofErr w:type="spellEnd"/>
-      <w:r>
-        <w:rPr>
-          <w:lang w:val="de-DE"/>
-        </w:rPr>
-        <w:t xml:space="preserve"> </w:t>
-      </w:r>
-      <w:proofErr w:type="spellStart"/>
-      <w:r>
-        <w:rPr>
-          <w:lang w:val="de-DE"/>
-        </w:rPr>
-        <w:t>Principal</w:t>
-      </w:r>
-      <w:proofErr w:type="spellEnd"/>
-      <w:r>
-        <w:rPr>
-          <w:lang w:val="de-DE"/>
-        </w:rPr>
-        <w:t xml:space="preserve"> Investigator. </w:t>
-      </w:r>
-      <w:proofErr w:type="spellStart"/>
-      <w:r>
-        <w:rPr>
-          <w:lang w:val="de-DE"/>
-        </w:rPr>
-        <w:t>Where</w:t>
-      </w:r>
-      <w:proofErr w:type="spellEnd"/>
-      <w:r>
-        <w:rPr>
-          <w:lang w:val="de-DE"/>
-        </w:rPr>
-        <w:t xml:space="preserve"> </w:t>
-      </w:r>
-      <w:proofErr w:type="spellStart"/>
-      <w:r>
-        <w:rPr>
-          <w:lang w:val="de-DE"/>
-        </w:rPr>
-        <w:t>there</w:t>
-      </w:r>
-      <w:proofErr w:type="spellEnd"/>
-      <w:r>
-        <w:rPr>
-          <w:lang w:val="de-DE"/>
-        </w:rPr>
-        <w:t xml:space="preserve"> </w:t>
-      </w:r>
-      <w:proofErr w:type="spellStart"/>
-      <w:r>
-        <w:rPr>
-          <w:lang w:val="de-DE"/>
-        </w:rPr>
-        <w:t>is</w:t>
-      </w:r>
-      <w:proofErr w:type="spellEnd"/>
-      <w:r>
-        <w:rPr>
-          <w:lang w:val="de-DE"/>
-        </w:rPr>
-        <w:t xml:space="preserve"> </w:t>
-      </w:r>
-      <w:proofErr w:type="spellStart"/>
-      <w:r>
-        <w:rPr>
-          <w:lang w:val="de-DE"/>
-        </w:rPr>
-        <w:t>funding</w:t>
-      </w:r>
-      <w:proofErr w:type="spellEnd"/>
-      <w:r>
-        <w:rPr>
-          <w:lang w:val="de-DE"/>
-        </w:rPr>
-        <w:t xml:space="preserve"> </w:t>
-      </w:r>
-      <w:proofErr w:type="spellStart"/>
-      <w:r>
-        <w:rPr>
-          <w:lang w:val="de-DE"/>
-        </w:rPr>
-        <w:t>associated</w:t>
-      </w:r>
-      <w:proofErr w:type="spellEnd"/>
-      <w:r>
-        <w:rPr>
-          <w:lang w:val="de-DE"/>
-        </w:rPr>
-        <w:t xml:space="preserve"> </w:t>
-      </w:r>
-      <w:proofErr w:type="spellStart"/>
-      <w:r>
-        <w:rPr>
-          <w:lang w:val="de-DE"/>
-        </w:rPr>
-        <w:t>with</w:t>
-      </w:r>
-      <w:proofErr w:type="spellEnd"/>
-      <w:r>
-        <w:rPr>
-          <w:lang w:val="de-DE"/>
-        </w:rPr>
-        <w:t xml:space="preserve"> a </w:t>
-      </w:r>
-      <w:proofErr w:type="spellStart"/>
-      <w:r>
-        <w:rPr>
-          <w:lang w:val="de-DE"/>
-        </w:rPr>
-        <w:t>project</w:t>
-      </w:r>
-      <w:proofErr w:type="spellEnd"/>
-      <w:r>
-        <w:rPr>
-          <w:lang w:val="de-DE"/>
-        </w:rPr>
-        <w:t xml:space="preserve"> </w:t>
-      </w:r>
-      <w:proofErr w:type="spellStart"/>
-      <w:r>
-        <w:rPr>
-          <w:lang w:val="de-DE"/>
-        </w:rPr>
-        <w:t>the</w:t>
-      </w:r>
-      <w:proofErr w:type="spellEnd"/>
-      <w:r>
-        <w:rPr>
-          <w:lang w:val="de-DE"/>
-        </w:rPr>
-        <w:t xml:space="preserve"> </w:t>
-      </w:r>
-      <w:proofErr w:type="spellStart"/>
-      <w:r>
-        <w:rPr>
-          <w:lang w:val="de-DE"/>
-        </w:rPr>
-        <w:t>project</w:t>
-      </w:r>
-      <w:proofErr w:type="spellEnd"/>
-      <w:r>
-        <w:rPr>
-          <w:lang w:val="de-DE"/>
-        </w:rPr>
-        <w:t xml:space="preserve"> </w:t>
-      </w:r>
-      <w:proofErr w:type="spellStart"/>
-      <w:r>
-        <w:rPr>
-          <w:lang w:val="de-DE"/>
-        </w:rPr>
-        <w:t>lead</w:t>
-      </w:r>
-      <w:proofErr w:type="spellEnd"/>
-      <w:r>
-        <w:rPr>
-          <w:lang w:val="de-DE"/>
-        </w:rPr>
-        <w:t xml:space="preserve"> </w:t>
-      </w:r>
-      <w:proofErr w:type="spellStart"/>
-      <w:r>
-        <w:rPr>
-          <w:b/>
-          <w:lang w:val="de-DE"/>
-        </w:rPr>
-        <w:t>does</w:t>
-      </w:r>
-      <w:proofErr w:type="spellEnd"/>
-      <w:r>
-        <w:rPr>
-          <w:b/>
-          <w:lang w:val="de-DE"/>
-        </w:rPr>
-        <w:t xml:space="preserve"> not</w:t>
-      </w:r>
-      <w:r>
-        <w:rPr>
-          <w:lang w:val="de-DE"/>
-        </w:rPr>
-        <w:t xml:space="preserve"> </w:t>
-      </w:r>
-      <w:proofErr w:type="spellStart"/>
-      <w:r>
-        <w:rPr>
-          <w:lang w:val="de-DE"/>
-        </w:rPr>
-        <w:t>have</w:t>
-      </w:r>
-      <w:proofErr w:type="spellEnd"/>
-      <w:r>
-        <w:rPr>
-          <w:lang w:val="de-DE"/>
-        </w:rPr>
-        <w:t xml:space="preserve"> </w:t>
-      </w:r>
-      <w:proofErr w:type="spellStart"/>
-      <w:r>
-        <w:rPr>
-          <w:lang w:val="de-DE"/>
-        </w:rPr>
-        <w:t>to</w:t>
-      </w:r>
-      <w:proofErr w:type="spellEnd"/>
-      <w:r>
-        <w:rPr>
-          <w:lang w:val="de-DE"/>
-        </w:rPr>
-        <w:t xml:space="preserve"> </w:t>
-      </w:r>
-      <w:proofErr w:type="spellStart"/>
-      <w:r>
-        <w:rPr>
-          <w:lang w:val="de-DE"/>
-        </w:rPr>
-        <w:t>be</w:t>
-      </w:r>
-      <w:proofErr w:type="spellEnd"/>
-      <w:r>
-        <w:rPr>
-          <w:lang w:val="de-DE"/>
-        </w:rPr>
-        <w:t xml:space="preserve"> </w:t>
-      </w:r>
-      <w:proofErr w:type="spellStart"/>
-      <w:r>
-        <w:rPr>
-          <w:lang w:val="de-DE"/>
-        </w:rPr>
-        <w:t>the</w:t>
-      </w:r>
-      <w:proofErr w:type="spellEnd"/>
-      <w:r>
-        <w:rPr>
-          <w:lang w:val="de-DE"/>
-        </w:rPr>
-        <w:t xml:space="preserve"> </w:t>
-      </w:r>
-      <w:proofErr w:type="spellStart"/>
-      <w:r>
-        <w:rPr>
-          <w:lang w:val="de-DE"/>
-        </w:rPr>
-        <w:t>award</w:t>
-      </w:r>
-      <w:proofErr w:type="spellEnd"/>
-      <w:r>
-        <w:rPr>
-          <w:lang w:val="de-DE"/>
-        </w:rPr>
-        <w:t xml:space="preserve"> holder.</w:t>
-      </w:r>
-    </w:p>
-    <w:p>
-      <w:pPr>
-        <w:pStyle w:val="BodyTextStandard"/>
-        <w:rPr>
-          <w:lang w:val="de-DE"/>
-        </w:rPr>
-      </w:pPr>
-      <w:proofErr w:type="spellStart"/>
-      <w:r>
-        <w:rPr>
-          <w:lang w:val="de-DE"/>
-        </w:rPr>
-        <w:t>Our</w:t>
-      </w:r>
-      <w:proofErr w:type="spellEnd"/>
-      <w:r>
-        <w:rPr>
-          <w:lang w:val="de-DE"/>
-        </w:rPr>
-        <w:t xml:space="preserve"> </w:t>
-      </w:r>
-      <w:hyperlink r:id="rId10" w:history="1">
-        <w:proofErr w:type="spellStart"/>
-        <w:r>
-          <w:rPr>
-            <w:rStyle w:val="Hyperlink"/>
-            <w:lang w:val="de-DE"/>
-          </w:rPr>
-          <w:t>example</w:t>
-        </w:r>
-        <w:proofErr w:type="spellEnd"/>
-        <w:r>
-          <w:rPr>
-            <w:rStyle w:val="Hyperlink"/>
-            <w:lang w:val="de-DE"/>
-          </w:rPr>
-          <w:t xml:space="preserve"> </w:t>
-        </w:r>
-        <w:proofErr w:type="spellStart"/>
-        <w:r>
-          <w:rPr>
-            <w:rStyle w:val="Hyperlink"/>
-            <w:lang w:val="de-DE"/>
-          </w:rPr>
-          <w:t>application</w:t>
-        </w:r>
-        <w:proofErr w:type="spellEnd"/>
-      </w:hyperlink>
-      <w:r>
-        <w:rPr>
-          <w:lang w:val="de-DE"/>
-        </w:rPr>
-        <w:t xml:space="preserve"> </w:t>
-      </w:r>
-      <w:proofErr w:type="spellStart"/>
-      <w:r>
-        <w:rPr>
-          <w:lang w:val="de-DE"/>
-        </w:rPr>
-        <w:t>shows</w:t>
-      </w:r>
-      <w:proofErr w:type="spellEnd"/>
-      <w:r>
-        <w:rPr>
-          <w:lang w:val="de-DE"/>
-        </w:rPr>
-        <w:t xml:space="preserve"> </w:t>
-      </w:r>
-      <w:proofErr w:type="spellStart"/>
-      <w:r>
-        <w:rPr>
-          <w:lang w:val="de-DE"/>
-        </w:rPr>
-        <w:t>the</w:t>
-      </w:r>
-      <w:proofErr w:type="spellEnd"/>
-      <w:r>
-        <w:rPr>
-          <w:lang w:val="de-DE"/>
-        </w:rPr>
-        <w:t xml:space="preserve"> </w:t>
-      </w:r>
-      <w:proofErr w:type="spellStart"/>
-      <w:r>
-        <w:rPr>
-          <w:lang w:val="de-DE"/>
-        </w:rPr>
-        <w:t>level</w:t>
-      </w:r>
-      <w:proofErr w:type="spellEnd"/>
-      <w:r>
-        <w:rPr>
-          <w:lang w:val="de-DE"/>
-        </w:rPr>
-        <w:t xml:space="preserve"> </w:t>
-      </w:r>
-      <w:proofErr w:type="spellStart"/>
-      <w:r>
-        <w:rPr>
-          <w:lang w:val="de-DE"/>
-        </w:rPr>
-        <w:t>of</w:t>
-      </w:r>
-      <w:proofErr w:type="spellEnd"/>
-      <w:r>
-        <w:rPr>
-          <w:lang w:val="de-DE"/>
-        </w:rPr>
-        <w:t xml:space="preserve"> </w:t>
-      </w:r>
-      <w:proofErr w:type="spellStart"/>
-      <w:r>
-        <w:rPr>
-          <w:lang w:val="de-DE"/>
-        </w:rPr>
-        <w:t>information</w:t>
-      </w:r>
-      <w:proofErr w:type="spellEnd"/>
-      <w:r>
-        <w:rPr>
-          <w:lang w:val="de-DE"/>
-        </w:rPr>
-        <w:t xml:space="preserve"> </w:t>
-      </w:r>
-      <w:proofErr w:type="spellStart"/>
-      <w:r>
-        <w:rPr>
-          <w:lang w:val="de-DE"/>
-        </w:rPr>
-        <w:t>that</w:t>
-      </w:r>
-      <w:proofErr w:type="spellEnd"/>
-      <w:r>
-        <w:rPr>
-          <w:lang w:val="de-DE"/>
-        </w:rPr>
-        <w:t xml:space="preserve"> </w:t>
-      </w:r>
-      <w:proofErr w:type="spellStart"/>
-      <w:r>
-        <w:rPr>
-          <w:lang w:val="de-DE"/>
-        </w:rPr>
-        <w:t>data</w:t>
-      </w:r>
-      <w:proofErr w:type="spellEnd"/>
-      <w:r>
-        <w:rPr>
-          <w:lang w:val="de-DE"/>
-        </w:rPr>
-        <w:t xml:space="preserve"> </w:t>
-      </w:r>
-      <w:proofErr w:type="spellStart"/>
-      <w:r>
-        <w:rPr>
-          <w:lang w:val="de-DE"/>
-        </w:rPr>
-        <w:t>owners</w:t>
-      </w:r>
-      <w:proofErr w:type="spellEnd"/>
-      <w:r>
-        <w:rPr>
-          <w:lang w:val="de-DE"/>
-        </w:rPr>
-        <w:t xml:space="preserve"> </w:t>
-      </w:r>
-      <w:proofErr w:type="spellStart"/>
-      <w:r>
-        <w:rPr>
-          <w:lang w:val="de-DE"/>
-        </w:rPr>
-        <w:t>expect</w:t>
-      </w:r>
-      <w:proofErr w:type="spellEnd"/>
-      <w:r>
-        <w:rPr>
-          <w:lang w:val="de-DE"/>
-        </w:rPr>
-        <w:t xml:space="preserve"> </w:t>
-      </w:r>
-      <w:proofErr w:type="spellStart"/>
-      <w:r>
-        <w:rPr>
-          <w:lang w:val="de-DE"/>
-        </w:rPr>
-        <w:t>to</w:t>
-      </w:r>
-      <w:proofErr w:type="spellEnd"/>
-      <w:r>
-        <w:rPr>
-          <w:lang w:val="de-DE"/>
-        </w:rPr>
-        <w:t xml:space="preserve"> </w:t>
-      </w:r>
-      <w:proofErr w:type="spellStart"/>
-      <w:r>
-        <w:rPr>
-          <w:lang w:val="de-DE"/>
-        </w:rPr>
-        <w:t>see</w:t>
-      </w:r>
-      <w:proofErr w:type="spellEnd"/>
-      <w:r>
-        <w:rPr>
-          <w:lang w:val="de-DE"/>
-        </w:rPr>
-        <w:t xml:space="preserve"> in a </w:t>
-      </w:r>
-      <w:proofErr w:type="spellStart"/>
-      <w:r>
-        <w:rPr>
-          <w:lang w:val="de-DE"/>
-        </w:rPr>
-        <w:t>well</w:t>
-      </w:r>
-      <w:proofErr w:type="spellEnd"/>
-      <w:r>
-        <w:rPr>
-          <w:lang w:val="de-DE"/>
-        </w:rPr>
-        <w:t xml:space="preserve"> </w:t>
-      </w:r>
-      <w:proofErr w:type="spellStart"/>
-      <w:r>
-        <w:rPr>
-          <w:lang w:val="de-DE"/>
-        </w:rPr>
-        <w:t>written</w:t>
-      </w:r>
-      <w:proofErr w:type="spellEnd"/>
-      <w:r>
-        <w:rPr>
-          <w:lang w:val="de-DE"/>
-        </w:rPr>
-        <w:t xml:space="preserve"> </w:t>
-      </w:r>
-      <w:proofErr w:type="spellStart"/>
-      <w:r>
-        <w:rPr>
-          <w:lang w:val="de-DE"/>
-        </w:rPr>
-        <w:t>application</w:t>
-      </w:r>
-      <w:proofErr w:type="spellEnd"/>
-      <w:r>
-        <w:rPr>
-          <w:lang w:val="de-DE"/>
-        </w:rPr>
-        <w:t>.</w:t>
-      </w:r>
-    </w:p>
-    <w:p>
-      <w:pPr>
-        <w:pStyle w:val="BodyTextStandard"/>
-        <w:rPr>
-          <w:lang w:val="de-DE"/>
-        </w:rPr>
-      </w:pPr>
-      <w:proofErr w:type="spellStart"/>
-      <w:r>
-        <w:rPr>
-          <w:lang w:val="de-DE"/>
-        </w:rPr>
-        <w:t>If</w:t>
-      </w:r>
-      <w:proofErr w:type="spellEnd"/>
-      <w:r>
-        <w:rPr>
-          <w:lang w:val="de-DE"/>
-        </w:rPr>
-        <w:t xml:space="preserve"> </w:t>
-      </w:r>
-      <w:proofErr w:type="spellStart"/>
-      <w:r>
-        <w:rPr>
-          <w:lang w:val="de-DE"/>
-        </w:rPr>
-        <w:t>more</w:t>
-      </w:r>
-      <w:proofErr w:type="spellEnd"/>
-      <w:r>
-        <w:rPr>
-          <w:lang w:val="de-DE"/>
-        </w:rPr>
-        <w:t xml:space="preserve"> </w:t>
-      </w:r>
-      <w:proofErr w:type="spellStart"/>
-      <w:r>
-        <w:rPr>
-          <w:lang w:val="de-DE"/>
-        </w:rPr>
-        <w:t>than</w:t>
-      </w:r>
-      <w:proofErr w:type="spellEnd"/>
-      <w:r>
-        <w:rPr>
-          <w:lang w:val="de-DE"/>
-        </w:rPr>
-        <w:t xml:space="preserve"> </w:t>
-      </w:r>
-      <w:proofErr w:type="spellStart"/>
-      <w:r>
-        <w:rPr>
-          <w:lang w:val="de-DE"/>
-        </w:rPr>
-        <w:t>one</w:t>
-      </w:r>
-      <w:proofErr w:type="spellEnd"/>
-      <w:r>
-        <w:rPr>
-          <w:lang w:val="de-DE"/>
-        </w:rPr>
-        <w:t xml:space="preserve"> </w:t>
-      </w:r>
-      <w:proofErr w:type="spellStart"/>
-      <w:r>
-        <w:rPr>
-          <w:lang w:val="de-DE"/>
-        </w:rPr>
-        <w:t>person</w:t>
-      </w:r>
-      <w:proofErr w:type="spellEnd"/>
-      <w:r>
-        <w:rPr>
-          <w:lang w:val="de-DE"/>
-        </w:rPr>
-        <w:t xml:space="preserve"> </w:t>
-      </w:r>
-      <w:proofErr w:type="spellStart"/>
-      <w:r>
-        <w:rPr>
-          <w:lang w:val="de-DE"/>
-        </w:rPr>
-        <w:t>is</w:t>
-      </w:r>
-      <w:proofErr w:type="spellEnd"/>
-      <w:r>
-        <w:rPr>
-          <w:lang w:val="de-DE"/>
-        </w:rPr>
-        <w:t xml:space="preserve"> </w:t>
-      </w:r>
-      <w:proofErr w:type="spellStart"/>
-      <w:r>
-        <w:rPr>
-          <w:lang w:val="de-DE"/>
-        </w:rPr>
-        <w:t>involved</w:t>
-      </w:r>
-      <w:proofErr w:type="spellEnd"/>
-      <w:r>
-        <w:rPr>
-          <w:lang w:val="de-DE"/>
-        </w:rPr>
-        <w:t xml:space="preserve"> in </w:t>
-      </w:r>
-      <w:proofErr w:type="spellStart"/>
-      <w:r>
-        <w:rPr>
-          <w:lang w:val="de-DE"/>
-        </w:rPr>
-        <w:t>the</w:t>
-      </w:r>
-      <w:proofErr w:type="spellEnd"/>
-      <w:r>
-        <w:rPr>
-          <w:lang w:val="de-DE"/>
-        </w:rPr>
-        <w:t xml:space="preserve"> </w:t>
-      </w:r>
-      <w:proofErr w:type="spellStart"/>
-      <w:r>
-        <w:rPr>
-          <w:lang w:val="de-DE"/>
-        </w:rPr>
-        <w:t>project</w:t>
-      </w:r>
-      <w:proofErr w:type="spellEnd"/>
-      <w:r>
-        <w:rPr>
-          <w:lang w:val="de-DE"/>
-        </w:rPr>
-        <w:t xml:space="preserve"> and will </w:t>
-      </w:r>
-      <w:proofErr w:type="spellStart"/>
-      <w:r>
-        <w:rPr>
-          <w:lang w:val="de-DE"/>
-        </w:rPr>
-        <w:t>have</w:t>
-      </w:r>
-      <w:proofErr w:type="spellEnd"/>
-      <w:r>
-        <w:rPr>
-          <w:lang w:val="de-DE"/>
-        </w:rPr>
-        <w:t xml:space="preserve"> </w:t>
-      </w:r>
-      <w:proofErr w:type="spellStart"/>
-      <w:r>
-        <w:rPr>
-          <w:lang w:val="de-DE"/>
-        </w:rPr>
-        <w:t>access</w:t>
-      </w:r>
-      <w:proofErr w:type="spellEnd"/>
-      <w:r>
-        <w:rPr>
-          <w:lang w:val="de-DE"/>
-        </w:rPr>
-        <w:t xml:space="preserve"> </w:t>
-      </w:r>
-      <w:proofErr w:type="spellStart"/>
-      <w:r>
-        <w:rPr>
-          <w:lang w:val="de-DE"/>
-        </w:rPr>
-        <w:t>to</w:t>
-      </w:r>
-      <w:proofErr w:type="spellEnd"/>
-      <w:r>
-        <w:rPr>
-          <w:lang w:val="de-DE"/>
-        </w:rPr>
-        <w:t xml:space="preserve"> </w:t>
-      </w:r>
-      <w:proofErr w:type="spellStart"/>
-      <w:r>
-        <w:rPr>
-          <w:lang w:val="de-DE"/>
-        </w:rPr>
-        <w:t>the</w:t>
-      </w:r>
-      <w:proofErr w:type="spellEnd"/>
-      <w:r>
-        <w:rPr>
-          <w:lang w:val="de-DE"/>
-        </w:rPr>
-        <w:t xml:space="preserve"> </w:t>
-      </w:r>
-      <w:proofErr w:type="spellStart"/>
-      <w:r>
-        <w:rPr>
-          <w:lang w:val="de-DE"/>
-        </w:rPr>
-        <w:t>data</w:t>
-      </w:r>
-      <w:proofErr w:type="spellEnd"/>
-      <w:r>
-        <w:rPr>
-          <w:lang w:val="de-DE"/>
-        </w:rPr>
-        <w:t xml:space="preserve"> </w:t>
-      </w:r>
-      <w:proofErr w:type="spellStart"/>
-      <w:r>
-        <w:rPr>
-          <w:lang w:val="de-DE"/>
-        </w:rPr>
-        <w:t>your</w:t>
-      </w:r>
-      <w:proofErr w:type="spellEnd"/>
-      <w:r>
-        <w:rPr>
-          <w:lang w:val="de-DE"/>
-        </w:rPr>
-        <w:t xml:space="preserve"> </w:t>
-      </w:r>
-      <w:proofErr w:type="spellStart"/>
-      <w:r>
-        <w:rPr>
-          <w:lang w:val="de-DE"/>
-        </w:rPr>
-        <w:t>are</w:t>
-      </w:r>
-      <w:proofErr w:type="spellEnd"/>
-      <w:r>
-        <w:rPr>
-          <w:lang w:val="de-DE"/>
-        </w:rPr>
-        <w:t xml:space="preserve"> </w:t>
-      </w:r>
-      <w:proofErr w:type="spellStart"/>
-      <w:r>
-        <w:rPr>
-          <w:lang w:val="de-DE"/>
-        </w:rPr>
-        <w:t>applying</w:t>
-      </w:r>
-      <w:proofErr w:type="spellEnd"/>
-      <w:r>
-        <w:rPr>
-          <w:lang w:val="de-DE"/>
-        </w:rPr>
-        <w:t xml:space="preserve"> </w:t>
-      </w:r>
-      <w:proofErr w:type="spellStart"/>
-      <w:r>
-        <w:rPr>
-          <w:lang w:val="de-DE"/>
-        </w:rPr>
-        <w:t>for</w:t>
-      </w:r>
-      <w:proofErr w:type="spellEnd"/>
-      <w:r>
-        <w:rPr>
-          <w:lang w:val="de-DE"/>
-        </w:rPr>
-        <w:t xml:space="preserve">, </w:t>
-      </w:r>
-      <w:proofErr w:type="spellStart"/>
-      <w:r>
-        <w:rPr>
-          <w:lang w:val="de-DE"/>
-        </w:rPr>
-        <w:t>list</w:t>
-      </w:r>
-      <w:proofErr w:type="spellEnd"/>
-      <w:r>
-        <w:rPr>
-          <w:lang w:val="de-DE"/>
-        </w:rPr>
-        <w:t xml:space="preserve"> </w:t>
-      </w:r>
-      <w:proofErr w:type="spellStart"/>
-      <w:r>
-        <w:rPr>
-          <w:lang w:val="de-DE"/>
-        </w:rPr>
-        <w:t>them</w:t>
-      </w:r>
-      <w:proofErr w:type="spellEnd"/>
-      <w:r>
-        <w:rPr>
-          <w:lang w:val="de-DE"/>
-        </w:rPr>
-        <w:t xml:space="preserve"> in </w:t>
-      </w:r>
-      <w:proofErr w:type="spellStart"/>
-      <w:r>
-        <w:rPr>
-          <w:lang w:val="de-DE"/>
-        </w:rPr>
-        <w:t>section</w:t>
-      </w:r>
-      <w:proofErr w:type="spellEnd"/>
-      <w:r>
-        <w:rPr>
-          <w:lang w:val="de-DE"/>
-        </w:rPr>
-        <w:t xml:space="preserve"> 1.2 and </w:t>
-      </w:r>
-      <w:proofErr w:type="spellStart"/>
-      <w:r>
-        <w:rPr>
-          <w:lang w:val="de-DE"/>
-        </w:rPr>
-        <w:t>ensure</w:t>
-      </w:r>
-      <w:proofErr w:type="spellEnd"/>
-      <w:r>
-        <w:rPr>
-          <w:lang w:val="de-DE"/>
-        </w:rPr>
-        <w:t xml:space="preserve"> </w:t>
-      </w:r>
-      <w:proofErr w:type="spellStart"/>
-      <w:r>
-        <w:rPr>
-          <w:b/>
-          <w:lang w:val="de-DE"/>
-        </w:rPr>
-        <w:t>each</w:t>
-      </w:r>
-      <w:proofErr w:type="spellEnd"/>
-      <w:r>
-        <w:rPr>
-          <w:lang w:val="de-DE"/>
-        </w:rPr>
-        <w:t xml:space="preserve"> </w:t>
-      </w:r>
-      <w:r>
-        <w:rPr>
-          <w:b/>
-          <w:lang w:val="de-DE"/>
-        </w:rPr>
-        <w:t>additional</w:t>
-      </w:r>
-      <w:r>
-        <w:rPr>
-          <w:lang w:val="de-DE"/>
-        </w:rPr>
-        <w:t xml:space="preserve"> </w:t>
-      </w:r>
-      <w:proofErr w:type="spellStart"/>
-      <w:r>
-        <w:rPr>
-          <w:lang w:val="de-DE"/>
-        </w:rPr>
-        <w:t>team</w:t>
-      </w:r>
-      <w:proofErr w:type="spellEnd"/>
-      <w:r>
-        <w:rPr>
-          <w:lang w:val="de-DE"/>
-        </w:rPr>
-        <w:t xml:space="preserve"> </w:t>
-      </w:r>
-      <w:proofErr w:type="spellStart"/>
-      <w:r>
-        <w:rPr>
-          <w:lang w:val="de-DE"/>
-        </w:rPr>
-        <w:t>member</w:t>
-      </w:r>
-      <w:proofErr w:type="spellEnd"/>
-      <w:r>
-        <w:rPr>
-          <w:lang w:val="de-DE"/>
-        </w:rPr>
-        <w:t xml:space="preserve"> </w:t>
-      </w:r>
-      <w:proofErr w:type="spellStart"/>
-      <w:r>
-        <w:rPr>
-          <w:lang w:val="de-DE"/>
-        </w:rPr>
-        <w:t>completes</w:t>
-      </w:r>
-      <w:proofErr w:type="spellEnd"/>
-      <w:r>
-        <w:rPr>
-          <w:lang w:val="de-DE"/>
-        </w:rPr>
-        <w:t xml:space="preserve"> </w:t>
-      </w:r>
-      <w:proofErr w:type="spellStart"/>
-      <w:r>
-        <w:rPr>
-          <w:lang w:val="de-DE"/>
-        </w:rPr>
-        <w:t>the</w:t>
-      </w:r>
-      <w:proofErr w:type="spellEnd"/>
-      <w:r>
-        <w:rPr>
-          <w:lang w:val="de-DE"/>
-        </w:rPr>
-        <w:t xml:space="preserve"> Special Licence additional </w:t>
-      </w:r>
-      <w:proofErr w:type="spellStart"/>
-      <w:r>
-        <w:rPr>
-          <w:lang w:val="de-DE"/>
-        </w:rPr>
-        <w:t>researcher</w:t>
-      </w:r>
-      <w:proofErr w:type="spellEnd"/>
-      <w:r>
-        <w:rPr>
-          <w:lang w:val="de-DE"/>
-        </w:rPr>
-        <w:t xml:space="preserve"> </w:t>
-      </w:r>
-      <w:proofErr w:type="spellStart"/>
-      <w:r>
-        <w:rPr>
-          <w:lang w:val="de-DE"/>
-        </w:rPr>
-        <w:t>form</w:t>
-      </w:r>
-      <w:proofErr w:type="spellEnd"/>
-      <w:r>
-        <w:rPr>
-          <w:lang w:val="de-DE"/>
-        </w:rPr>
-        <w:t>.</w:t>
-      </w:r>
-    </w:p>
-    <w:p>
-      <w:pPr>
-        <w:pStyle w:val="BodyTextStandard"/>
-        <w:rPr>
-          <w:lang w:val="de-DE"/>
-        </w:rPr>
-      </w:pPr>
-      <w:proofErr w:type="spellStart"/>
-      <w:r>
-        <w:rPr>
-          <w:lang w:val="de-DE"/>
-        </w:rPr>
-        <w:t>Only</w:t>
-      </w:r>
-      <w:proofErr w:type="spellEnd"/>
-      <w:r>
-        <w:rPr>
-          <w:lang w:val="de-DE"/>
-        </w:rPr>
-        <w:t xml:space="preserve"> </w:t>
-      </w:r>
-      <w:proofErr w:type="spellStart"/>
-      <w:r>
-        <w:rPr>
-          <w:lang w:val="de-DE"/>
-        </w:rPr>
-        <w:t>list</w:t>
-      </w:r>
-      <w:proofErr w:type="spellEnd"/>
-      <w:r>
-        <w:rPr>
-          <w:lang w:val="de-DE"/>
-        </w:rPr>
-        <w:t xml:space="preserve"> </w:t>
-      </w:r>
-      <w:proofErr w:type="spellStart"/>
-      <w:r>
-        <w:rPr>
-          <w:lang w:val="de-DE"/>
-        </w:rPr>
-        <w:t>individuals</w:t>
-      </w:r>
-      <w:proofErr w:type="spellEnd"/>
-      <w:r>
-        <w:rPr>
-          <w:lang w:val="de-DE"/>
-        </w:rPr>
-        <w:t xml:space="preserve"> </w:t>
-      </w:r>
-      <w:proofErr w:type="spellStart"/>
-      <w:r>
-        <w:rPr>
-          <w:lang w:val="de-DE"/>
-        </w:rPr>
-        <w:t>who</w:t>
-      </w:r>
-      <w:proofErr w:type="spellEnd"/>
-      <w:r>
-        <w:rPr>
-          <w:lang w:val="de-DE"/>
-        </w:rPr>
-        <w:t xml:space="preserve"> </w:t>
-      </w:r>
-      <w:r>
-        <w:rPr>
-          <w:b/>
-          <w:lang w:val="de-DE"/>
-        </w:rPr>
-        <w:t xml:space="preserve">will </w:t>
-      </w:r>
-      <w:proofErr w:type="spellStart"/>
-      <w:r>
-        <w:rPr>
-          <w:b/>
-          <w:lang w:val="de-DE"/>
-        </w:rPr>
-        <w:t>see</w:t>
-      </w:r>
-      <w:proofErr w:type="spellEnd"/>
-      <w:r>
-        <w:rPr>
-          <w:b/>
-          <w:lang w:val="de-DE"/>
-        </w:rPr>
-        <w:t xml:space="preserve"> </w:t>
-      </w:r>
-      <w:proofErr w:type="spellStart"/>
-      <w:r>
-        <w:rPr>
-          <w:b/>
-          <w:lang w:val="de-DE"/>
-        </w:rPr>
-        <w:t>the</w:t>
-      </w:r>
-      <w:proofErr w:type="spellEnd"/>
-      <w:r>
-        <w:rPr>
-          <w:b/>
-          <w:lang w:val="de-DE"/>
-        </w:rPr>
-        <w:t xml:space="preserve"> </w:t>
-      </w:r>
-      <w:proofErr w:type="spellStart"/>
-      <w:r>
-        <w:rPr>
-          <w:b/>
-          <w:lang w:val="de-DE"/>
-        </w:rPr>
-        <w:t>raw</w:t>
-      </w:r>
-      <w:proofErr w:type="spellEnd"/>
-      <w:r>
-        <w:rPr>
-          <w:b/>
-          <w:lang w:val="de-DE"/>
-        </w:rPr>
-        <w:t xml:space="preserve"> </w:t>
-      </w:r>
-      <w:proofErr w:type="spellStart"/>
-      <w:r>
-        <w:rPr>
-          <w:b/>
-          <w:lang w:val="de-DE"/>
-        </w:rPr>
-        <w:t>data</w:t>
-      </w:r>
-      <w:proofErr w:type="spellEnd"/>
-      <w:r>
-        <w:rPr>
-          <w:b/>
-          <w:lang w:val="de-DE"/>
-        </w:rPr>
-        <w:t xml:space="preserve"> </w:t>
-      </w:r>
-      <w:r>
-        <w:rPr>
-          <w:lang w:val="de-DE"/>
-        </w:rPr>
-        <w:t xml:space="preserve">in </w:t>
-      </w:r>
-      <w:proofErr w:type="spellStart"/>
-      <w:r>
-        <w:rPr>
-          <w:lang w:val="de-DE"/>
-        </w:rPr>
-        <w:t>Section</w:t>
-      </w:r>
-      <w:proofErr w:type="spellEnd"/>
-      <w:r>
-        <w:rPr>
-          <w:lang w:val="de-DE"/>
-        </w:rPr>
-        <w:t xml:space="preserve"> 1.2.</w:t>
-      </w:r>
-    </w:p>
-    <w:p>
-      <w:pPr>
-        <w:pStyle w:val="BodyTextStandard"/>
-        <w:rPr>
-          <w:lang w:val="de-DE"/>
-        </w:rPr>
-      </w:pPr>
-      <w:proofErr w:type="spellStart"/>
-      <w:r>
-        <w:rPr>
-          <w:lang w:val="de-DE"/>
-        </w:rPr>
-        <w:t>If</w:t>
-      </w:r>
-      <w:proofErr w:type="spellEnd"/>
-      <w:r>
-        <w:rPr>
-          <w:lang w:val="de-DE"/>
-        </w:rPr>
-        <w:t xml:space="preserve"> </w:t>
-      </w:r>
-      <w:proofErr w:type="spellStart"/>
-      <w:r>
-        <w:rPr>
-          <w:lang w:val="de-DE"/>
-        </w:rPr>
-        <w:t>you</w:t>
-      </w:r>
-      <w:proofErr w:type="spellEnd"/>
-      <w:r>
-        <w:rPr>
-          <w:lang w:val="de-DE"/>
-        </w:rPr>
-        <w:t xml:space="preserve"> </w:t>
-      </w:r>
-      <w:proofErr w:type="spellStart"/>
-      <w:r>
-        <w:rPr>
-          <w:lang w:val="de-DE"/>
-        </w:rPr>
-        <w:t>are</w:t>
-      </w:r>
-      <w:proofErr w:type="spellEnd"/>
-      <w:r>
-        <w:rPr>
-          <w:lang w:val="de-DE"/>
-        </w:rPr>
-        <w:t xml:space="preserve"> </w:t>
-      </w:r>
-      <w:r>
-        <w:rPr>
-          <w:lang w:val="de-DE"/>
-        </w:rPr>
-        <w:t xml:space="preserve">a </w:t>
-      </w:r>
-      <w:proofErr w:type="spellStart"/>
-      <w:r>
-        <w:rPr>
-          <w:lang w:val="de-DE"/>
-        </w:rPr>
-        <w:t>student</w:t>
-      </w:r>
-      <w:proofErr w:type="spellEnd"/>
-      <w:r>
-        <w:rPr>
-          <w:lang w:val="de-DE"/>
-        </w:rPr>
-        <w:t xml:space="preserve"> </w:t>
-      </w:r>
-      <w:proofErr w:type="spellStart"/>
-      <w:r>
-        <w:rPr>
-          <w:lang w:val="de-DE"/>
-        </w:rPr>
-        <w:t>conducting</w:t>
-      </w:r>
-      <w:proofErr w:type="spellEnd"/>
-      <w:r>
-        <w:rPr>
-          <w:lang w:val="de-DE"/>
-        </w:rPr>
-        <w:t xml:space="preserve"> </w:t>
-      </w:r>
-      <w:proofErr w:type="spellStart"/>
-      <w:r>
-        <w:rPr>
-          <w:lang w:val="de-DE"/>
-        </w:rPr>
-        <w:t>research</w:t>
-      </w:r>
-      <w:proofErr w:type="spellEnd"/>
-      <w:r>
-        <w:rPr>
-          <w:lang w:val="de-DE"/>
-        </w:rPr>
-        <w:t xml:space="preserve"> </w:t>
-      </w:r>
-      <w:proofErr w:type="spellStart"/>
-      <w:r>
-        <w:rPr>
-          <w:lang w:val="de-DE"/>
-        </w:rPr>
-        <w:t>related</w:t>
-      </w:r>
-      <w:proofErr w:type="spellEnd"/>
-      <w:r>
-        <w:rPr>
-          <w:lang w:val="de-DE"/>
-        </w:rPr>
-        <w:t xml:space="preserve"> </w:t>
-      </w:r>
-      <w:proofErr w:type="spellStart"/>
-      <w:r>
-        <w:rPr>
-          <w:lang w:val="de-DE"/>
-        </w:rPr>
-        <w:t>to</w:t>
-      </w:r>
-      <w:proofErr w:type="spellEnd"/>
-      <w:r>
-        <w:rPr>
-          <w:lang w:val="de-DE"/>
-        </w:rPr>
-        <w:t xml:space="preserve"> </w:t>
-      </w:r>
-      <w:proofErr w:type="spellStart"/>
-      <w:r>
-        <w:rPr>
-          <w:lang w:val="de-DE"/>
-        </w:rPr>
-        <w:t>your</w:t>
-      </w:r>
-      <w:proofErr w:type="spellEnd"/>
-      <w:r>
-        <w:rPr>
-          <w:lang w:val="de-DE"/>
-        </w:rPr>
-        <w:t xml:space="preserve"> </w:t>
-      </w:r>
-      <w:proofErr w:type="spellStart"/>
-      <w:r>
-        <w:rPr>
-          <w:lang w:val="de-DE"/>
-        </w:rPr>
-        <w:t>studies</w:t>
-      </w:r>
-      <w:proofErr w:type="spellEnd"/>
-      <w:r>
-        <w:rPr>
-          <w:lang w:val="de-DE"/>
-        </w:rPr>
-        <w:t xml:space="preserve"> </w:t>
-      </w:r>
-      <w:proofErr w:type="spellStart"/>
-      <w:r>
-        <w:rPr>
-          <w:lang w:val="de-DE"/>
-        </w:rPr>
-        <w:t>your</w:t>
-      </w:r>
-      <w:proofErr w:type="spellEnd"/>
-      <w:r>
-        <w:rPr>
-          <w:lang w:val="de-DE"/>
-        </w:rPr>
-        <w:t xml:space="preserve"> </w:t>
-      </w:r>
-      <w:proofErr w:type="spellStart"/>
-      <w:r>
-        <w:rPr>
-          <w:lang w:val="de-DE"/>
-        </w:rPr>
-        <w:t>supervisor</w:t>
-      </w:r>
-      <w:proofErr w:type="spellEnd"/>
-      <w:r>
-        <w:rPr>
-          <w:lang w:val="de-DE"/>
-        </w:rPr>
-        <w:t xml:space="preserve"> </w:t>
-      </w:r>
-      <w:proofErr w:type="spellStart"/>
+        <w:t xml:space="preserve">conducting research related to your studies your supervisor </w:t>
+      </w:r>
       <w:r>
         <w:rPr>
           <w:b/>
@@ -4043,186 +1822,23 @@
         </w:rPr>
         <w:t>only</w:t>
       </w:r>
-      <w:proofErr w:type="spellEnd"/>
       <w:r>
         <w:rPr>
           <w:lang w:val="de-DE"/>
         </w:rPr>
-        <w:t xml:space="preserve"> </w:t>
-      </w:r>
-      <w:proofErr w:type="spellStart"/>
+        <w:t xml:space="preserve"> needs to be listed </w:t>
+      </w:r>
       <w:r>
         <w:rPr>
           <w:lang w:val="de-DE"/>
         </w:rPr>
-        <w:t>needs</w:t>
-      </w:r>
-      <w:proofErr w:type="spellEnd"/>
+        <w:t xml:space="preserve">in Section 1.2 </w:t>
+      </w:r>
       <w:r>
         <w:rPr>
           <w:lang w:val="de-DE"/>
         </w:rPr>
-        <w:t xml:space="preserve"> </w:t>
-      </w:r>
-      <w:proofErr w:type="spellStart"/>
-      <w:r>
-        <w:rPr>
-          <w:lang w:val="de-DE"/>
-        </w:rPr>
-        <w:t>to</w:t>
-      </w:r>
-      <w:proofErr w:type="spellEnd"/>
-      <w:r>
-        <w:rPr>
-          <w:lang w:val="de-DE"/>
-        </w:rPr>
-        <w:t xml:space="preserve"> </w:t>
-      </w:r>
-      <w:proofErr w:type="spellStart"/>
-      <w:r>
-        <w:rPr>
-          <w:lang w:val="de-DE"/>
-        </w:rPr>
-        <w:t>be</w:t>
-      </w:r>
-      <w:proofErr w:type="spellEnd"/>
-      <w:r>
-        <w:rPr>
-          <w:lang w:val="de-DE"/>
-        </w:rPr>
-        <w:t xml:space="preserve"> </w:t>
-      </w:r>
-      <w:proofErr w:type="spellStart"/>
-      <w:r>
-        <w:rPr>
-          <w:lang w:val="de-DE"/>
-        </w:rPr>
-        <w:t>listed</w:t>
-      </w:r>
-      <w:proofErr w:type="spellEnd"/>
-      <w:r>
-        <w:rPr>
-          <w:lang w:val="de-DE"/>
-        </w:rPr>
-        <w:t xml:space="preserve"> </w:t>
-      </w:r>
-      <w:r>
-        <w:rPr>
-          <w:lang w:val="de-DE"/>
-        </w:rPr>
-        <w:t xml:space="preserve">in </w:t>
-      </w:r>
-      <w:proofErr w:type="spellStart"/>
-      <w:r>
-        <w:rPr>
-          <w:lang w:val="de-DE"/>
-        </w:rPr>
-        <w:t>Section</w:t>
-      </w:r>
-      <w:proofErr w:type="spellEnd"/>
-      <w:r>
-        <w:rPr>
-          <w:lang w:val="de-DE"/>
-        </w:rPr>
-        <w:t xml:space="preserve"> 1.2 </w:t>
-      </w:r>
-      <w:proofErr w:type="spellStart"/>
-      <w:r>
-        <w:rPr>
-          <w:lang w:val="de-DE"/>
-        </w:rPr>
-        <w:t>if</w:t>
-      </w:r>
-      <w:proofErr w:type="spellEnd"/>
-      <w:r>
-        <w:rPr>
-          <w:lang w:val="de-DE"/>
-        </w:rPr>
-        <w:t xml:space="preserve"> </w:t>
-      </w:r>
-      <w:proofErr w:type="spellStart"/>
-      <w:r>
-        <w:rPr>
-          <w:lang w:val="de-DE"/>
-        </w:rPr>
-        <w:t>they</w:t>
-      </w:r>
-      <w:proofErr w:type="spellEnd"/>
-      <w:r>
-        <w:rPr>
-          <w:lang w:val="de-DE"/>
-        </w:rPr>
-        <w:t xml:space="preserve"> will </w:t>
-      </w:r>
-      <w:proofErr w:type="spellStart"/>
-      <w:r>
-        <w:rPr>
-          <w:lang w:val="de-DE"/>
-        </w:rPr>
-        <w:t>be</w:t>
-      </w:r>
-      <w:proofErr w:type="spellEnd"/>
-      <w:r>
-        <w:rPr>
-          <w:lang w:val="de-DE"/>
-        </w:rPr>
-        <w:t xml:space="preserve"> </w:t>
-      </w:r>
-      <w:proofErr w:type="spellStart"/>
-      <w:r>
-        <w:rPr>
-          <w:lang w:val="de-DE"/>
-        </w:rPr>
-        <w:t>consulting</w:t>
-      </w:r>
-      <w:proofErr w:type="spellEnd"/>
-      <w:r>
-        <w:rPr>
-          <w:lang w:val="de-DE"/>
-        </w:rPr>
-        <w:t xml:space="preserve"> </w:t>
-      </w:r>
-      <w:proofErr w:type="spellStart"/>
-      <w:r>
-        <w:rPr>
-          <w:lang w:val="de-DE"/>
-        </w:rPr>
-        <w:t>the</w:t>
-      </w:r>
-      <w:proofErr w:type="spellEnd"/>
-      <w:r>
-        <w:rPr>
-          <w:lang w:val="de-DE"/>
-        </w:rPr>
-        <w:t xml:space="preserve"> </w:t>
-      </w:r>
-      <w:proofErr w:type="spellStart"/>
-      <w:r>
-        <w:rPr>
-          <w:lang w:val="de-DE"/>
-        </w:rPr>
-        <w:t>raw</w:t>
-      </w:r>
-      <w:proofErr w:type="spellEnd"/>
-      <w:r>
-        <w:rPr>
-          <w:lang w:val="de-DE"/>
-        </w:rPr>
-        <w:t xml:space="preserve"> </w:t>
-      </w:r>
-      <w:proofErr w:type="spellStart"/>
-      <w:r>
-        <w:rPr>
-          <w:lang w:val="de-DE"/>
-        </w:rPr>
-        <w:t>data</w:t>
-      </w:r>
-      <w:proofErr w:type="spellEnd"/>
-      <w:r>
-        <w:rPr>
-          <w:lang w:val="de-DE"/>
-        </w:rPr>
-        <w:t>.</w:t>
+        <w:t>if they will be consulting the raw data.</w:t>
       </w:r>
     </w:p>
     <w:p>
@@ -5002,10 +2618,7 @@
           </w:tcPr>
           <w:p>
             <w:r>
-              <w:t xml:space="preserve">Data will be stored on </w:t>
-            </w:r>
-            <w:r>
-              <w:t xml:space="preserve">the </w:t>
+              <w:t xml:space="preserve">Data will be stored on the </w:t>
             </w:r>
             <w:r>
               <w:rPr>
@@ -5015,16 +2628,7 @@
               <w:t>research student’s</w:t>
             </w:r>
             <w:r>
-              <w:t xml:space="preserve"> </w:t>
-            </w:r>
-            <w:r>
-              <w:t xml:space="preserve">university provided laptop and accessed </w:t>
-            </w:r>
-            <w:r>
-              <w:t xml:space="preserve">by him in his </w:t>
-            </w:r>
-            <w:r>
-              <w:t>university office at:</w:t>
+              <w:t xml:space="preserve"> university provided laptop and accessed by him in his university office at:</w:t>
             </w:r>
             <w:r>
               <w:br/>
@@ -5052,13 +2656,7 @@
           <w:p/>
           <w:p>
             <w:r>
-              <w:t xml:space="preserve">And in </w:t>
-            </w:r>
-            <w:r>
-              <w:t xml:space="preserve">his </w:t>
-            </w:r>
-            <w:r>
-              <w:t>home office at:</w:t>
+              <w:t>And in his home office at:</w:t>
             </w:r>
           </w:p>
           <w:p>
@@ -5348,21 +2946,7 @@
         <w:rPr>
           <w:lang w:val="de-DE"/>
         </w:rPr>
-        <w:t xml:space="preserve">a Special Licence additional </w:t>
-      </w:r>
-      <w:proofErr w:type="spellStart"/>
-      <w:r>
-        <w:rPr>
-          <w:lang w:val="de-DE"/>
-        </w:rPr>
-        <w:t>researcher</w:t>
-      </w:r>
-      <w:proofErr w:type="spellEnd"/>
-      <w:r>
-        <w:rPr>
-          <w:lang w:val="de-DE"/>
-        </w:rPr>
-        <w:t xml:space="preserve"> form </w:t>
+        <w:t xml:space="preserve">a Special Licence additional researcher form </w:t>
       </w:r>
       <w:r>
         <w:rPr>
@@ -5722,8 +3306,7 @@
               <w:pStyle w:val="BodyTextStandard"/>
             </w:pPr>
             <w:r>
-              <w:lastRenderedPageBreak/>
-              <w:t>This project studies how asymmetric employment shocks within couples affect the intra-household division of labour and gender inequality. The COVID-19 pandemic generated sector-specific restrictions that affected industries and occupations differently. Because partners are employed in different sectors, households experienced unequal shocks to labour market participation and physical presence at home.</w:t>
+              <w:t>This project studies how asymmetric employment shocks within couples affect the intra-household division of labour and gender inequality. The COVID-19 pandemic introduced sector-specific restrictions that affected industries and occupations differently. Because partners are employed in different sectors, households experienced unequal shocks to labour market participation and time spent at home.</w:t>
             </w:r>
           </w:p>
           <w:p>
@@ -5731,15 +3314,25 @@
               <w:pStyle w:val="BodyTextStandard"/>
             </w:pPr>
             <w:r>
-              <w:t xml:space="preserve">The central question is whether pandemic-induced changes in relative exposure — such as one partner working outside the home while the other was furloughed, shut down, or working remotely — altered the division of paid and unpaid work. We focus </w:t>
-            </w:r>
-            <w:proofErr w:type="gramStart"/>
-            <w:r>
-              <w:t>in particular on</w:t>
-            </w:r>
-            <w:proofErr w:type="gramEnd"/>
-            <w:r>
-              <w:t xml:space="preserve"> whether changes in relative presence at home, and whether time at home was spent working remotely or not working, led to more equal sharing of childcare and domestic responsibilities, and whether such changes persisted beyond the initial shock.</w:t>
+              <w:t>The central question is whether pandemic-induced changes in relative exposure</w:t>
+            </w:r>
+            <w:r>
+              <w:t>,</w:t>
+            </w:r>
+            <w:r>
+              <w:t xml:space="preserve"> such as one partner continuing to work outside the home while the other experienced shutdowns, furlough, or remote work</w:t>
+            </w:r>
+            <w:r>
+              <w:t>,</w:t>
+            </w:r>
+            <w:r>
+              <w:t xml:space="preserve"> altered the division of paid and unpaid work. In particular, we examine whether changes in relative presence at home led to more equal sharing of childcare and domestic responsibilities, whether such changes persisted beyond the initial shock</w:t>
+            </w:r>
+            <w:r>
+              <w:t>, and how they depend on local restrictions associated with the pandemic</w:t>
+            </w:r>
+            <w:r>
+              <w:t>.</w:t>
             </w:r>
           </w:p>
           <w:p>
@@ -5747,29 +3340,14 @@
               <w:pStyle w:val="BodyTextStandard"/>
             </w:pPr>
             <w:r>
-              <w:t>The primary group of interest consists of couples with young children, as gender gaps are strongly linked to the “motherhood penalty” and early household role formation. Couples without children and couples with older children serve as comparison groups, allowing us to distinguish childcare-driven effects from broader household adjustments.</w:t>
-            </w:r>
-          </w:p>
-          <w:p>
-            <w:pPr>
-              <w:pStyle w:val="BodyTextStandard"/>
-            </w:pPr>
-            <w:r>
-              <w:t>Empirically, the analysis follows a difference-in-differences framework. Using pre-pandemic employment information, we classify each partner by exposure to shutdowns, essential worker status, and ability to work remotely. We compare changes in household labour allocation before and after the pandemic across couples with different combinations of sectoral exposure, exploiting the interaction between time and relative exposure within couples.</w:t>
-            </w:r>
-          </w:p>
-          <w:p>
-            <w:pPr>
-              <w:pStyle w:val="BodyTextStandard"/>
-            </w:pPr>
-            <w:r>
-              <w:t>Outcomes include employment, working hours, childcare and domestic time, and selected health measures. The longitudinal structure of the data allows us to account for pre-existing household differences and to examine both short-term adjustments and persistence. This study forms part of a broader comparative research agenda examining how pandemic-related labour market shocks reshaped household labour allocation across countries.</w:t>
-            </w:r>
-          </w:p>
-          <w:p>
-            <w:pPr>
-              <w:pStyle w:val="BodyTextStandard"/>
-            </w:pPr>
+              <w:t>The analysis compares changes in household labour allocation before and after the pandemic across couples with different combinations of sectoral exposure</w:t>
+            </w:r>
+            <w:r>
+              <w:t xml:space="preserve"> and family composition</w:t>
+            </w:r>
+            <w:r>
+              <w:t>, and incorporates variation in local COVID-19 restrictions, including school closures. Outcomes include employment, working hours, childcare and domestic time, and selected health measures.</w:t>
+            </w:r>
           </w:p>
         </w:tc>
       </w:tr>
@@ -5819,6 +3397,7 @@
         </w:rPr>
       </w:pPr>
       <w:r>
+        <w:lastRenderedPageBreak/>
         <w:t xml:space="preserve">In this section you </w:t>
       </w:r>
       <w:r>
@@ -5876,11 +3455,21 @@
               <w:pStyle w:val="BodyTextStandard"/>
             </w:pPr>
             <w:r>
-              <w:lastRenderedPageBreak/>
               <w:t xml:space="preserve">SN </w:t>
             </w:r>
             <w:r>
               <w:t>6931 - Understanding Society: Waves 1-15, 2009-2024 and Harmonised BHPS: Waves 1-18, 1991-2009: Special Licence Access</w:t>
+            </w:r>
+          </w:p>
+          <w:p>
+            <w:pPr>
+              <w:pStyle w:val="BodyTextStandard"/>
+            </w:pPr>
+            <w:r>
+              <w:t xml:space="preserve">SN 6666 - </w:t>
+            </w:r>
+            <w:r>
+              <w:t>Understanding Society: Waves 1-15, 2009-2024 and Harmonised BHPS: Waves 1-18, 1991-2009: Special Licence Access, Local Authority District</w:t>
             </w:r>
           </w:p>
         </w:tc>
@@ -6025,42 +3614,72 @@
           <w:p>
             <w:pPr>
               <w:pStyle w:val="BodyTextStandard"/>
+              <w:rPr>
+                <w:lang/>
+              </w:rPr>
             </w:pPr>
             <w:r>
+              <w:rPr>
+                <w:lang/>
+              </w:rPr>
               <w:lastRenderedPageBreak/>
-              <w:t xml:space="preserve">This project requires access to the Special Licence version of Understanding Society </w:t>
-            </w:r>
-            <w:proofErr w:type="gramStart"/>
-            <w:r>
-              <w:t>in order to</w:t>
-            </w:r>
-            <w:proofErr w:type="gramEnd"/>
-            <w:r>
-              <w:t xml:space="preserve"> obtain detailed industry and occupation identifiers for both partners within households. The empirical design relies on constructing measures of exposure to COVID-19 sectoral restrictions at the industry–occupation level, including classification into sectors subject to shutdowns, essential/key worker sectors requiring work outside the home, and occupations with the capacity to transition to remote work.</w:t>
+              <w:t>This project requires access to the Special Licence version of Understanding Society in order to obtain detailed industry and occupation identifiers for both partners within households. The empirical design relies on constructing measures of exposure to COVID-19 sectoral restrictions at the industry–occupation level, including classification into sectors subject to shutdowns, essential/key worker sectors requiring work outside the home, and occupations with the capacity to transition to remote work.</w:t>
             </w:r>
           </w:p>
           <w:p>
             <w:pPr>
               <w:pStyle w:val="BodyTextStandard"/>
+              <w:rPr>
+                <w:lang/>
+              </w:rPr>
             </w:pPr>
             <w:r>
+              <w:rPr>
+                <w:lang/>
+              </w:rPr>
               <w:t>To implement this classification, we require access to the full Standard Industrial Classification (SIC) and Standard Occupational Classification (SOC) codes (e.g., jbsic07, jobsoc00) available under the Special Licence. The broader industry and occupation groupings in the End User Licence (EUL) version do not provide sufficient detail to distinguish between sub-sectors that were differentially affected by pandemic restrictions (for example, essential versus non-essential retail, frontline versus non-frontline healthcare, or occupations with differing remote-work feasibility). The detailed codes are therefore necessary to construct accurate exposure measures.</w:t>
             </w:r>
           </w:p>
           <w:p>
             <w:pPr>
               <w:pStyle w:val="BodyTextStandard"/>
+              <w:rPr>
+                <w:lang/>
+              </w:rPr>
             </w:pPr>
             <w:r>
-              <w:t>An additional key feature of Understanding Society is the ability to link pre-pandemic employment information to the dedicated Understanding Society COVID-19 Study waves. This linkage allows us to examine short-term adjustments in employment status, working from home, childcare responsibilities, and health, and to analyse the mechanisms underlying changes in household labour allocation. Alternative UK datasets do not combine detailed couple-level panel data with both employment detail and pandemic-specific survey waves.</w:t>
+              <w:rPr>
+                <w:lang/>
+              </w:rPr>
+              <w:t>In addition, the project requires Local Authority District identifiers to link households to external data on local COVID-19 restrictions, including school closures. The EUL version provides geographical information only at the Government Office Region level, which is too aggregated to capture this variation. Access to Local Authority identifiers is therefore necessary to construct accurate measures of local policy exposure.</w:t>
             </w:r>
           </w:p>
           <w:p>
             <w:pPr>
               <w:pStyle w:val="BodyTextStandard"/>
+              <w:rPr>
+                <w:lang/>
+              </w:rPr>
             </w:pPr>
             <w:r>
-              <w:t>The detailed SIC and SOC variables will be used solely to construct categorical exposure indicators at the couple level and will not be reported in any publication or output. We have considered less restrictive data versions and alternative sources; however, the EUL version does not provide sufficient industry and occupation detail to implement the proposed difference-in-differences design. The Special Licence version is therefore required.</w:t>
+              <w:rPr>
+                <w:lang/>
+              </w:rPr>
+              <w:t>A further key feature of Understanding Society is the ability to link pre-pandemic employment information to the Understanding Society COVID-19 Study waves. This linkage allows us to examine short-term adjustments in employment status, working from home, childcare responsibilities, and health, and to analyse the mechanisms underlying changes in household labour allocation. Alternative UK datasets do not combine detailed couple-level panel data with both employment detail and pandemic-specific survey waves.</w:t>
+            </w:r>
+          </w:p>
+          <w:p>
+            <w:pPr>
+              <w:pStyle w:val="BodyTextStandard"/>
+              <w:rPr>
+                <w:lang/>
+              </w:rPr>
+            </w:pPr>
+            <w:r>
+              <w:rPr>
+                <w:lang/>
+              </w:rPr>
+              <w:t>The detailed SIC, SOC, and geographical variables will be used solely to construct categorical exposure indicators at the couple level and will not be reported in any publication or output. We have considered less restrictive data versions and alternative sources; however, the EUL version does not provide sufficient detail in industry, occupation, or geography to implement the proposed design. The Special Licence version is therefore required.</w:t>
             </w:r>
           </w:p>
           <w:p>
@@ -6118,6 +3737,7 @@
         </w:numPr>
       </w:pPr>
       <w:r>
+        <w:lastRenderedPageBreak/>
         <w:t>A summary of the key variables.</w:t>
       </w:r>
     </w:p>
@@ -6185,8 +3805,31 @@
               <w:pStyle w:val="BodyTextStandard"/>
             </w:pPr>
             <w:r>
-              <w:lastRenderedPageBreak/>
-              <w:t>No.</w:t>
+              <w:t>The project will link Understanding Society data to the Institute for Fiscal Studies (IFS) COVID-19 Restrictions Dataset, which provides detailed information on the timing and intensity of local policy measures in the UK, including school closures, restrictions on economic activity, and social distancing measures at the Local Authority District level.</w:t>
+            </w:r>
+          </w:p>
+          <w:p>
+            <w:pPr>
+              <w:pStyle w:val="BodyTextStandard"/>
+            </w:pPr>
+            <w:r>
+              <w:t>Key variables from this dataset include indicators of primary and secondary school closures, as well as measures of restrictions affecting workplaces and social interactions. These variables vary over time and across Local Authorities.</w:t>
+            </w:r>
+          </w:p>
+          <w:p>
+            <w:pPr>
+              <w:pStyle w:val="BodyTextStandard"/>
+            </w:pPr>
+            <w:r>
+              <w:t>Linkage will be conducted using Local Authority District identifiers available in the Special Licence version of Understanding Society. Households will be matched to the corresponding Local Authority, and policy variables will be assigned based on the timing of the interview.</w:t>
+            </w:r>
+          </w:p>
+          <w:p>
+            <w:pPr>
+              <w:pStyle w:val="BodyTextStandard"/>
+            </w:pPr>
+            <w:r>
+              <w:t>This linkage is necessary to incorporate variation in local policy environments into the analysis and to examine how differences in school closures and other restrictions affected intra-household labour allocation.</w:t>
             </w:r>
           </w:p>
         </w:tc>
@@ -6277,30 +3920,52 @@
           <w:p>
             <w:pPr>
               <w:pStyle w:val="BodyTextStandard"/>
+              <w:rPr>
+                <w:lang/>
+              </w:rPr>
             </w:pPr>
             <w:r>
-              <w:t>The primary outputs of this project will be empirical analysis of changes in intra-household labour allocation associated with differential exposure to COVID-19 sectoral restrictions. We will produce statistical estimates of how asymmetric shocks to presence at home within couples affected employment status, working hours, childcare responsibilities, and domestic work, with particular attention to parents of young children.</w:t>
+              <w:rPr>
+                <w:lang/>
+              </w:rPr>
+              <w:lastRenderedPageBreak/>
+              <w:t>The primary outputs of this project will be empirical analysis of changes in intra-household labour allocation associated with differential exposure to COVID-19 sectoral restrictions and local policy measures. We will produce statistical estimates of how asymmetric shocks to presence at home within couples affected employment status, working hours, childcare responsibilities, and domestic work, with particular attention to parents of young children.</w:t>
             </w:r>
           </w:p>
           <w:p>
             <w:pPr>
               <w:pStyle w:val="BodyTextStandard"/>
+              <w:rPr>
+                <w:lang/>
+              </w:rPr>
             </w:pPr>
             <w:r>
+              <w:rPr>
+                <w:lang/>
+              </w:rPr>
               <w:t>The results will be presented in the form of regression estimates, summary tables, and figures illustrating differences across exposure groups and family types. We intend to prepare one or more academic papers for submission to peer-reviewed journals in economics or related social sciences. The findings may also be presented at academic conferences and seminars.</w:t>
             </w:r>
           </w:p>
           <w:p>
             <w:pPr>
               <w:pStyle w:val="BodyTextStandard"/>
+              <w:rPr>
+                <w:lang/>
+              </w:rPr>
             </w:pPr>
             <w:r>
+              <w:rPr>
+                <w:lang/>
+              </w:rPr>
               <w:t>By providing evidence on whether temporary gender role reversals can alter patterns of household labour division, the project aims to contribute to policy discussions on gender equality, family policy, and labour market resilience in response to large economic disruptions.</w:t>
             </w:r>
           </w:p>
           <w:p>
             <w:pPr>
               <w:pStyle w:val="BodyTextStandard"/>
+              <w:rPr>
+                <w:lang/>
+              </w:rPr>
             </w:pPr>
           </w:p>
         </w:tc>
@@ -6393,8 +4058,14 @@
           <w:p>
             <w:pPr>
               <w:pStyle w:val="BodyTextStandard"/>
+              <w:rPr>
+                <w:lang/>
+              </w:rPr>
             </w:pPr>
             <w:r>
+              <w:rPr>
+                <w:lang/>
+              </w:rPr>
               <w:lastRenderedPageBreak/>
               <w:t>All analysis will comply with the UK Data Service Research Data Handling and Security: Guide for Users and the Office for National Statistics guidance on disclosure control for survey data outputs.</w:t>
             </w:r>
@@ -6402,30 +4073,51 @@
           <w:p>
             <w:pPr>
               <w:pStyle w:val="BodyTextStandard"/>
+              <w:rPr>
+                <w:lang/>
+              </w:rPr>
             </w:pPr>
             <w:r>
-              <w:t>The detailed industry and occupation variables accessed under the Special Licence will be used solely to construct categorical exposure indicators and will not be reported in any publication, table, or output. No outputs will include disaggregated SIC or SOC classifications beyond broad analytical groupings necessary for interpretation.</w:t>
+              <w:rPr>
+                <w:lang/>
+              </w:rPr>
+              <w:t>The detailed industry, occupation, and geographical variables accessed under the Special Licence will be used solely to construct categorical exposure indicators and will not be reported in any publication, table, or output. No outputs will include disaggregated SIC or SOC classifications or detailed geographical identifiers beyond broad analytical groupings necessary for interpretation.</w:t>
             </w:r>
           </w:p>
           <w:p>
             <w:pPr>
               <w:pStyle w:val="BodyTextStandard"/>
+              <w:rPr>
+                <w:lang/>
+              </w:rPr>
             </w:pPr>
             <w:r>
+              <w:rPr>
+                <w:lang/>
+              </w:rPr>
               <w:t>We will not report tabulations or summary statistics based on fewer than 10 unweighted observations per cell. Where necessary, categories will be aggregated to ensure compliance with this threshold and to prevent disclosure risk. No outputs will identify individual respondents, households, employers, or small geographic areas.</w:t>
             </w:r>
           </w:p>
           <w:p>
             <w:pPr>
               <w:pStyle w:val="BodyTextStandard"/>
+              <w:rPr>
+                <w:lang/>
+              </w:rPr>
             </w:pPr>
             <w:r>
+              <w:rPr>
+                <w:lang/>
+              </w:rPr>
               <w:t>Regression results will report coefficients, standard errors, and overall sample sizes only. No individual-level data will be shared. All outputs will consist solely of aggregated statistical summaries that comply with applicable disclosure control standards.</w:t>
             </w:r>
           </w:p>
           <w:p>
             <w:pPr>
               <w:pStyle w:val="BodyTextStandard"/>
+              <w:rPr>
+                <w:lang/>
+              </w:rPr>
             </w:pPr>
           </w:p>
         </w:tc>
@@ -10968,7 +8660,6 @@
   <w:style w:type="character" w:default="1" w:styleId="DefaultParagraphFont">
     <w:name w:val="Default Paragraph Font"/>
     <w:uiPriority w:val="1"/>
-    <w:semiHidden/>
     <w:unhideWhenUsed/>
   </w:style>
   <w:style w:type="table" w:default="1" w:styleId="TableNormal">
@@ -14253,7 +11944,7 @@
       <w:rFonts w:ascii="Times New Roman" w:eastAsia="Times New Roman" w:hAnsi="Times New Roman" w:cs="Times New Roman"/>
       <w:color w:val="auto"/>
       <w:spacing w:val="0"/>
-      <w:lang w:val="en-IL" w:bidi="he-IL"/>
+      <w:lang w:bidi="he-IL"/>
     </w:rPr>
   </w:style>
 </w:styles>

--- a/data_agreements/SpecialLicenceProjectApplication.docx
+++ b/data_agreements/SpecialLicenceProjectApplication.docx
@@ -150,9 +150,9 @@
         <w:br w:type="page"/>
       </w:r>
     </w:p>
-    <w:bookmarkStart w:id="0" w:name="_Toc196393081" w:displacedByCustomXml="next"/>
+    <w:bookmarkStart w:id="0" w:name="_Toc95924690" w:displacedByCustomXml="next"/>
     <w:bookmarkStart w:id="1" w:name="_Toc132808914" w:displacedByCustomXml="next"/>
-    <w:bookmarkStart w:id="2" w:name="_Toc95924690" w:displacedByCustomXml="next"/>
+    <w:bookmarkStart w:id="2" w:name="_Toc196393081" w:displacedByCustomXml="next"/>
     <w:sdt>
       <w:sdtPr>
         <w:rPr>
@@ -2617,73 +2617,143 @@
             <w:tcW w:w="6085" w:type="dxa"/>
           </w:tcPr>
           <w:p>
-            <w:r>
-              <w:t xml:space="preserve">Data will be stored on the </w:t>
-            </w:r>
-            <w:r>
-              <w:rPr>
-                <w:b/>
-                <w:bCs/>
-              </w:rPr>
-              <w:t>research student’s</w:t>
-            </w:r>
-            <w:r>
-              <w:t xml:space="preserve"> university provided laptop and accessed by him in his university office at:</w:t>
-            </w:r>
-            <w:r>
+            <w:pPr>
+              <w:rPr>
+                <w:lang/>
+              </w:rPr>
+            </w:pPr>
+            <w:r>
+              <w:rPr>
+                <w:lang/>
+              </w:rPr>
+              <w:t>Data will be stored and processed on a secure desktop computer located in a locked office at:</w:t>
+            </w:r>
+            <w:r>
+              <w:rPr>
+                <w:lang/>
+              </w:rPr>
               <w:br/>
-            </w:r>
-            <w:r>
               <w:t>The Eitan Berglas School of Economics</w:t>
+            </w:r>
+            <w:r>
+              <w:rPr>
+                <w:lang/>
+              </w:rPr>
+              <w:br/>
+              <w:t>Tel Aviv University, Ramat Aviv 6997801</w:t>
+            </w:r>
+            <w:r>
+              <w:rPr>
+                <w:lang/>
+              </w:rPr>
+              <w:br/>
+              <w:t>ISRAEL</w:t>
             </w:r>
           </w:p>
           <w:p>
-            <w:r>
-              <w:t>Tel Aviv University,</w:t>
-            </w:r>
-            <w:r>
-              <w:t xml:space="preserve"> </w:t>
-            </w:r>
-            <w:r>
-              <w:t>Ramat Aviv 6997801</w:t>
+            <w:pPr>
+              <w:rPr>
+                <w:lang/>
+              </w:rPr>
+            </w:pPr>
+            <w:r>
+              <w:rPr>
+                <w:lang/>
+              </w:rPr>
+              <w:t>The data will be accessed remotely</w:t>
+            </w:r>
+            <w:r>
+              <w:rPr>
+                <w:lang w:val="en-US"/>
+              </w:rPr>
+              <w:t xml:space="preserve"> by the research student</w:t>
+            </w:r>
+            <w:r>
+              <w:rPr>
+                <w:lang/>
+              </w:rPr>
+              <w:t xml:space="preserve"> via Tel Aviv University’s secure VPN system from the following locations:</w:t>
             </w:r>
           </w:p>
           <w:p>
-            <w:r>
+            <w:pPr>
+              <w:rPr>
+                <w:lang/>
+              </w:rPr>
+            </w:pPr>
+            <w:r>
+              <w:rPr>
+                <w:lang/>
+              </w:rPr>
+              <w:t>The Eitan Berglas School of Economics</w:t>
+            </w:r>
+            <w:r>
+              <w:rPr>
+                <w:lang/>
+              </w:rPr>
+              <w:br/>
+              <w:t>Tel Aviv University, Ramat Aviv 6997801</w:t>
+            </w:r>
+            <w:r>
+              <w:rPr>
+                <w:lang/>
+              </w:rPr>
+              <w:br/>
               <w:t>ISRAEL</w:t>
-            </w:r>
-          </w:p>
-          <w:p/>
-          <w:p>
-            <w:r>
-              <w:t>And in his home office at:</w:t>
             </w:r>
           </w:p>
           <w:p>
-            <w:r>
-              <w:t xml:space="preserve">140 </w:t>
-            </w:r>
-            <w:proofErr w:type="spellStart"/>
-            <w:r>
-              <w:t>Arlozorov</w:t>
-            </w:r>
-            <w:proofErr w:type="spellEnd"/>
-            <w:r>
-              <w:t xml:space="preserve"> st., </w:t>
+            <w:pPr>
+              <w:rPr>
+                <w:lang/>
+              </w:rPr>
+            </w:pPr>
+            <w:r>
+              <w:rPr>
+                <w:lang/>
+              </w:rPr>
+              <w:t xml:space="preserve">And from </w:t>
+            </w:r>
+            <w:r>
+              <w:rPr>
+                <w:lang w:val="en-US"/>
+              </w:rPr>
+              <w:t>his</w:t>
+            </w:r>
+            <w:r>
+              <w:rPr>
+                <w:lang/>
+              </w:rPr>
+              <w:t xml:space="preserve"> home office at:</w:t>
+            </w:r>
+            <w:r>
+              <w:rPr>
+                <w:lang/>
+              </w:rPr>
+              <w:br/>
+              <w:t>140 Arlozorov st.,</w:t>
+            </w:r>
+            <w:r>
+              <w:rPr>
+                <w:lang/>
+              </w:rPr>
+              <w:br/>
+              <w:t>Tel Aviv-Yaffo, 6209821</w:t>
+            </w:r>
+            <w:r>
+              <w:rPr>
+                <w:lang/>
+              </w:rPr>
+              <w:br/>
+              <w:t>Israel</w:t>
             </w:r>
           </w:p>
           <w:p>
-            <w:r>
-              <w:t xml:space="preserve">Tel Aviv-Yaffo, </w:t>
-            </w:r>
-            <w:r>
-              <w:t>6209821</w:t>
-            </w:r>
-          </w:p>
-          <w:p>
-            <w:r>
-              <w:t>Israel</w:t>
-            </w:r>
+            <w:pPr>
+              <w:rPr>
+                <w:lang/>
+              </w:rPr>
+            </w:pPr>
           </w:p>
         </w:tc>
       </w:tr>
@@ -2758,38 +2828,77 @@
             <w:pPr>
               <w:pStyle w:val="NormalWeb"/>
               <w:rPr>
-                <w:rFonts w:cs="Arial"/>
+                <w:lang/>
               </w:rPr>
             </w:pPr>
             <w:r>
               <w:rPr>
-                <w:rFonts w:cs="Arial"/>
-              </w:rPr>
-              <w:t xml:space="preserve">The data will be accessed from </w:t>
-            </w:r>
-            <w:r>
-              <w:rPr>
-                <w:rFonts w:cs="Arial"/>
-              </w:rPr>
-              <w:t>the research student’s</w:t>
-            </w:r>
-            <w:r>
-              <w:rPr>
-                <w:rFonts w:cs="Arial"/>
-              </w:rPr>
-              <w:t xml:space="preserve"> university office and from </w:t>
-            </w:r>
-            <w:r>
-              <w:rPr>
-                <w:rFonts w:cs="Arial"/>
-              </w:rPr>
-              <w:t xml:space="preserve">his </w:t>
-            </w:r>
-            <w:r>
-              <w:rPr>
-                <w:rFonts w:cs="Arial"/>
-              </w:rPr>
-              <w:t>home workspace using a laptop provided by Tel Aviv University. The laptop is encrypted (BitLocker) and protected by a password that only I have access to.</w:t>
+                <w:lang/>
+              </w:rPr>
+              <w:t>The data will be stored and processed on a university-managed desktop computer located in a locked office at Tel Aviv University. Physical access to this computer is restricted, and the office remains locked when not in use.</w:t>
+            </w:r>
+          </w:p>
+          <w:p>
+            <w:pPr>
+              <w:pStyle w:val="NormalWeb"/>
+              <w:rPr>
+                <w:lang/>
+              </w:rPr>
+            </w:pPr>
+            <w:r>
+              <w:rPr>
+                <w:lang/>
+              </w:rPr>
+              <w:t>Access to the data will be limited to approved project members and will be conducted remotely via Tel Aviv University’s secure VPN using personal user accounts with two-factor authentication. Remote access sessions will be initiated only when required and will be closed when not in use.</w:t>
+            </w:r>
+          </w:p>
+          <w:p>
+            <w:pPr>
+              <w:pStyle w:val="NormalWeb"/>
+              <w:rPr>
+                <w:lang/>
+              </w:rPr>
+            </w:pPr>
+            <w:r>
+              <w:rPr>
+                <w:lang/>
+              </w:rPr>
+              <w:t>No data will be stored on personal laptops, external drives, or cloud storage services. All processing will take place on the institutional computer, and no data will be downloaded or transferred outside the secure environment.</w:t>
+            </w:r>
+          </w:p>
+          <w:p>
+            <w:pPr>
+              <w:pStyle w:val="NormalWeb"/>
+              <w:rPr>
+                <w:lang/>
+              </w:rPr>
+            </w:pPr>
+            <w:r>
+              <w:rPr>
+                <w:lang/>
+              </w:rPr>
+              <w:t xml:space="preserve">The institutional computer is encrypted (BitLocker) and protected by password authentication. The system is configured to automatically lock after a short period of inactivity and requires authentication to regain access. The </w:t>
+            </w:r>
+            <w:r>
+              <w:rPr>
+                <w:lang/>
+              </w:rPr>
+              <w:lastRenderedPageBreak/>
+              <w:t>system receives regular security updates and is protected by anti-malware software.</w:t>
+            </w:r>
+          </w:p>
+          <w:p>
+            <w:pPr>
+              <w:pStyle w:val="NormalWeb"/>
+              <w:rPr>
+                <w:lang/>
+              </w:rPr>
+            </w:pPr>
+            <w:r>
+              <w:rPr>
+                <w:lang/>
+              </w:rPr>
+              <w:t>At the end of the project, all data will be securely deleted in accordance with UK Data Service requirements.</w:t>
             </w:r>
           </w:p>
           <w:p>
@@ -2797,6 +2906,7 @@
               <w:pStyle w:val="p1"/>
               <w:rPr>
                 <w:rFonts w:cs="Arial"/>
+                <w:lang/>
               </w:rPr>
             </w:pPr>
           </w:p>
@@ -3614,14 +3724,8 @@
           <w:p>
             <w:pPr>
               <w:pStyle w:val="BodyTextStandard"/>
-              <w:rPr>
-                <w:lang/>
-              </w:rPr>
             </w:pPr>
             <w:r>
-              <w:rPr>
-                <w:lang/>
-              </w:rPr>
               <w:lastRenderedPageBreak/>
               <w:t>This project requires access to the Special Licence version of Understanding Society in order to obtain detailed industry and occupation identifiers for both partners within households. The empirical design relies on constructing measures of exposure to COVID-19 sectoral restrictions at the industry–occupation level, including classification into sectors subject to shutdowns, essential/key worker sectors requiring work outside the home, and occupations with the capacity to transition to remote work.</w:t>
             </w:r>
@@ -3629,56 +3733,32 @@
           <w:p>
             <w:pPr>
               <w:pStyle w:val="BodyTextStandard"/>
-              <w:rPr>
-                <w:lang/>
-              </w:rPr>
             </w:pPr>
             <w:r>
-              <w:rPr>
-                <w:lang/>
-              </w:rPr>
               <w:t>To implement this classification, we require access to the full Standard Industrial Classification (SIC) and Standard Occupational Classification (SOC) codes (e.g., jbsic07, jobsoc00) available under the Special Licence. The broader industry and occupation groupings in the End User Licence (EUL) version do not provide sufficient detail to distinguish between sub-sectors that were differentially affected by pandemic restrictions (for example, essential versus non-essential retail, frontline versus non-frontline healthcare, or occupations with differing remote-work feasibility). The detailed codes are therefore necessary to construct accurate exposure measures.</w:t>
             </w:r>
           </w:p>
           <w:p>
             <w:pPr>
               <w:pStyle w:val="BodyTextStandard"/>
-              <w:rPr>
-                <w:lang/>
-              </w:rPr>
             </w:pPr>
             <w:r>
-              <w:rPr>
-                <w:lang/>
-              </w:rPr>
               <w:t>In addition, the project requires Local Authority District identifiers to link households to external data on local COVID-19 restrictions, including school closures. The EUL version provides geographical information only at the Government Office Region level, which is too aggregated to capture this variation. Access to Local Authority identifiers is therefore necessary to construct accurate measures of local policy exposure.</w:t>
             </w:r>
           </w:p>
           <w:p>
             <w:pPr>
               <w:pStyle w:val="BodyTextStandard"/>
-              <w:rPr>
-                <w:lang/>
-              </w:rPr>
             </w:pPr>
             <w:r>
-              <w:rPr>
-                <w:lang/>
-              </w:rPr>
               <w:t>A further key feature of Understanding Society is the ability to link pre-pandemic employment information to the Understanding Society COVID-19 Study waves. This linkage allows us to examine short-term adjustments in employment status, working from home, childcare responsibilities, and health, and to analyse the mechanisms underlying changes in household labour allocation. Alternative UK datasets do not combine detailed couple-level panel data with both employment detail and pandemic-specific survey waves.</w:t>
             </w:r>
           </w:p>
           <w:p>
             <w:pPr>
               <w:pStyle w:val="BodyTextStandard"/>
-              <w:rPr>
-                <w:lang/>
-              </w:rPr>
             </w:pPr>
             <w:r>
-              <w:rPr>
-                <w:lang/>
-              </w:rPr>
               <w:t>The detailed SIC, SOC, and geographical variables will be used solely to construct categorical exposure indicators at the couple level and will not be reported in any publication or output. We have considered less restrictive data versions and alternative sources; however, the EUL version does not provide sufficient detail in industry, occupation, or geography to implement the proposed design. The Special Licence version is therefore required.</w:t>
             </w:r>
           </w:p>
@@ -3920,14 +4000,8 @@
           <w:p>
             <w:pPr>
               <w:pStyle w:val="BodyTextStandard"/>
-              <w:rPr>
-                <w:lang/>
-              </w:rPr>
             </w:pPr>
             <w:r>
-              <w:rPr>
-                <w:lang/>
-              </w:rPr>
               <w:lastRenderedPageBreak/>
               <w:t>The primary outputs of this project will be empirical analysis of changes in intra-household labour allocation associated with differential exposure to COVID-19 sectoral restrictions and local policy measures. We will produce statistical estimates of how asymmetric shocks to presence at home within couples affected employment status, working hours, childcare responsibilities, and domestic work, with particular attention to parents of young children.</w:t>
             </w:r>
@@ -3935,37 +4009,22 @@
           <w:p>
             <w:pPr>
               <w:pStyle w:val="BodyTextStandard"/>
-              <w:rPr>
-                <w:lang/>
-              </w:rPr>
             </w:pPr>
             <w:r>
-              <w:rPr>
-                <w:lang/>
-              </w:rPr>
               <w:t>The results will be presented in the form of regression estimates, summary tables, and figures illustrating differences across exposure groups and family types. We intend to prepare one or more academic papers for submission to peer-reviewed journals in economics or related social sciences. The findings may also be presented at academic conferences and seminars.</w:t>
             </w:r>
           </w:p>
           <w:p>
             <w:pPr>
               <w:pStyle w:val="BodyTextStandard"/>
-              <w:rPr>
-                <w:lang/>
-              </w:rPr>
             </w:pPr>
             <w:r>
-              <w:rPr>
-                <w:lang/>
-              </w:rPr>
               <w:t>By providing evidence on whether temporary gender role reversals can alter patterns of household labour division, the project aims to contribute to policy discussions on gender equality, family policy, and labour market resilience in response to large economic disruptions.</w:t>
             </w:r>
           </w:p>
           <w:p>
             <w:pPr>
               <w:pStyle w:val="BodyTextStandard"/>
-              <w:rPr>
-                <w:lang/>
-              </w:rPr>
             </w:pPr>
           </w:p>
         </w:tc>
@@ -4058,14 +4117,8 @@
           <w:p>
             <w:pPr>
               <w:pStyle w:val="BodyTextStandard"/>
-              <w:rPr>
-                <w:lang/>
-              </w:rPr>
             </w:pPr>
             <w:r>
-              <w:rPr>
-                <w:lang/>
-              </w:rPr>
               <w:lastRenderedPageBreak/>
               <w:t>All analysis will comply with the UK Data Service Research Data Handling and Security: Guide for Users and the Office for National Statistics guidance on disclosure control for survey data outputs.</w:t>
             </w:r>
@@ -4073,51 +4126,30 @@
           <w:p>
             <w:pPr>
               <w:pStyle w:val="BodyTextStandard"/>
-              <w:rPr>
-                <w:lang/>
-              </w:rPr>
             </w:pPr>
             <w:r>
-              <w:rPr>
-                <w:lang/>
-              </w:rPr>
               <w:t>The detailed industry, occupation, and geographical variables accessed under the Special Licence will be used solely to construct categorical exposure indicators and will not be reported in any publication, table, or output. No outputs will include disaggregated SIC or SOC classifications or detailed geographical identifiers beyond broad analytical groupings necessary for interpretation.</w:t>
             </w:r>
           </w:p>
           <w:p>
             <w:pPr>
               <w:pStyle w:val="BodyTextStandard"/>
-              <w:rPr>
-                <w:lang/>
-              </w:rPr>
             </w:pPr>
             <w:r>
-              <w:rPr>
-                <w:lang/>
-              </w:rPr>
               <w:t>We will not report tabulations or summary statistics based on fewer than 10 unweighted observations per cell. Where necessary, categories will be aggregated to ensure compliance with this threshold and to prevent disclosure risk. No outputs will identify individual respondents, households, employers, or small geographic areas.</w:t>
             </w:r>
           </w:p>
           <w:p>
             <w:pPr>
               <w:pStyle w:val="BodyTextStandard"/>
-              <w:rPr>
-                <w:lang/>
-              </w:rPr>
             </w:pPr>
             <w:r>
-              <w:rPr>
-                <w:lang/>
-              </w:rPr>
               <w:t>Regression results will report coefficients, standard errors, and overall sample sizes only. No individual-level data will be shared. All outputs will consist solely of aggregated statistical summaries that comply with applicable disclosure control standards.</w:t>
             </w:r>
           </w:p>
           <w:p>
             <w:pPr>
               <w:pStyle w:val="BodyTextStandard"/>
-              <w:rPr>
-                <w:lang/>
-              </w:rPr>
             </w:pPr>
           </w:p>
         </w:tc>

--- a/data_agreements/SpecialLicenceProjectApplication.docx
+++ b/data_agreements/SpecialLicenceProjectApplication.docx
@@ -150,9 +150,9 @@
         <w:br w:type="page"/>
       </w:r>
     </w:p>
-    <w:bookmarkStart w:id="0" w:name="_Toc95924690" w:displacedByCustomXml="next"/>
+    <w:bookmarkStart w:id="0" w:name="_Toc196393081" w:displacedByCustomXml="next"/>
     <w:bookmarkStart w:id="1" w:name="_Toc132808914" w:displacedByCustomXml="next"/>
-    <w:bookmarkStart w:id="2" w:name="_Toc196393081" w:displacedByCustomXml="next"/>
+    <w:bookmarkStart w:id="2" w:name="_Toc95924690" w:displacedByCustomXml="next"/>
     <w:sdt>
       <w:sdtPr>
         <w:rPr>
@@ -2101,7 +2101,29 @@
           </w:tcPr>
           <w:p>
             <w:r>
-              <w:t>02/03/2026</w:t>
+              <w:t>0</w:t>
+            </w:r>
+            <w:r>
+              <w:rPr>
+                <w:rFonts w:hint="cs"/>
+                <w:rtl/>
+                <w:lang w:bidi="he-IL"/>
+              </w:rPr>
+              <w:t>7</w:t>
+            </w:r>
+            <w:r>
+              <w:t>/0</w:t>
+            </w:r>
+            <w:r>
+              <w:rPr>
+                <w:rFonts w:hint="cs"/>
+                <w:rtl/>
+                <w:lang w:bidi="he-IL"/>
+              </w:rPr>
+              <w:t>5</w:t>
+            </w:r>
+            <w:r>
+              <w:t>/2026</w:t>
             </w:r>
           </w:p>
         </w:tc>
@@ -2189,7 +2211,20 @@
           <w:tcPr>
             <w:tcW w:w="4809" w:type="dxa"/>
           </w:tcPr>
-          <w:p/>
+          <w:p>
+            <w:pPr>
+              <w:rPr>
+                <w:rFonts w:hint="cs"/>
+                <w:lang w:val="en-US" w:bidi="he-IL"/>
+              </w:rPr>
+            </w:pPr>
+            <w:r>
+              <w:rPr>
+                <w:lang w:val="en-US" w:bidi="he-IL"/>
+              </w:rPr>
+              <w:t>No</w:t>
+            </w:r>
+          </w:p>
         </w:tc>
       </w:tr>
       <w:tr>
@@ -2617,144 +2652,202 @@
             <w:tcW w:w="6085" w:type="dxa"/>
           </w:tcPr>
           <w:p>
-            <w:pPr>
-              <w:rPr>
-                <w:lang/>
-              </w:rPr>
-            </w:pPr>
-            <w:r>
-              <w:rPr>
-                <w:lang/>
-              </w:rPr>
+            <w:r>
               <w:t>Data will be stored and processed on a secure desktop computer located in a locked office at:</w:t>
             </w:r>
             <w:r>
-              <w:rPr>
-                <w:lang/>
-              </w:rPr>
               <w:br/>
+            </w:r>
+          </w:p>
+          <w:p>
+            <w:r>
               <w:t>The Eitan Berglas School of Economics</w:t>
             </w:r>
             <w:r>
-              <w:rPr>
-                <w:lang/>
-              </w:rPr>
               <w:br/>
               <w:t>Tel Aviv University, Ramat Aviv 6997801</w:t>
             </w:r>
             <w:r>
-              <w:rPr>
-                <w:lang/>
-              </w:rPr>
               <w:br/>
               <w:t>ISRAEL</w:t>
+            </w:r>
+          </w:p>
+          <w:p/>
+          <w:p>
+            <w:r>
+              <w:t>The data will be accessed remotely</w:t>
+            </w:r>
+            <w:r>
+              <w:rPr>
+                <w:lang w:val="en-US"/>
+              </w:rPr>
+              <w:t xml:space="preserve"> by </w:t>
+            </w:r>
+            <w:r>
+              <w:rPr>
+                <w:lang w:val="en-US"/>
+              </w:rPr>
+              <w:t xml:space="preserve">me </w:t>
+            </w:r>
+            <w:r>
+              <w:t>via Tel Aviv University’s secure VPN system from the following locations:</w:t>
+            </w:r>
+          </w:p>
+          <w:p/>
+          <w:p>
+            <w:pPr>
+              <w:autoSpaceDE w:val="0"/>
+              <w:autoSpaceDN w:val="0"/>
+              <w:adjustRightInd w:val="0"/>
+              <w:spacing w:before="0" w:after="0" w:line="240" w:lineRule="auto"/>
+              <w:rPr>
+                <w:rFonts w:eastAsia="Arial Unicode MS"/>
+                <w:kern w:val="1"/>
+                <w:lang w:eastAsia="en-GB"/>
+              </w:rPr>
+            </w:pPr>
+            <w:r>
+              <w:rPr>
+                <w:rFonts w:eastAsia="Arial Unicode MS"/>
+                <w:kern w:val="1"/>
+                <w:lang w:eastAsia="en-GB"/>
+              </w:rPr>
+              <w:t>The University of Manchester</w:t>
             </w:r>
           </w:p>
           <w:p>
             <w:pPr>
-              <w:rPr>
-                <w:lang/>
+              <w:autoSpaceDE w:val="0"/>
+              <w:autoSpaceDN w:val="0"/>
+              <w:adjustRightInd w:val="0"/>
+              <w:spacing w:before="0" w:after="0" w:line="240" w:lineRule="auto"/>
+              <w:rPr>
+                <w:rFonts w:eastAsia="Arial Unicode MS"/>
+                <w:kern w:val="1"/>
+                <w:lang w:eastAsia="en-GB"/>
               </w:rPr>
             </w:pPr>
             <w:r>
               <w:rPr>
-                <w:lang/>
-              </w:rPr>
-              <w:t>The data will be accessed remotely</w:t>
-            </w:r>
-            <w:r>
-              <w:rPr>
-                <w:lang w:val="en-US"/>
-              </w:rPr>
-              <w:t xml:space="preserve"> by the research student</w:t>
-            </w:r>
-            <w:r>
-              <w:rPr>
-                <w:lang/>
-              </w:rPr>
-              <w:t xml:space="preserve"> via Tel Aviv University’s secure VPN system from the following locations:</w:t>
+                <w:rFonts w:eastAsia="Arial Unicode MS"/>
+                <w:kern w:val="1"/>
+                <w:lang w:eastAsia="en-GB"/>
+              </w:rPr>
+              <w:t>Oxford Road</w:t>
             </w:r>
           </w:p>
           <w:p>
             <w:pPr>
-              <w:rPr>
-                <w:lang/>
+              <w:autoSpaceDE w:val="0"/>
+              <w:autoSpaceDN w:val="0"/>
+              <w:adjustRightInd w:val="0"/>
+              <w:spacing w:before="0" w:after="0" w:line="240" w:lineRule="auto"/>
+              <w:rPr>
+                <w:rFonts w:eastAsia="Arial Unicode MS"/>
+                <w:kern w:val="1"/>
+                <w:lang w:eastAsia="en-GB"/>
               </w:rPr>
             </w:pPr>
             <w:r>
               <w:rPr>
-                <w:lang/>
-              </w:rPr>
+                <w:rFonts w:eastAsia="Arial Unicode MS"/>
+                <w:kern w:val="1"/>
+                <w:lang w:eastAsia="en-GB"/>
+              </w:rPr>
+              <w:t>Manchester</w:t>
+            </w:r>
+          </w:p>
+          <w:p>
+            <w:r>
+              <w:t>M13 9PL</w:t>
+            </w:r>
+          </w:p>
+          <w:p/>
+          <w:p>
+            <w:r>
+              <w:t>My home office:</w:t>
+            </w:r>
+          </w:p>
+          <w:p>
+            <w:r>
+              <w:t>14 Victoria rd.</w:t>
+            </w:r>
+          </w:p>
+          <w:p>
+            <w:r>
+              <w:t>London</w:t>
+            </w:r>
+          </w:p>
+          <w:p>
+            <w:r>
+              <w:t>N22 7XB</w:t>
+            </w:r>
+          </w:p>
+          <w:p/>
+          <w:p>
+            <w:r>
+              <w:t>The data will be accessed remotely</w:t>
+            </w:r>
+            <w:r>
+              <w:rPr>
+                <w:lang w:val="en-US"/>
+              </w:rPr>
+              <w:t xml:space="preserve"> by the research student</w:t>
+            </w:r>
+            <w:r>
+              <w:t xml:space="preserve"> via Tel Aviv University’s secure VPN system from the following locations:</w:t>
+            </w:r>
+          </w:p>
+          <w:p/>
+          <w:p>
+            <w:r>
               <w:t>The Eitan Berglas School of Economics</w:t>
             </w:r>
             <w:r>
-              <w:rPr>
-                <w:lang/>
-              </w:rPr>
               <w:br/>
               <w:t>Tel Aviv University, Ramat Aviv 6997801</w:t>
             </w:r>
             <w:r>
-              <w:rPr>
-                <w:lang/>
-              </w:rPr>
               <w:br/>
               <w:t>ISRAEL</w:t>
             </w:r>
           </w:p>
+          <w:p/>
           <w:p>
-            <w:pPr>
-              <w:rPr>
-                <w:lang/>
-              </w:rPr>
-            </w:pPr>
-            <w:r>
-              <w:rPr>
-                <w:lang/>
-              </w:rPr>
-              <w:t xml:space="preserve">And from </w:t>
+            <w:r>
+              <w:t>H</w:t>
             </w:r>
             <w:r>
               <w:rPr>
                 <w:lang w:val="en-US"/>
               </w:rPr>
-              <w:t>his</w:t>
-            </w:r>
-            <w:r>
-              <w:rPr>
-                <w:lang/>
-              </w:rPr>
+              <w:t>is</w:t>
+            </w:r>
+            <w:r>
               <w:t xml:space="preserve"> home office at:</w:t>
             </w:r>
             <w:r>
-              <w:rPr>
-                <w:lang/>
-              </w:rPr>
               <w:br/>
-              <w:t>140 Arlozorov st.,</w:t>
-            </w:r>
-            <w:r>
-              <w:rPr>
-                <w:lang/>
-              </w:rPr>
+              <w:t xml:space="preserve">140 </w:t>
+            </w:r>
+            <w:proofErr w:type="spellStart"/>
+            <w:r>
+              <w:t>Arlozorov</w:t>
+            </w:r>
+            <w:proofErr w:type="spellEnd"/>
+            <w:r>
+              <w:t xml:space="preserve"> st.,</w:t>
+            </w:r>
+            <w:r>
               <w:br/>
               <w:t>Tel Aviv-Yaffo, 6209821</w:t>
             </w:r>
             <w:r>
-              <w:rPr>
-                <w:lang/>
-              </w:rPr>
               <w:br/>
               <w:t>Israel</w:t>
             </w:r>
           </w:p>
-          <w:p>
-            <w:pPr>
-              <w:rPr>
-                <w:lang/>
-              </w:rPr>
-            </w:pPr>
-          </w:p>
+          <w:p/>
         </w:tc>
       </w:tr>
       <w:tr>
@@ -2774,6 +2867,7 @@
               <w:rPr>
                 <w:b/>
               </w:rPr>
+              <w:lastRenderedPageBreak/>
               <w:t>Measures in place to protect the data</w:t>
             </w:r>
             <w:bookmarkEnd w:id="15"/>
@@ -2827,77 +2921,46 @@
           <w:p>
             <w:pPr>
               <w:pStyle w:val="NormalWeb"/>
-              <w:rPr>
-                <w:lang/>
-              </w:rPr>
             </w:pPr>
             <w:r>
-              <w:rPr>
-                <w:lang/>
-              </w:rPr>
-              <w:t>The data will be stored and processed on a university-managed desktop computer located in a locked office at Tel Aviv University. Physical access to this computer is restricted, and the office remains locked when not in use.</w:t>
+              <w:t xml:space="preserve">The data will be stored and processed on a </w:t>
+            </w:r>
+            <w:r>
+              <w:t xml:space="preserve">Tel Aviv </w:t>
+            </w:r>
+            <w:r>
+              <w:t xml:space="preserve">university-managed desktop computer located in a locked office at Tel Aviv University. </w:t>
             </w:r>
           </w:p>
           <w:p>
             <w:pPr>
               <w:pStyle w:val="NormalWeb"/>
-              <w:rPr>
-                <w:lang/>
-              </w:rPr>
             </w:pPr>
             <w:r>
-              <w:rPr>
-                <w:lang/>
-              </w:rPr>
               <w:t>Access to the data will be limited to approved project members and will be conducted remotely via Tel Aviv University’s secure VPN using personal user accounts with two-factor authentication. Remote access sessions will be initiated only when required and will be closed when not in use.</w:t>
             </w:r>
           </w:p>
           <w:p>
             <w:pPr>
               <w:pStyle w:val="NormalWeb"/>
-              <w:rPr>
-                <w:lang/>
-              </w:rPr>
             </w:pPr>
             <w:r>
-              <w:rPr>
-                <w:lang/>
-              </w:rPr>
               <w:t>No data will be stored on personal laptops, external drives, or cloud storage services. All processing will take place on the institutional computer, and no data will be downloaded or transferred outside the secure environment.</w:t>
             </w:r>
           </w:p>
           <w:p>
             <w:pPr>
               <w:pStyle w:val="NormalWeb"/>
-              <w:rPr>
-                <w:lang/>
-              </w:rPr>
             </w:pPr>
             <w:r>
-              <w:rPr>
-                <w:lang/>
-              </w:rPr>
-              <w:t xml:space="preserve">The institutional computer is encrypted (BitLocker) and protected by password authentication. The system is configured to automatically lock after a short period of inactivity and requires authentication to regain access. The </w:t>
-            </w:r>
-            <w:r>
-              <w:rPr>
-                <w:lang/>
-              </w:rPr>
-              <w:lastRenderedPageBreak/>
-              <w:t>system receives regular security updates and is protected by anti-malware software.</w:t>
+              <w:t>The institutional computer is encrypted (BitLocker) and protected by password authentication. The system is configured to automatically lock after a short period of inactivity and requires authentication to regain access. The system receives regular security updates and is protected by anti-malware software.</w:t>
             </w:r>
           </w:p>
           <w:p>
             <w:pPr>
               <w:pStyle w:val="NormalWeb"/>
-              <w:rPr>
-                <w:lang/>
-              </w:rPr>
             </w:pPr>
             <w:r>
-              <w:rPr>
-                <w:lang/>
-              </w:rPr>
               <w:t>At the end of the project, all data will be securely deleted in accordance with UK Data Service requirements.</w:t>
             </w:r>
           </w:p>
@@ -2906,7 +2969,6 @@
               <w:pStyle w:val="p1"/>
               <w:rPr>
                 <w:rFonts w:cs="Arial"/>
-                <w:lang/>
               </w:rPr>
             </w:pPr>
           </w:p>
@@ -3031,7 +3093,19 @@
           <w:rPr>
             <w:rStyle w:val="Hyperlink"/>
           </w:rPr>
-          <w:t>UK Data Service website</w:t>
+          <w:t>UK D</w:t>
+        </w:r>
+        <w:r>
+          <w:rPr>
+            <w:rStyle w:val="Hyperlink"/>
+          </w:rPr>
+          <w:t>a</w:t>
+        </w:r>
+        <w:r>
+          <w:rPr>
+            <w:rStyle w:val="Hyperlink"/>
+          </w:rPr>
+          <w:t>ta Service website</w:t>
         </w:r>
       </w:hyperlink>
       <w:r>
@@ -3381,6 +3455,11 @@
     <w:p>
       <w:pPr>
         <w:pStyle w:val="BodyTextStandard"/>
+        <w:rPr>
+          <w:rFonts w:hint="cs"/>
+          <w:rtl/>
+          <w:lang w:val="en-US" w:bidi="he-IL"/>
+        </w:rPr>
       </w:pPr>
       <w:r>
         <w:t>Please provide a full and detailed description of the purpose for which the data are requested, describing the aims of the project. Where research is part of a larger programme, please include details below.</w:t>
@@ -8692,6 +8771,7 @@
   <w:style w:type="character" w:default="1" w:styleId="DefaultParagraphFont">
     <w:name w:val="Default Paragraph Font"/>
     <w:uiPriority w:val="1"/>
+    <w:semiHidden/>
     <w:unhideWhenUsed/>
   </w:style>
   <w:style w:type="table" w:default="1" w:styleId="TableNormal">
